--- a/pgr_app/modelos/modelo_pcmso_completo.docx
+++ b/pgr_app/modelos/modelo_pcmso_completo.docx
@@ -91,7 +91,7 @@
           </mc:Choice>
           <mc:Fallback>
             <w:pict>
-              <v:group w14:anchorId="6AAFA788" id="Group 1" o:spid="_x0000_s1026" style="width:537.1pt;height:239pt;mso-position-horizontal-relative:char;mso-position-vertical-relative:line" coordsize="68211,30353" o:gfxdata="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">
+              <v:group w14:anchorId="1F30C6A4" id="Group 1" o:spid="_x0000_s1026" style="width:537.1pt;height:239pt;mso-position-horizontal-relative:char;mso-position-vertical-relative:line" coordsize="68211,30353" o:gfxdata="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">
                 <v:shapetype id="_x0000_t75" coordsize="21600,21600" o:spt="75" o:preferrelative="t" path="m@4@5l@4@11@9@11@9@5xe" filled="f" stroked="f">
                   <v:stroke joinstyle="miter"/>
                   <v:formulas>
@@ -454,7 +454,7 @@
           </mc:Choice>
           <mc:Fallback>
             <w:pict>
-              <v:group w14:anchorId="2A5E1199" id="Group 4" o:spid="_x0000_s1026" style="position:absolute;margin-left:30pt;margin-top:15.7pt;width:537.1pt;height:1pt;z-index:-251662336;mso-wrap-distance-left:0;mso-wrap-distance-right:0;mso-position-horizontal-relative:page" coordsize="68211,127" o:gfxdata="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">
+              <v:group w14:anchorId="7817899F" id="Group 4" o:spid="_x0000_s1026" style="position:absolute;margin-left:30pt;margin-top:15.7pt;width:537.1pt;height:1pt;z-index:-251662336;mso-wrap-distance-left:0;mso-wrap-distance-right:0;mso-position-horizontal-relative:page" coordsize="68211,127" o:gfxdata="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">
                 <v:shape id="Graphic 5" o:spid="_x0000_s1027" style="position:absolute;width:68211;height:63;visibility:visible;mso-wrap-style:square;v-text-anchor:top" coordsize="6821170,6350" o:gfxdata="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" path="m6820792,6350l,6350,,,6820792,r,6350xe" fillcolor="#999" stroked="f">
                   <v:path arrowok="t"/>
                 </v:shape>
@@ -551,7 +551,7 @@
           </mc:Choice>
           <mc:Fallback>
             <w:pict>
-              <v:shape w14:anchorId="6E071B42" id="Graphic 8" o:spid="_x0000_s1026" style="position:absolute;margin-left:28.5pt;margin-top:21.2pt;width:538.6pt;height:10pt;z-index:-251659264;visibility:visible;mso-wrap-style:square;mso-wrap-distance-left:0;mso-wrap-distance-top:0;mso-wrap-distance-right:0;mso-wrap-distance-bottom:0;mso-position-horizontal:absolute;mso-position-horizontal-relative:page;mso-position-vertical:absolute;mso-position-vertical-relative:text;v-text-anchor:top" coordsize="6840220,127000" o:gfxdata="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" path="m6839842,127000l,127000,,,6839842,r,127000xe" fillcolor="#12538f" stroked="f">
+              <v:shape w14:anchorId="5D7B8463" id="Graphic 8" o:spid="_x0000_s1026" style="position:absolute;margin-left:28.5pt;margin-top:21.2pt;width:538.6pt;height:10pt;z-index:-251659264;visibility:visible;mso-wrap-style:square;mso-wrap-distance-left:0;mso-wrap-distance-top:0;mso-wrap-distance-right:0;mso-wrap-distance-bottom:0;mso-position-horizontal:absolute;mso-position-horizontal-relative:page;mso-position-vertical:absolute;mso-position-vertical-relative:text;v-text-anchor:top" coordsize="6840220,127000" o:gfxdata="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" path="m6839842,127000l,127000,,,6839842,r,127000xe" fillcolor="#12538f" stroked="f">
                 <v:path arrowok="t"/>
                 <w10:wrap type="topAndBottom" anchorx="page"/>
               </v:shape>
@@ -931,7 +931,7 @@
           </mc:Choice>
           <mc:Fallback>
             <w:pict>
-              <v:group w14:anchorId="3684A831" id="Group 9" o:spid="_x0000_s1026" style="position:absolute;margin-left:33pt;margin-top:16pt;width:534.1pt;height:1pt;z-index:-251657728;mso-wrap-distance-left:0;mso-wrap-distance-right:0;mso-position-horizontal-relative:page" coordsize="67830,127" o:gfxdata="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">
+              <v:group w14:anchorId="15682740" id="Group 9" o:spid="_x0000_s1026" style="position:absolute;margin-left:33pt;margin-top:16pt;width:534.1pt;height:1pt;z-index:-251657728;mso-wrap-distance-left:0;mso-wrap-distance-right:0;mso-position-horizontal-relative:page" coordsize="67830,127" o:gfxdata="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">
                 <v:shape id="Graphic 10" o:spid="_x0000_s1027" style="position:absolute;width:67830;height:63;visibility:visible;mso-wrap-style:square;v-text-anchor:top" coordsize="6783070,6350" o:gfxdata="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" path="m6782692,6350l,6350,,,6782692,r,6350xe" fillcolor="#999" stroked="f">
                   <v:path arrowok="t"/>
                 </v:shape>
@@ -2132,7 +2132,7 @@
           </mc:Choice>
           <mc:Fallback>
             <w:pict>
-              <v:group w14:anchorId="3C3429B5" id="Group 32" o:spid="_x0000_s1026" style="position:absolute;margin-left:30.5pt;margin-top:14.55pt;width:535pt;height:1pt;z-index:251654656;mso-wrap-distance-left:0;mso-wrap-distance-right:0;mso-position-horizontal-relative:page" coordsize="67945,127" o:gfxdata="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">
+              <v:group w14:anchorId="0FF39A85" id="Group 32" o:spid="_x0000_s1026" style="position:absolute;margin-left:30.5pt;margin-top:14.55pt;width:535pt;height:1pt;z-index:251654656;mso-wrap-distance-left:0;mso-wrap-distance-right:0;mso-position-horizontal-relative:page" coordsize="67945,127" o:gfxdata="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">
                 <v:shape id="Graphic 33" o:spid="_x0000_s1027" style="position:absolute;width:67945;height:63;visibility:visible;mso-wrap-style:square;v-text-anchor:top" coordsize="6794500,6350" o:gfxdata="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" path="m6794500,6350l,6350,,,6794500,r,6350xe" fillcolor="#999" stroked="f">
                   <v:path arrowok="t"/>
                 </v:shape>
@@ -2340,7 +2340,7 @@
           </mc:Choice>
           <mc:Fallback>
             <w:pict>
-              <v:group w14:anchorId="3EF820D7" id="Group 36" o:spid="_x0000_s1026" style="position:absolute;margin-left:30.5pt;margin-top:42.05pt;width:535pt;height:1pt;z-index:251656704;mso-wrap-distance-left:0;mso-wrap-distance-right:0;mso-position-horizontal-relative:page" coordsize="67945,127" o:gfxdata="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">
+              <v:group w14:anchorId="601BD5C3" id="Group 36" o:spid="_x0000_s1026" style="position:absolute;margin-left:30.5pt;margin-top:42.05pt;width:535pt;height:1pt;z-index:251656704;mso-wrap-distance-left:0;mso-wrap-distance-right:0;mso-position-horizontal-relative:page" coordsize="67945,127" o:gfxdata="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">
                 <v:shape id="Graphic 37" o:spid="_x0000_s1027" style="position:absolute;width:67945;height:63;visibility:visible;mso-wrap-style:square;v-text-anchor:top" coordsize="6794500,6350" o:gfxdata="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" path="m6794500,6350l,6350,,,6794500,r,6350xe" fillcolor="#999" stroked="f">
                   <v:path arrowok="t"/>
                 </v:shape>
@@ -2912,7 +2912,7 @@
           </mc:Choice>
           <mc:Fallback>
             <w:pict>
-              <v:group w14:anchorId="1FE4B255" id="Group 45" o:spid="_x0000_s1026" style="position:absolute;margin-left:30.5pt;margin-top:93.5pt;width:535pt;height:1pt;z-index:-251656704;mso-wrap-distance-left:0;mso-wrap-distance-right:0;mso-position-horizontal-relative:page" coordsize="67945,127" o:gfxdata="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">
+              <v:group w14:anchorId="3829E64D" id="Group 45" o:spid="_x0000_s1026" style="position:absolute;margin-left:30.5pt;margin-top:93.5pt;width:535pt;height:1pt;z-index:-251656704;mso-wrap-distance-left:0;mso-wrap-distance-right:0;mso-position-horizontal-relative:page" coordsize="67945,127" o:gfxdata="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">
                 <v:shape id="Graphic 46" o:spid="_x0000_s1027" style="position:absolute;width:67945;height:63;visibility:visible;mso-wrap-style:square;v-text-anchor:top" coordsize="6794500,6350" o:gfxdata="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" path="m6794500,6350l,6350,,,6794500,r,6350xe" fillcolor="#999" stroked="f">
                   <v:path arrowok="t"/>
                 </v:shape>
@@ -22868,7 +22868,25 @@
                 <w:sz w:val="20"/>
                 <w:szCs w:val="20"/>
               </w:rPr>
-              <w:t>NENHUM FATOR DE RISCO PSICOSSOCIAL FOI IDENTIFICADO PARA A SETOR</w:t>
+              <w:t xml:space="preserve">NENHUM FATOR DE RISCO PSICOSSOCIAL FOI IDENTIFICADO PARA </w:t>
+            </w:r>
+            <w:r>
+              <w:rPr>
+                <w:rFonts w:ascii="Arial Narrow" w:hAnsi="Arial Narrow"/>
+                <w:b/>
+                <w:sz w:val="20"/>
+                <w:szCs w:val="20"/>
+              </w:rPr>
+              <w:t xml:space="preserve">O </w:t>
+            </w:r>
+            <w:r>
+              <w:rPr>
+                <w:rFonts w:ascii="Arial Narrow" w:hAnsi="Arial Narrow"/>
+                <w:b/>
+                <w:sz w:val="20"/>
+                <w:szCs w:val="20"/>
+              </w:rPr>
+              <w:t>SETOR</w:t>
             </w:r>
           </w:p>
         </w:tc>
@@ -24059,7 +24077,7 @@
           </mc:Choice>
           <mc:Fallback>
             <w:pict>
-              <v:group w14:anchorId="37AD64E9" id="Group 63" o:spid="_x0000_s1026" style="position:absolute;margin-left:30.4pt;margin-top:6.55pt;width:534.75pt;height:1pt;z-index:-251656192;mso-wrap-distance-left:0;mso-wrap-distance-right:0;mso-position-horizontal-relative:page" coordsize="67913,127" o:gfxdata="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">
+              <v:group w14:anchorId="6CC3C4EE" id="Group 63" o:spid="_x0000_s1026" style="position:absolute;margin-left:30.4pt;margin-top:6.55pt;width:534.75pt;height:1pt;z-index:-251656192;mso-wrap-distance-left:0;mso-wrap-distance-right:0;mso-position-horizontal-relative:page" coordsize="67913,127" o:gfxdata="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">
                 <v:shape id="Graphic 64" o:spid="_x0000_s1027" style="position:absolute;width:67913;height:63;visibility:visible;mso-wrap-style:square;v-text-anchor:top" coordsize="6791325,6350" o:gfxdata="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" path="m6790943,6095l,6095,,,6790943,r,6095xe" fillcolor="#999" stroked="f">
                   <v:path arrowok="t"/>
                 </v:shape>
@@ -24372,7 +24390,7 @@
           </mc:Choice>
           <mc:Fallback>
             <w:pict>
-              <v:group w14:anchorId="05703F54" id="Group 67" o:spid="_x0000_s1026" style="position:absolute;margin-left:30.4pt;margin-top:6.85pt;width:534.75pt;height:1pt;z-index:-251655168;mso-wrap-distance-left:0;mso-wrap-distance-right:0;mso-position-horizontal-relative:page" coordsize="67913,127" o:gfxdata="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">
+              <v:group w14:anchorId="2D84B792" id="Group 67" o:spid="_x0000_s1026" style="position:absolute;margin-left:30.4pt;margin-top:6.85pt;width:534.75pt;height:1pt;z-index:-251655168;mso-wrap-distance-left:0;mso-wrap-distance-right:0;mso-position-horizontal-relative:page" coordsize="67913,127" o:gfxdata="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">
                 <v:shape id="Graphic 68" o:spid="_x0000_s1027" style="position:absolute;width:67913;height:63;visibility:visible;mso-wrap-style:square;v-text-anchor:top" coordsize="6791325,6350" o:gfxdata="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" path="m6790943,6095l,6095,,,6790943,r,6095xe" fillcolor="#999" stroked="f">
                   <v:path arrowok="t"/>
                 </v:shape>

--- a/pgr_app/modelos/modelo_pcmso_completo.docx
+++ b/pgr_app/modelos/modelo_pcmso_completo.docx
@@ -91,7 +91,7 @@
           </mc:Choice>
           <mc:Fallback>
             <w:pict>
-              <v:group w14:anchorId="1F30C6A4" id="Group 1" o:spid="_x0000_s1026" style="width:537.1pt;height:239pt;mso-position-horizontal-relative:char;mso-position-vertical-relative:line" coordsize="68211,30353" o:gfxdata="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">
+              <v:group w14:anchorId="407F7DE1" id="Group 1" o:spid="_x0000_s1026" style="width:537.1pt;height:239pt;mso-position-horizontal-relative:char;mso-position-vertical-relative:line" coordsize="68211,30353" o:gfxdata="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">
                 <v:shapetype id="_x0000_t75" coordsize="21600,21600" o:spt="75" o:preferrelative="t" path="m@4@5l@4@11@9@11@9@5xe" filled="f" stroked="f">
                   <v:stroke joinstyle="miter"/>
                   <v:formulas>
@@ -454,7 +454,7 @@
           </mc:Choice>
           <mc:Fallback>
             <w:pict>
-              <v:group w14:anchorId="7817899F" id="Group 4" o:spid="_x0000_s1026" style="position:absolute;margin-left:30pt;margin-top:15.7pt;width:537.1pt;height:1pt;z-index:-251662336;mso-wrap-distance-left:0;mso-wrap-distance-right:0;mso-position-horizontal-relative:page" coordsize="68211,127" o:gfxdata="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">
+              <v:group w14:anchorId="4D9A77DA" id="Group 4" o:spid="_x0000_s1026" style="position:absolute;margin-left:30pt;margin-top:15.7pt;width:537.1pt;height:1pt;z-index:-251662336;mso-wrap-distance-left:0;mso-wrap-distance-right:0;mso-position-horizontal-relative:page" coordsize="68211,127" o:gfxdata="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">
                 <v:shape id="Graphic 5" o:spid="_x0000_s1027" style="position:absolute;width:68211;height:63;visibility:visible;mso-wrap-style:square;v-text-anchor:top" coordsize="6821170,6350" o:gfxdata="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" path="m6820792,6350l,6350,,,6820792,r,6350xe" fillcolor="#999" stroked="f">
                   <v:path arrowok="t"/>
                 </v:shape>
@@ -551,7 +551,7 @@
           </mc:Choice>
           <mc:Fallback>
             <w:pict>
-              <v:shape w14:anchorId="5D7B8463" id="Graphic 8" o:spid="_x0000_s1026" style="position:absolute;margin-left:28.5pt;margin-top:21.2pt;width:538.6pt;height:10pt;z-index:-251659264;visibility:visible;mso-wrap-style:square;mso-wrap-distance-left:0;mso-wrap-distance-top:0;mso-wrap-distance-right:0;mso-wrap-distance-bottom:0;mso-position-horizontal:absolute;mso-position-horizontal-relative:page;mso-position-vertical:absolute;mso-position-vertical-relative:text;v-text-anchor:top" coordsize="6840220,127000" o:gfxdata="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" path="m6839842,127000l,127000,,,6839842,r,127000xe" fillcolor="#12538f" stroked="f">
+              <v:shape w14:anchorId="46D232D6" id="Graphic 8" o:spid="_x0000_s1026" style="position:absolute;margin-left:28.5pt;margin-top:21.2pt;width:538.6pt;height:10pt;z-index:-251659264;visibility:visible;mso-wrap-style:square;mso-wrap-distance-left:0;mso-wrap-distance-top:0;mso-wrap-distance-right:0;mso-wrap-distance-bottom:0;mso-position-horizontal:absolute;mso-position-horizontal-relative:page;mso-position-vertical:absolute;mso-position-vertical-relative:text;v-text-anchor:top" coordsize="6840220,127000" o:gfxdata="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" path="m6839842,127000l,127000,,,6839842,r,127000xe" fillcolor="#12538f" stroked="f">
                 <v:path arrowok="t"/>
                 <w10:wrap type="topAndBottom" anchorx="page"/>
               </v:shape>
@@ -931,7 +931,7 @@
           </mc:Choice>
           <mc:Fallback>
             <w:pict>
-              <v:group w14:anchorId="15682740" id="Group 9" o:spid="_x0000_s1026" style="position:absolute;margin-left:33pt;margin-top:16pt;width:534.1pt;height:1pt;z-index:-251657728;mso-wrap-distance-left:0;mso-wrap-distance-right:0;mso-position-horizontal-relative:page" coordsize="67830,127" o:gfxdata="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">
+              <v:group w14:anchorId="0543048B" id="Group 9" o:spid="_x0000_s1026" style="position:absolute;margin-left:33pt;margin-top:16pt;width:534.1pt;height:1pt;z-index:-251657728;mso-wrap-distance-left:0;mso-wrap-distance-right:0;mso-position-horizontal-relative:page" coordsize="67830,127" o:gfxdata="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">
                 <v:shape id="Graphic 10" o:spid="_x0000_s1027" style="position:absolute;width:67830;height:63;visibility:visible;mso-wrap-style:square;v-text-anchor:top" coordsize="6783070,6350" o:gfxdata="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" path="m6782692,6350l,6350,,,6782692,r,6350xe" fillcolor="#999" stroked="f">
                   <v:path arrowok="t"/>
                 </v:shape>
@@ -1789,61 +1789,6 @@
         </w:tc>
       </w:tr>
     </w:tbl>
-    <w:p>
-      <w:pPr>
-        <w:pStyle w:val="Ttulo1"/>
-        <w:spacing w:before="450"/>
-        <w:jc w:val="left"/>
-        <w:rPr>
-          <w:rFonts w:ascii="Arial Narrow" w:hAnsi="Arial Narrow"/>
-          <w:spacing w:val="-2"/>
-        </w:rPr>
-      </w:pPr>
-    </w:p>
-    <w:p>
-      <w:pPr>
-        <w:pStyle w:val="Ttulo1"/>
-        <w:spacing w:before="450"/>
-        <w:jc w:val="left"/>
-        <w:rPr>
-          <w:rFonts w:ascii="Arial Narrow" w:hAnsi="Arial Narrow"/>
-          <w:spacing w:val="-2"/>
-        </w:rPr>
-      </w:pPr>
-    </w:p>
-    <w:p>
-      <w:pPr>
-        <w:pStyle w:val="Ttulo1"/>
-        <w:spacing w:before="450"/>
-        <w:jc w:val="left"/>
-        <w:rPr>
-          <w:rFonts w:ascii="Arial Narrow" w:hAnsi="Arial Narrow"/>
-          <w:spacing w:val="-2"/>
-        </w:rPr>
-      </w:pPr>
-    </w:p>
-    <w:p>
-      <w:pPr>
-        <w:pStyle w:val="Ttulo1"/>
-        <w:spacing w:before="450"/>
-        <w:jc w:val="left"/>
-        <w:rPr>
-          <w:rFonts w:ascii="Arial Narrow" w:hAnsi="Arial Narrow"/>
-          <w:spacing w:val="-2"/>
-        </w:rPr>
-      </w:pPr>
-    </w:p>
-    <w:p>
-      <w:pPr>
-        <w:pStyle w:val="Ttulo1"/>
-        <w:spacing w:before="450"/>
-        <w:jc w:val="left"/>
-        <w:rPr>
-          <w:rFonts w:ascii="Arial Narrow" w:hAnsi="Arial Narrow"/>
-          <w:spacing w:val="-2"/>
-        </w:rPr>
-      </w:pPr>
-    </w:p>
     <w:p>
       <w:pPr>
         <w:pStyle w:val="Ttulo1"/>
@@ -2132,7 +2077,7 @@
           </mc:Choice>
           <mc:Fallback>
             <w:pict>
-              <v:group w14:anchorId="0FF39A85" id="Group 32" o:spid="_x0000_s1026" style="position:absolute;margin-left:30.5pt;margin-top:14.55pt;width:535pt;height:1pt;z-index:251654656;mso-wrap-distance-left:0;mso-wrap-distance-right:0;mso-position-horizontal-relative:page" coordsize="67945,127" o:gfxdata="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">
+              <v:group w14:anchorId="78AC3B20" id="Group 32" o:spid="_x0000_s1026" style="position:absolute;margin-left:30.5pt;margin-top:14.55pt;width:535pt;height:1pt;z-index:251654656;mso-wrap-distance-left:0;mso-wrap-distance-right:0;mso-position-horizontal-relative:page" coordsize="67945,127" o:gfxdata="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">
                 <v:shape id="Graphic 33" o:spid="_x0000_s1027" style="position:absolute;width:67945;height:63;visibility:visible;mso-wrap-style:square;v-text-anchor:top" coordsize="6794500,6350" o:gfxdata="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" path="m6794500,6350l,6350,,,6794500,r,6350xe" fillcolor="#999" stroked="f">
                   <v:path arrowok="t"/>
                 </v:shape>
@@ -2340,7 +2285,7 @@
           </mc:Choice>
           <mc:Fallback>
             <w:pict>
-              <v:group w14:anchorId="601BD5C3" id="Group 36" o:spid="_x0000_s1026" style="position:absolute;margin-left:30.5pt;margin-top:42.05pt;width:535pt;height:1pt;z-index:251656704;mso-wrap-distance-left:0;mso-wrap-distance-right:0;mso-position-horizontal-relative:page" coordsize="67945,127" o:gfxdata="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">
+              <v:group w14:anchorId="147DCA00" id="Group 36" o:spid="_x0000_s1026" style="position:absolute;margin-left:30.5pt;margin-top:42.05pt;width:535pt;height:1pt;z-index:251656704;mso-wrap-distance-left:0;mso-wrap-distance-right:0;mso-position-horizontal-relative:page" coordsize="67945,127" o:gfxdata="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">
                 <v:shape id="Graphic 37" o:spid="_x0000_s1027" style="position:absolute;width:67945;height:63;visibility:visible;mso-wrap-style:square;v-text-anchor:top" coordsize="6794500,6350" o:gfxdata="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" path="m6794500,6350l,6350,,,6794500,r,6350xe" fillcolor="#999" stroked="f">
                   <v:path arrowok="t"/>
                 </v:shape>
@@ -2912,7 +2857,7 @@
           </mc:Choice>
           <mc:Fallback>
             <w:pict>
-              <v:group w14:anchorId="3829E64D" id="Group 45" o:spid="_x0000_s1026" style="position:absolute;margin-left:30.5pt;margin-top:93.5pt;width:535pt;height:1pt;z-index:-251656704;mso-wrap-distance-left:0;mso-wrap-distance-right:0;mso-position-horizontal-relative:page" coordsize="67945,127" o:gfxdata="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">
+              <v:group w14:anchorId="73AB4DE8" id="Group 45" o:spid="_x0000_s1026" style="position:absolute;margin-left:30.5pt;margin-top:93.5pt;width:535pt;height:1pt;z-index:-251656704;mso-wrap-distance-left:0;mso-wrap-distance-right:0;mso-position-horizontal-relative:page" coordsize="67945,127" o:gfxdata="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">
                 <v:shape id="Graphic 46" o:spid="_x0000_s1027" style="position:absolute;width:67945;height:63;visibility:visible;mso-wrap-style:square;v-text-anchor:top" coordsize="6794500,6350" o:gfxdata="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" path="m6794500,6350l,6350,,,6794500,r,6350xe" fillcolor="#999" stroked="f">
                   <v:path arrowok="t"/>
                 </v:shape>
@@ -10711,16 +10656,6 @@
     </w:p>
     <w:p>
       <w:pPr>
-        <w:pStyle w:val="Corpodetexto"/>
-        <w:spacing w:before="175"/>
-        <w:ind w:left="0"/>
-        <w:rPr>
-          <w:rFonts w:ascii="Arial Narrow" w:hAnsi="Arial Narrow"/>
-        </w:rPr>
-      </w:pPr>
-    </w:p>
-    <w:p>
-      <w:pPr>
         <w:pStyle w:val="Ttulo1"/>
         <w:ind w:left="5" w:right="120"/>
         <w:rPr>
@@ -15010,7 +14945,6 @@
         <w:rPr>
           <w:rFonts w:ascii="Arial Narrow" w:hAnsi="Arial Narrow"/>
         </w:rPr>
-        <w:lastRenderedPageBreak/>
         <w:t>profissionais</w:t>
       </w:r>
       <w:r>
@@ -15354,6 +15288,7 @@
           <w:rFonts w:ascii="Arial Narrow" w:hAnsi="Arial Narrow"/>
           <w:sz w:val="18"/>
         </w:rPr>
+        <w:lastRenderedPageBreak/>
         <w:t>Solicitar</w:t>
       </w:r>
       <w:r>
@@ -15800,33 +15735,33 @@
       </w:pPr>
       <w:r>
         <w:rPr>
-          <w:rFonts w:ascii="Arial Narrow" w:hAnsi="Arial Narrow"/>
+          <w:rFonts w:ascii="Arial Narrow" w:eastAsia="Arial Narrow" w:hAnsi="Arial Narrow" w:cs="Arial Narrow"/>
         </w:rPr>
         <w:t>PROGRAMA</w:t>
       </w:r>
       <w:r>
         <w:rPr>
-          <w:rFonts w:ascii="Arial Narrow" w:hAnsi="Arial Narrow"/>
+          <w:rFonts w:ascii="Arial Narrow" w:eastAsia="Arial Narrow" w:hAnsi="Arial Narrow" w:cs="Arial Narrow"/>
           <w:spacing w:val="-17"/>
         </w:rPr>
         <w:t xml:space="preserve"> </w:t>
       </w:r>
       <w:r>
         <w:rPr>
-          <w:rFonts w:ascii="Arial Narrow" w:hAnsi="Arial Narrow"/>
+          <w:rFonts w:ascii="Arial Narrow" w:eastAsia="Arial Narrow" w:hAnsi="Arial Narrow" w:cs="Arial Narrow"/>
         </w:rPr>
         <w:t>DE</w:t>
       </w:r>
       <w:r>
         <w:rPr>
-          <w:rFonts w:ascii="Arial Narrow" w:hAnsi="Arial Narrow"/>
+          <w:rFonts w:ascii="Arial Narrow" w:eastAsia="Arial Narrow" w:hAnsi="Arial Narrow" w:cs="Arial Narrow"/>
           <w:spacing w:val="-17"/>
         </w:rPr>
         <w:t xml:space="preserve"> </w:t>
       </w:r>
       <w:r>
         <w:rPr>
-          <w:rFonts w:ascii="Arial Narrow" w:hAnsi="Arial Narrow"/>
+          <w:rFonts w:ascii="Arial Narrow" w:eastAsia="Arial Narrow" w:hAnsi="Arial Narrow" w:cs="Arial Narrow"/>
           <w:spacing w:val="-2"/>
         </w:rPr>
         <w:t>IMUNIZAÇÃO</w:t>
@@ -15839,61 +15774,3376 @@
         <w:ind w:right="118"/>
         <w:jc w:val="both"/>
         <w:rPr>
-          <w:rFonts w:ascii="Arial Narrow" w:hAnsi="Arial Narrow"/>
-        </w:rPr>
-      </w:pPr>
-      <w:r>
-        <w:rPr>
-          <w:rFonts w:ascii="Arial Narrow" w:hAnsi="Arial Narrow"/>
+          <w:rFonts w:ascii="Arial Narrow" w:eastAsia="Arial Narrow" w:hAnsi="Arial Narrow" w:cs="Arial Narrow"/>
+        </w:rPr>
+      </w:pPr>
+      <w:r>
+        <w:rPr>
+          <w:rFonts w:ascii="Arial Narrow" w:eastAsia="Arial Narrow" w:hAnsi="Arial Narrow" w:cs="Arial Narrow"/>
         </w:rPr>
         <w:t>A empresa deverá adotar ações de imunização de trabalhadores contra doenças passíveis de prevenção através dos imunizantes</w:t>
       </w:r>
       <w:r>
         <w:rPr>
-          <w:rFonts w:ascii="Arial Narrow" w:hAnsi="Arial Narrow"/>
+          <w:rFonts w:ascii="Arial Narrow" w:eastAsia="Arial Narrow" w:hAnsi="Arial Narrow" w:cs="Arial Narrow"/>
           <w:spacing w:val="-2"/>
         </w:rPr>
         <w:t xml:space="preserve"> </w:t>
       </w:r>
       <w:r>
         <w:rPr>
-          <w:rFonts w:ascii="Arial Narrow" w:hAnsi="Arial Narrow"/>
+          <w:rFonts w:ascii="Arial Narrow" w:eastAsia="Arial Narrow" w:hAnsi="Arial Narrow" w:cs="Arial Narrow"/>
         </w:rPr>
         <w:t>obrigatórios</w:t>
       </w:r>
       <w:r>
         <w:rPr>
-          <w:rFonts w:ascii="Arial Narrow" w:hAnsi="Arial Narrow"/>
+          <w:rFonts w:ascii="Arial Narrow" w:eastAsia="Arial Narrow" w:hAnsi="Arial Narrow" w:cs="Arial Narrow"/>
           <w:spacing w:val="-2"/>
         </w:rPr>
         <w:t xml:space="preserve"> </w:t>
       </w:r>
       <w:r>
         <w:rPr>
-          <w:rFonts w:ascii="Arial Narrow" w:hAnsi="Arial Narrow"/>
-        </w:rPr>
-        <w:t xml:space="preserve">conforme calendário de vacinação ocupacional atualizado pela SBIM (Sociedade Brasileira de Imunizações). </w:t>
-      </w:r>
-      <w:r>
-        <w:fldChar w:fldCharType="begin"/>
-      </w:r>
-      <w:r>
-        <w:instrText>HYPERLINK "https://sbim.org.br/images/calendarios/calend-sbim-ocupacional.pdf" \h</w:instrText>
-      </w:r>
-      <w:r>
-        <w:fldChar w:fldCharType="separate"/>
-      </w:r>
-      <w:r>
-        <w:rPr>
-          <w:rFonts w:ascii="Arial Narrow" w:hAnsi="Arial Narrow"/>
+          <w:rFonts w:ascii="Arial Narrow" w:eastAsia="Arial Narrow" w:hAnsi="Arial Narrow" w:cs="Arial Narrow"/>
+        </w:rPr>
+        <w:t>conforme calendário de vacinação, este programa está adotando um prazo inicial para que a empresa comece a colocar em prática o processo de vacinação dos seu funcionários. Teremos o prazo inicial de junho até mês de agosto para que todos os funcionários tenham apresentado o cartão de vacina atualizado com as referidas vacinas</w:t>
+      </w:r>
+    </w:p>
+    <w:p>
+      <w:pPr>
+        <w:pStyle w:val="Corpodetexto"/>
+        <w:spacing w:before="175"/>
+        <w:ind w:right="118"/>
+        <w:jc w:val="both"/>
+        <w:rPr>
+          <w:rFonts w:ascii="Arial Narrow" w:eastAsia="Arial Narrow" w:hAnsi="Arial Narrow" w:cs="Arial Narrow"/>
           <w:color w:val="003366"/>
         </w:rPr>
-        <w:t>https://sbim.org.br/images/calendarios/calend-sbim-ocupacional.pdf</w:t>
-      </w:r>
-      <w:r>
-        <w:fldChar w:fldCharType="end"/>
-      </w:r>
+      </w:pPr>
     </w:p>
+    <w:tbl>
+      <w:tblPr>
+        <w:tblStyle w:val="Tabelacomgrade"/>
+        <w:tblW w:w="9606" w:type="dxa"/>
+        <w:jc w:val="center"/>
+        <w:tblLook w:val="04A0" w:firstRow="1" w:lastRow="0" w:firstColumn="1" w:lastColumn="0" w:noHBand="0" w:noVBand="1"/>
+      </w:tblPr>
+      <w:tblGrid>
+        <w:gridCol w:w="1428"/>
+        <w:gridCol w:w="815"/>
+        <w:gridCol w:w="654"/>
+        <w:gridCol w:w="654"/>
+        <w:gridCol w:w="654"/>
+        <w:gridCol w:w="654"/>
+        <w:gridCol w:w="654"/>
+        <w:gridCol w:w="654"/>
+        <w:gridCol w:w="654"/>
+        <w:gridCol w:w="654"/>
+        <w:gridCol w:w="654"/>
+        <w:gridCol w:w="654"/>
+        <w:gridCol w:w="864"/>
+      </w:tblGrid>
+      <w:tr>
+        <w:trPr>
+          <w:trHeight w:val="347"/>
+          <w:jc w:val="center"/>
+        </w:trPr>
+        <w:tc>
+          <w:tcPr>
+            <w:tcW w:w="1491" w:type="dxa"/>
+            <w:shd w:val="clear" w:color="auto" w:fill="DDD9C3" w:themeFill="background2" w:themeFillShade="E6"/>
+            <w:vAlign w:val="center"/>
+          </w:tcPr>
+          <w:p>
+            <w:pPr>
+              <w:autoSpaceDE w:val="0"/>
+              <w:autoSpaceDN w:val="0"/>
+              <w:adjustRightInd w:val="0"/>
+              <w:jc w:val="center"/>
+              <w:rPr>
+                <w:rFonts w:ascii="Arial Narrow" w:hAnsi="Arial Narrow"/>
+                <w:b/>
+                <w:sz w:val="24"/>
+                <w:szCs w:val="24"/>
+              </w:rPr>
+            </w:pPr>
+            <w:r>
+              <w:rPr>
+                <w:rFonts w:ascii="Arial Narrow" w:hAnsi="Arial Narrow"/>
+                <w:b/>
+                <w:sz w:val="24"/>
+                <w:szCs w:val="24"/>
+              </w:rPr>
+              <w:t>VACINAS</w:t>
+            </w:r>
+          </w:p>
+        </w:tc>
+        <w:tc>
+          <w:tcPr>
+            <w:tcW w:w="815" w:type="dxa"/>
+            <w:shd w:val="clear" w:color="auto" w:fill="DDD9C3" w:themeFill="background2" w:themeFillShade="E6"/>
+            <w:vAlign w:val="center"/>
+          </w:tcPr>
+          <w:p>
+            <w:pPr>
+              <w:ind w:left="-69" w:right="-71"/>
+              <w:jc w:val="center"/>
+              <w:rPr>
+                <w:rFonts w:ascii="Arial Narrow" w:hAnsi="Arial Narrow"/>
+                <w:b/>
+                <w:sz w:val="18"/>
+                <w:szCs w:val="18"/>
+              </w:rPr>
+            </w:pPr>
+            <w:r>
+              <w:rPr>
+                <w:rFonts w:ascii="Arial Narrow" w:hAnsi="Arial Narrow"/>
+                <w:b/>
+                <w:sz w:val="18"/>
+                <w:szCs w:val="18"/>
+              </w:rPr>
+              <w:t>{{MESINI}}</w:t>
+            </w:r>
+          </w:p>
+          <w:p>
+            <w:pPr>
+              <w:ind w:left="-69" w:right="-71"/>
+              <w:jc w:val="center"/>
+              <w:rPr>
+                <w:rFonts w:ascii="Arial Narrow" w:hAnsi="Arial Narrow"/>
+                <w:b/>
+                <w:sz w:val="18"/>
+                <w:szCs w:val="18"/>
+              </w:rPr>
+            </w:pPr>
+            <w:r>
+              <w:rPr>
+                <w:rFonts w:ascii="Arial Narrow" w:hAnsi="Arial Narrow"/>
+                <w:b/>
+                <w:sz w:val="18"/>
+                <w:szCs w:val="18"/>
+              </w:rPr>
+              <w:t>2026</w:t>
+            </w:r>
+          </w:p>
+        </w:tc>
+        <w:tc>
+          <w:tcPr>
+            <w:tcW w:w="628" w:type="dxa"/>
+            <w:shd w:val="clear" w:color="auto" w:fill="DDD9C3" w:themeFill="background2" w:themeFillShade="E6"/>
+            <w:vAlign w:val="center"/>
+          </w:tcPr>
+          <w:p>
+            <w:pPr>
+              <w:ind w:left="-69" w:right="-71"/>
+              <w:jc w:val="center"/>
+              <w:rPr>
+                <w:rFonts w:ascii="Arial Narrow" w:hAnsi="Arial Narrow"/>
+                <w:b/>
+                <w:sz w:val="18"/>
+                <w:szCs w:val="18"/>
+              </w:rPr>
+            </w:pPr>
+            <w:r>
+              <w:rPr>
+                <w:rFonts w:ascii="Arial Narrow" w:hAnsi="Arial Narrow"/>
+                <w:b/>
+                <w:sz w:val="18"/>
+                <w:szCs w:val="18"/>
+              </w:rPr>
+              <w:t>{{MES}}</w:t>
+            </w:r>
+          </w:p>
+          <w:p>
+            <w:pPr>
+              <w:ind w:left="-69" w:right="-71"/>
+              <w:jc w:val="center"/>
+              <w:rPr>
+                <w:rFonts w:ascii="Arial Narrow" w:hAnsi="Arial Narrow"/>
+                <w:b/>
+                <w:sz w:val="18"/>
+                <w:szCs w:val="18"/>
+              </w:rPr>
+            </w:pPr>
+            <w:r>
+              <w:rPr>
+                <w:rFonts w:ascii="Arial Narrow" w:hAnsi="Arial Narrow"/>
+                <w:b/>
+                <w:sz w:val="18"/>
+                <w:szCs w:val="18"/>
+              </w:rPr>
+              <w:t>2026</w:t>
+            </w:r>
+          </w:p>
+        </w:tc>
+        <w:tc>
+          <w:tcPr>
+            <w:tcW w:w="655" w:type="dxa"/>
+            <w:shd w:val="clear" w:color="auto" w:fill="DDD9C3" w:themeFill="background2" w:themeFillShade="E6"/>
+            <w:vAlign w:val="center"/>
+          </w:tcPr>
+          <w:p>
+            <w:pPr>
+              <w:ind w:left="-69" w:right="-71"/>
+              <w:jc w:val="center"/>
+              <w:rPr>
+                <w:rFonts w:ascii="Arial Narrow" w:hAnsi="Arial Narrow"/>
+                <w:b/>
+                <w:sz w:val="18"/>
+                <w:szCs w:val="18"/>
+              </w:rPr>
+            </w:pPr>
+            <w:r>
+              <w:rPr>
+                <w:rFonts w:ascii="Arial Narrow" w:hAnsi="Arial Narrow"/>
+                <w:b/>
+                <w:sz w:val="18"/>
+                <w:szCs w:val="18"/>
+              </w:rPr>
+              <w:t>{{MES}}</w:t>
+            </w:r>
+          </w:p>
+          <w:p>
+            <w:pPr>
+              <w:ind w:left="-69" w:right="-118"/>
+              <w:jc w:val="center"/>
+              <w:rPr>
+                <w:rFonts w:ascii="Arial Narrow" w:hAnsi="Arial Narrow"/>
+                <w:b/>
+                <w:sz w:val="18"/>
+                <w:szCs w:val="18"/>
+              </w:rPr>
+            </w:pPr>
+            <w:r>
+              <w:rPr>
+                <w:rFonts w:ascii="Arial Narrow" w:hAnsi="Arial Narrow"/>
+                <w:b/>
+                <w:sz w:val="18"/>
+                <w:szCs w:val="18"/>
+              </w:rPr>
+              <w:t>2026</w:t>
+            </w:r>
+          </w:p>
+        </w:tc>
+        <w:tc>
+          <w:tcPr>
+            <w:tcW w:w="655" w:type="dxa"/>
+            <w:shd w:val="clear" w:color="auto" w:fill="DDD9C3" w:themeFill="background2" w:themeFillShade="E6"/>
+            <w:vAlign w:val="center"/>
+          </w:tcPr>
+          <w:p>
+            <w:pPr>
+              <w:ind w:left="-69" w:right="-71"/>
+              <w:jc w:val="center"/>
+              <w:rPr>
+                <w:rFonts w:ascii="Arial Narrow" w:hAnsi="Arial Narrow"/>
+                <w:b/>
+                <w:sz w:val="18"/>
+                <w:szCs w:val="18"/>
+              </w:rPr>
+            </w:pPr>
+            <w:r>
+              <w:rPr>
+                <w:rFonts w:ascii="Arial Narrow" w:hAnsi="Arial Narrow"/>
+                <w:b/>
+                <w:sz w:val="18"/>
+                <w:szCs w:val="18"/>
+              </w:rPr>
+              <w:t>{{MES}}</w:t>
+            </w:r>
+          </w:p>
+          <w:p>
+            <w:pPr>
+              <w:ind w:left="-70" w:right="-71"/>
+              <w:jc w:val="center"/>
+              <w:rPr>
+                <w:rFonts w:ascii="Arial Narrow" w:hAnsi="Arial Narrow"/>
+                <w:b/>
+                <w:sz w:val="18"/>
+                <w:szCs w:val="18"/>
+                <w:lang w:val="es-ES_tradnl"/>
+              </w:rPr>
+            </w:pPr>
+            <w:r>
+              <w:rPr>
+                <w:rFonts w:ascii="Arial Narrow" w:hAnsi="Arial Narrow"/>
+                <w:b/>
+                <w:sz w:val="18"/>
+                <w:szCs w:val="18"/>
+              </w:rPr>
+              <w:t>2026</w:t>
+            </w:r>
+          </w:p>
+        </w:tc>
+        <w:tc>
+          <w:tcPr>
+            <w:tcW w:w="655" w:type="dxa"/>
+            <w:shd w:val="clear" w:color="auto" w:fill="DDD9C3" w:themeFill="background2" w:themeFillShade="E6"/>
+            <w:vAlign w:val="center"/>
+          </w:tcPr>
+          <w:p>
+            <w:pPr>
+              <w:ind w:left="-69" w:right="-71"/>
+              <w:jc w:val="center"/>
+              <w:rPr>
+                <w:rFonts w:ascii="Arial Narrow" w:hAnsi="Arial Narrow"/>
+                <w:b/>
+                <w:sz w:val="18"/>
+                <w:szCs w:val="18"/>
+              </w:rPr>
+            </w:pPr>
+            <w:r>
+              <w:rPr>
+                <w:rFonts w:ascii="Arial Narrow" w:hAnsi="Arial Narrow"/>
+                <w:b/>
+                <w:sz w:val="18"/>
+                <w:szCs w:val="18"/>
+              </w:rPr>
+              <w:t>{{MES}}</w:t>
+            </w:r>
+          </w:p>
+          <w:p>
+            <w:pPr>
+              <w:ind w:left="-117" w:right="-71"/>
+              <w:jc w:val="center"/>
+              <w:rPr>
+                <w:rFonts w:ascii="Arial Narrow" w:hAnsi="Arial Narrow"/>
+                <w:b/>
+                <w:sz w:val="18"/>
+                <w:szCs w:val="18"/>
+                <w:lang w:val="es-ES_tradnl"/>
+              </w:rPr>
+            </w:pPr>
+            <w:r>
+              <w:rPr>
+                <w:rFonts w:ascii="Arial Narrow" w:hAnsi="Arial Narrow"/>
+                <w:b/>
+                <w:sz w:val="18"/>
+                <w:szCs w:val="18"/>
+              </w:rPr>
+              <w:t>2026</w:t>
+            </w:r>
+          </w:p>
+        </w:tc>
+        <w:tc>
+          <w:tcPr>
+            <w:tcW w:w="655" w:type="dxa"/>
+            <w:shd w:val="clear" w:color="auto" w:fill="DDD9C3" w:themeFill="background2" w:themeFillShade="E6"/>
+            <w:vAlign w:val="center"/>
+          </w:tcPr>
+          <w:p>
+            <w:pPr>
+              <w:ind w:left="-69" w:right="-71"/>
+              <w:jc w:val="center"/>
+              <w:rPr>
+                <w:rFonts w:ascii="Arial Narrow" w:hAnsi="Arial Narrow"/>
+                <w:b/>
+                <w:sz w:val="18"/>
+                <w:szCs w:val="18"/>
+              </w:rPr>
+            </w:pPr>
+            <w:r>
+              <w:rPr>
+                <w:rFonts w:ascii="Arial Narrow" w:hAnsi="Arial Narrow"/>
+                <w:b/>
+                <w:sz w:val="18"/>
+                <w:szCs w:val="18"/>
+              </w:rPr>
+              <w:t>{{MES}}</w:t>
+            </w:r>
+          </w:p>
+          <w:p>
+            <w:pPr>
+              <w:ind w:left="-69" w:right="-118"/>
+              <w:jc w:val="center"/>
+              <w:rPr>
+                <w:rFonts w:ascii="Arial Narrow" w:hAnsi="Arial Narrow"/>
+                <w:b/>
+                <w:sz w:val="18"/>
+                <w:szCs w:val="18"/>
+                <w:lang w:val="es-ES_tradnl"/>
+              </w:rPr>
+            </w:pPr>
+            <w:r>
+              <w:rPr>
+                <w:rFonts w:ascii="Arial Narrow" w:hAnsi="Arial Narrow"/>
+                <w:b/>
+                <w:sz w:val="18"/>
+                <w:szCs w:val="18"/>
+              </w:rPr>
+              <w:t>2026</w:t>
+            </w:r>
+          </w:p>
+        </w:tc>
+        <w:tc>
+          <w:tcPr>
+            <w:tcW w:w="626" w:type="dxa"/>
+            <w:shd w:val="clear" w:color="auto" w:fill="DDD9C3" w:themeFill="background2" w:themeFillShade="E6"/>
+            <w:vAlign w:val="center"/>
+          </w:tcPr>
+          <w:p>
+            <w:pPr>
+              <w:ind w:left="-69" w:right="-71"/>
+              <w:jc w:val="center"/>
+              <w:rPr>
+                <w:rFonts w:ascii="Arial Narrow" w:hAnsi="Arial Narrow"/>
+                <w:b/>
+                <w:sz w:val="18"/>
+                <w:szCs w:val="18"/>
+              </w:rPr>
+            </w:pPr>
+            <w:r>
+              <w:rPr>
+                <w:rFonts w:ascii="Arial Narrow" w:hAnsi="Arial Narrow"/>
+                <w:b/>
+                <w:sz w:val="18"/>
+                <w:szCs w:val="18"/>
+              </w:rPr>
+              <w:t>{{MES}}</w:t>
+            </w:r>
+          </w:p>
+          <w:p>
+            <w:pPr>
+              <w:ind w:left="-69" w:right="-70"/>
+              <w:jc w:val="center"/>
+              <w:rPr>
+                <w:rFonts w:ascii="Arial Narrow" w:hAnsi="Arial Narrow"/>
+                <w:b/>
+                <w:sz w:val="18"/>
+                <w:szCs w:val="18"/>
+                <w:lang w:val="en-US"/>
+              </w:rPr>
+            </w:pPr>
+            <w:r>
+              <w:rPr>
+                <w:rFonts w:ascii="Arial Narrow" w:hAnsi="Arial Narrow"/>
+                <w:b/>
+                <w:sz w:val="18"/>
+                <w:szCs w:val="18"/>
+              </w:rPr>
+              <w:t>2026</w:t>
+            </w:r>
+          </w:p>
+        </w:tc>
+        <w:tc>
+          <w:tcPr>
+            <w:tcW w:w="626" w:type="dxa"/>
+            <w:shd w:val="clear" w:color="auto" w:fill="DDD9C3" w:themeFill="background2" w:themeFillShade="E6"/>
+            <w:vAlign w:val="center"/>
+          </w:tcPr>
+          <w:p>
+            <w:pPr>
+              <w:ind w:left="-69" w:right="-71"/>
+              <w:jc w:val="center"/>
+              <w:rPr>
+                <w:rFonts w:ascii="Arial Narrow" w:hAnsi="Arial Narrow"/>
+                <w:b/>
+                <w:sz w:val="18"/>
+                <w:szCs w:val="18"/>
+              </w:rPr>
+            </w:pPr>
+            <w:r>
+              <w:rPr>
+                <w:rFonts w:ascii="Arial Narrow" w:hAnsi="Arial Narrow"/>
+                <w:b/>
+                <w:sz w:val="18"/>
+                <w:szCs w:val="18"/>
+              </w:rPr>
+              <w:t>{{MES}}</w:t>
+            </w:r>
+          </w:p>
+          <w:p>
+            <w:pPr>
+              <w:ind w:left="-116" w:right="-70"/>
+              <w:jc w:val="center"/>
+              <w:rPr>
+                <w:rFonts w:ascii="Arial Narrow" w:hAnsi="Arial Narrow"/>
+                <w:b/>
+                <w:sz w:val="18"/>
+                <w:szCs w:val="18"/>
+              </w:rPr>
+            </w:pPr>
+            <w:r>
+              <w:rPr>
+                <w:rFonts w:ascii="Arial Narrow" w:hAnsi="Arial Narrow"/>
+                <w:b/>
+                <w:sz w:val="18"/>
+                <w:szCs w:val="18"/>
+              </w:rPr>
+              <w:t>2027</w:t>
+            </w:r>
+          </w:p>
+        </w:tc>
+        <w:tc>
+          <w:tcPr>
+            <w:tcW w:w="626" w:type="dxa"/>
+            <w:shd w:val="clear" w:color="auto" w:fill="DDD9C3" w:themeFill="background2" w:themeFillShade="E6"/>
+            <w:vAlign w:val="center"/>
+          </w:tcPr>
+          <w:p>
+            <w:pPr>
+              <w:ind w:left="-69" w:right="-71"/>
+              <w:jc w:val="center"/>
+              <w:rPr>
+                <w:rFonts w:ascii="Arial Narrow" w:hAnsi="Arial Narrow"/>
+                <w:b/>
+                <w:sz w:val="18"/>
+                <w:szCs w:val="18"/>
+              </w:rPr>
+            </w:pPr>
+            <w:r>
+              <w:rPr>
+                <w:rFonts w:ascii="Arial Narrow" w:hAnsi="Arial Narrow"/>
+                <w:b/>
+                <w:sz w:val="18"/>
+                <w:szCs w:val="18"/>
+              </w:rPr>
+              <w:t>{{MES}}</w:t>
+            </w:r>
+          </w:p>
+          <w:p>
+            <w:pPr>
+              <w:ind w:left="-116" w:right="-70"/>
+              <w:jc w:val="center"/>
+              <w:rPr>
+                <w:rFonts w:ascii="Arial Narrow" w:hAnsi="Arial Narrow"/>
+                <w:b/>
+                <w:sz w:val="18"/>
+                <w:szCs w:val="18"/>
+              </w:rPr>
+            </w:pPr>
+            <w:r>
+              <w:rPr>
+                <w:rFonts w:ascii="Arial Narrow" w:hAnsi="Arial Narrow"/>
+                <w:b/>
+                <w:sz w:val="18"/>
+                <w:szCs w:val="18"/>
+              </w:rPr>
+              <w:t>2027</w:t>
+            </w:r>
+          </w:p>
+        </w:tc>
+        <w:tc>
+          <w:tcPr>
+            <w:tcW w:w="655" w:type="dxa"/>
+            <w:shd w:val="clear" w:color="auto" w:fill="DDD9C3" w:themeFill="background2" w:themeFillShade="E6"/>
+            <w:vAlign w:val="center"/>
+          </w:tcPr>
+          <w:p>
+            <w:pPr>
+              <w:ind w:left="-69" w:right="-71"/>
+              <w:jc w:val="center"/>
+              <w:rPr>
+                <w:rFonts w:ascii="Arial Narrow" w:hAnsi="Arial Narrow"/>
+                <w:b/>
+                <w:sz w:val="18"/>
+                <w:szCs w:val="18"/>
+              </w:rPr>
+            </w:pPr>
+            <w:r>
+              <w:rPr>
+                <w:rFonts w:ascii="Arial Narrow" w:hAnsi="Arial Narrow"/>
+                <w:b/>
+                <w:sz w:val="18"/>
+                <w:szCs w:val="18"/>
+              </w:rPr>
+              <w:t>{{MES}}</w:t>
+            </w:r>
+          </w:p>
+          <w:p>
+            <w:pPr>
+              <w:ind w:left="-69" w:right="-71"/>
+              <w:jc w:val="center"/>
+              <w:rPr>
+                <w:rFonts w:ascii="Arial Narrow" w:hAnsi="Arial Narrow"/>
+                <w:b/>
+                <w:sz w:val="18"/>
+                <w:szCs w:val="18"/>
+              </w:rPr>
+            </w:pPr>
+            <w:r>
+              <w:rPr>
+                <w:rFonts w:ascii="Arial Narrow" w:hAnsi="Arial Narrow"/>
+                <w:b/>
+                <w:sz w:val="18"/>
+                <w:szCs w:val="18"/>
+              </w:rPr>
+              <w:t>2027</w:t>
+            </w:r>
+          </w:p>
+        </w:tc>
+        <w:tc>
+          <w:tcPr>
+            <w:tcW w:w="655" w:type="dxa"/>
+            <w:shd w:val="clear" w:color="auto" w:fill="DDD9C3" w:themeFill="background2" w:themeFillShade="E6"/>
+            <w:vAlign w:val="center"/>
+          </w:tcPr>
+          <w:p>
+            <w:pPr>
+              <w:ind w:left="-69" w:right="-71"/>
+              <w:jc w:val="center"/>
+              <w:rPr>
+                <w:rFonts w:ascii="Arial Narrow" w:hAnsi="Arial Narrow"/>
+                <w:b/>
+                <w:sz w:val="18"/>
+                <w:szCs w:val="18"/>
+              </w:rPr>
+            </w:pPr>
+            <w:r>
+              <w:rPr>
+                <w:rFonts w:ascii="Arial Narrow" w:hAnsi="Arial Narrow"/>
+                <w:b/>
+                <w:sz w:val="18"/>
+                <w:szCs w:val="18"/>
+              </w:rPr>
+              <w:t>{{MES}}</w:t>
+            </w:r>
+          </w:p>
+          <w:p>
+            <w:pPr>
+              <w:ind w:left="-69" w:right="-71"/>
+              <w:jc w:val="center"/>
+              <w:rPr>
+                <w:rFonts w:ascii="Arial Narrow" w:hAnsi="Arial Narrow"/>
+                <w:b/>
+                <w:sz w:val="18"/>
+                <w:szCs w:val="18"/>
+              </w:rPr>
+            </w:pPr>
+            <w:r>
+              <w:rPr>
+                <w:rFonts w:ascii="Arial Narrow" w:hAnsi="Arial Narrow"/>
+                <w:b/>
+                <w:sz w:val="18"/>
+                <w:szCs w:val="18"/>
+              </w:rPr>
+              <w:t>2027</w:t>
+            </w:r>
+          </w:p>
+        </w:tc>
+        <w:tc>
+          <w:tcPr>
+            <w:tcW w:w="864" w:type="dxa"/>
+            <w:shd w:val="clear" w:color="auto" w:fill="DDD9C3" w:themeFill="background2" w:themeFillShade="E6"/>
+            <w:vAlign w:val="center"/>
+          </w:tcPr>
+          <w:p>
+            <w:pPr>
+              <w:ind w:left="-69" w:right="-71"/>
+              <w:jc w:val="center"/>
+              <w:rPr>
+                <w:rFonts w:ascii="Arial Narrow" w:hAnsi="Arial Narrow"/>
+                <w:b/>
+                <w:sz w:val="18"/>
+                <w:szCs w:val="18"/>
+              </w:rPr>
+            </w:pPr>
+            <w:r>
+              <w:rPr>
+                <w:rFonts w:ascii="Arial Narrow" w:hAnsi="Arial Narrow"/>
+                <w:b/>
+                <w:sz w:val="18"/>
+                <w:szCs w:val="18"/>
+              </w:rPr>
+              <w:t>{{MES</w:t>
+            </w:r>
+            <w:r>
+              <w:rPr>
+                <w:rFonts w:ascii="Arial Narrow" w:hAnsi="Arial Narrow"/>
+                <w:b/>
+                <w:sz w:val="18"/>
+                <w:szCs w:val="18"/>
+              </w:rPr>
+              <w:t>FIN</w:t>
+            </w:r>
+            <w:r>
+              <w:rPr>
+                <w:rFonts w:ascii="Arial Narrow" w:hAnsi="Arial Narrow"/>
+                <w:b/>
+                <w:sz w:val="18"/>
+                <w:szCs w:val="18"/>
+              </w:rPr>
+              <w:t>}}</w:t>
+            </w:r>
+          </w:p>
+          <w:p>
+            <w:pPr>
+              <w:ind w:left="-69" w:right="-71"/>
+              <w:jc w:val="center"/>
+              <w:rPr>
+                <w:rFonts w:ascii="Arial Narrow" w:hAnsi="Arial Narrow"/>
+                <w:b/>
+                <w:sz w:val="18"/>
+                <w:szCs w:val="18"/>
+              </w:rPr>
+            </w:pPr>
+            <w:r>
+              <w:rPr>
+                <w:rFonts w:ascii="Arial Narrow" w:hAnsi="Arial Narrow"/>
+                <w:b/>
+                <w:sz w:val="18"/>
+                <w:szCs w:val="18"/>
+              </w:rPr>
+              <w:t>2027</w:t>
+            </w:r>
+          </w:p>
+        </w:tc>
+      </w:tr>
+      <w:tr>
+        <w:trPr>
+          <w:trHeight w:val="273"/>
+          <w:jc w:val="center"/>
+        </w:trPr>
+        <w:tc>
+          <w:tcPr>
+            <w:tcW w:w="1491" w:type="dxa"/>
+          </w:tcPr>
+          <w:p>
+            <w:pPr>
+              <w:autoSpaceDE w:val="0"/>
+              <w:autoSpaceDN w:val="0"/>
+              <w:adjustRightInd w:val="0"/>
+              <w:jc w:val="both"/>
+              <w:rPr>
+                <w:rFonts w:ascii="Arial Narrow" w:hAnsi="Arial Narrow"/>
+                <w:b/>
+                <w:sz w:val="20"/>
+                <w:szCs w:val="20"/>
+              </w:rPr>
+            </w:pPr>
+            <w:r>
+              <w:rPr>
+                <w:rFonts w:ascii="Arial Narrow" w:hAnsi="Arial Narrow"/>
+                <w:b/>
+                <w:sz w:val="20"/>
+                <w:szCs w:val="20"/>
+              </w:rPr>
+              <w:t>ANTI -TETÂNICA</w:t>
+            </w:r>
+          </w:p>
+        </w:tc>
+        <w:tc>
+          <w:tcPr>
+            <w:tcW w:w="815" w:type="dxa"/>
+            <w:vAlign w:val="center"/>
+          </w:tcPr>
+          <w:p>
+            <w:pPr>
+              <w:autoSpaceDE w:val="0"/>
+              <w:autoSpaceDN w:val="0"/>
+              <w:adjustRightInd w:val="0"/>
+              <w:jc w:val="center"/>
+              <w:rPr>
+                <w:rFonts w:ascii="Arial Narrow" w:hAnsi="Arial Narrow"/>
+                <w:b/>
+                <w:sz w:val="24"/>
+                <w:szCs w:val="24"/>
+              </w:rPr>
+            </w:pPr>
+            <w:r>
+              <w:rPr>
+                <w:rFonts w:ascii="Arial Narrow" w:hAnsi="Arial Narrow"/>
+                <w:b/>
+                <w:sz w:val="24"/>
+                <w:szCs w:val="24"/>
+              </w:rPr>
+              <w:t>{{X}}</w:t>
+            </w:r>
+          </w:p>
+        </w:tc>
+        <w:tc>
+          <w:tcPr>
+            <w:tcW w:w="628" w:type="dxa"/>
+            <w:vAlign w:val="center"/>
+          </w:tcPr>
+          <w:p>
+            <w:pPr>
+              <w:autoSpaceDE w:val="0"/>
+              <w:autoSpaceDN w:val="0"/>
+              <w:adjustRightInd w:val="0"/>
+              <w:jc w:val="center"/>
+              <w:rPr>
+                <w:rFonts w:ascii="Arial Narrow" w:hAnsi="Arial Narrow"/>
+                <w:b/>
+                <w:sz w:val="24"/>
+                <w:szCs w:val="24"/>
+              </w:rPr>
+            </w:pPr>
+            <w:r>
+              <w:rPr>
+                <w:rFonts w:ascii="Arial Narrow" w:hAnsi="Arial Narrow"/>
+                <w:b/>
+                <w:sz w:val="24"/>
+                <w:szCs w:val="24"/>
+              </w:rPr>
+              <w:t>{{X}}</w:t>
+            </w:r>
+          </w:p>
+        </w:tc>
+        <w:tc>
+          <w:tcPr>
+            <w:tcW w:w="655" w:type="dxa"/>
+            <w:vAlign w:val="center"/>
+          </w:tcPr>
+          <w:p>
+            <w:pPr>
+              <w:autoSpaceDE w:val="0"/>
+              <w:autoSpaceDN w:val="0"/>
+              <w:adjustRightInd w:val="0"/>
+              <w:jc w:val="center"/>
+              <w:rPr>
+                <w:rFonts w:ascii="Arial Narrow" w:hAnsi="Arial Narrow"/>
+                <w:b/>
+                <w:sz w:val="24"/>
+                <w:szCs w:val="24"/>
+              </w:rPr>
+            </w:pPr>
+            <w:r>
+              <w:rPr>
+                <w:rFonts w:ascii="Arial Narrow" w:hAnsi="Arial Narrow"/>
+                <w:b/>
+                <w:sz w:val="24"/>
+                <w:szCs w:val="24"/>
+              </w:rPr>
+              <w:t>{{X}}</w:t>
+            </w:r>
+          </w:p>
+        </w:tc>
+        <w:tc>
+          <w:tcPr>
+            <w:tcW w:w="655" w:type="dxa"/>
+            <w:vAlign w:val="center"/>
+          </w:tcPr>
+          <w:p>
+            <w:pPr>
+              <w:autoSpaceDE w:val="0"/>
+              <w:autoSpaceDN w:val="0"/>
+              <w:adjustRightInd w:val="0"/>
+              <w:jc w:val="center"/>
+              <w:rPr>
+                <w:rFonts w:ascii="Arial Narrow" w:hAnsi="Arial Narrow"/>
+                <w:b/>
+                <w:sz w:val="24"/>
+                <w:szCs w:val="24"/>
+              </w:rPr>
+            </w:pPr>
+            <w:r>
+              <w:rPr>
+                <w:rFonts w:ascii="Arial Narrow" w:hAnsi="Arial Narrow"/>
+                <w:b/>
+                <w:sz w:val="24"/>
+                <w:szCs w:val="24"/>
+              </w:rPr>
+              <w:t>{{X}}</w:t>
+            </w:r>
+          </w:p>
+        </w:tc>
+        <w:tc>
+          <w:tcPr>
+            <w:tcW w:w="655" w:type="dxa"/>
+            <w:vAlign w:val="center"/>
+          </w:tcPr>
+          <w:p>
+            <w:pPr>
+              <w:autoSpaceDE w:val="0"/>
+              <w:autoSpaceDN w:val="0"/>
+              <w:adjustRightInd w:val="0"/>
+              <w:jc w:val="center"/>
+              <w:rPr>
+                <w:rFonts w:ascii="Arial Narrow" w:hAnsi="Arial Narrow"/>
+                <w:b/>
+                <w:sz w:val="24"/>
+                <w:szCs w:val="24"/>
+              </w:rPr>
+            </w:pPr>
+            <w:r>
+              <w:rPr>
+                <w:rFonts w:ascii="Arial Narrow" w:hAnsi="Arial Narrow"/>
+                <w:b/>
+                <w:sz w:val="24"/>
+                <w:szCs w:val="24"/>
+              </w:rPr>
+              <w:t>{{X}}</w:t>
+            </w:r>
+          </w:p>
+        </w:tc>
+        <w:tc>
+          <w:tcPr>
+            <w:tcW w:w="655" w:type="dxa"/>
+            <w:vAlign w:val="center"/>
+          </w:tcPr>
+          <w:p>
+            <w:pPr>
+              <w:autoSpaceDE w:val="0"/>
+              <w:autoSpaceDN w:val="0"/>
+              <w:adjustRightInd w:val="0"/>
+              <w:jc w:val="center"/>
+              <w:rPr>
+                <w:rFonts w:ascii="Arial Narrow" w:hAnsi="Arial Narrow"/>
+                <w:b/>
+                <w:sz w:val="24"/>
+                <w:szCs w:val="24"/>
+              </w:rPr>
+            </w:pPr>
+            <w:r>
+              <w:rPr>
+                <w:rFonts w:ascii="Arial Narrow" w:hAnsi="Arial Narrow"/>
+                <w:b/>
+                <w:sz w:val="24"/>
+                <w:szCs w:val="24"/>
+              </w:rPr>
+              <w:t>{{X}}</w:t>
+            </w:r>
+          </w:p>
+        </w:tc>
+        <w:tc>
+          <w:tcPr>
+            <w:tcW w:w="626" w:type="dxa"/>
+            <w:vAlign w:val="center"/>
+          </w:tcPr>
+          <w:p>
+            <w:pPr>
+              <w:autoSpaceDE w:val="0"/>
+              <w:autoSpaceDN w:val="0"/>
+              <w:adjustRightInd w:val="0"/>
+              <w:jc w:val="center"/>
+              <w:rPr>
+                <w:rFonts w:ascii="Arial Narrow" w:hAnsi="Arial Narrow"/>
+                <w:b/>
+                <w:sz w:val="24"/>
+                <w:szCs w:val="24"/>
+              </w:rPr>
+            </w:pPr>
+            <w:r>
+              <w:rPr>
+                <w:rFonts w:ascii="Arial Narrow" w:hAnsi="Arial Narrow"/>
+                <w:b/>
+                <w:sz w:val="24"/>
+                <w:szCs w:val="24"/>
+              </w:rPr>
+              <w:t>{{X}}</w:t>
+            </w:r>
+          </w:p>
+        </w:tc>
+        <w:tc>
+          <w:tcPr>
+            <w:tcW w:w="626" w:type="dxa"/>
+            <w:vAlign w:val="center"/>
+          </w:tcPr>
+          <w:p>
+            <w:pPr>
+              <w:autoSpaceDE w:val="0"/>
+              <w:autoSpaceDN w:val="0"/>
+              <w:adjustRightInd w:val="0"/>
+              <w:jc w:val="center"/>
+              <w:rPr>
+                <w:rFonts w:ascii="Arial Narrow" w:hAnsi="Arial Narrow"/>
+                <w:b/>
+                <w:sz w:val="24"/>
+                <w:szCs w:val="24"/>
+              </w:rPr>
+            </w:pPr>
+            <w:r>
+              <w:rPr>
+                <w:rFonts w:ascii="Arial Narrow" w:hAnsi="Arial Narrow"/>
+                <w:b/>
+                <w:sz w:val="24"/>
+                <w:szCs w:val="24"/>
+              </w:rPr>
+              <w:t>{{X}}</w:t>
+            </w:r>
+          </w:p>
+        </w:tc>
+        <w:tc>
+          <w:tcPr>
+            <w:tcW w:w="626" w:type="dxa"/>
+            <w:vAlign w:val="center"/>
+          </w:tcPr>
+          <w:p>
+            <w:pPr>
+              <w:autoSpaceDE w:val="0"/>
+              <w:autoSpaceDN w:val="0"/>
+              <w:adjustRightInd w:val="0"/>
+              <w:jc w:val="center"/>
+              <w:rPr>
+                <w:rFonts w:ascii="Arial Narrow" w:hAnsi="Arial Narrow"/>
+                <w:b/>
+                <w:sz w:val="24"/>
+                <w:szCs w:val="24"/>
+              </w:rPr>
+            </w:pPr>
+            <w:r>
+              <w:rPr>
+                <w:rFonts w:ascii="Arial Narrow" w:hAnsi="Arial Narrow"/>
+                <w:b/>
+                <w:sz w:val="24"/>
+                <w:szCs w:val="24"/>
+              </w:rPr>
+              <w:t>{{X}}</w:t>
+            </w:r>
+          </w:p>
+        </w:tc>
+        <w:tc>
+          <w:tcPr>
+            <w:tcW w:w="655" w:type="dxa"/>
+            <w:vAlign w:val="center"/>
+          </w:tcPr>
+          <w:p>
+            <w:pPr>
+              <w:autoSpaceDE w:val="0"/>
+              <w:autoSpaceDN w:val="0"/>
+              <w:adjustRightInd w:val="0"/>
+              <w:jc w:val="center"/>
+              <w:rPr>
+                <w:rFonts w:ascii="Arial Narrow" w:hAnsi="Arial Narrow"/>
+                <w:b/>
+                <w:sz w:val="24"/>
+                <w:szCs w:val="24"/>
+              </w:rPr>
+            </w:pPr>
+            <w:r>
+              <w:rPr>
+                <w:rFonts w:ascii="Arial Narrow" w:hAnsi="Arial Narrow"/>
+                <w:b/>
+                <w:sz w:val="24"/>
+                <w:szCs w:val="24"/>
+              </w:rPr>
+              <w:t>{{X}}</w:t>
+            </w:r>
+          </w:p>
+        </w:tc>
+        <w:tc>
+          <w:tcPr>
+            <w:tcW w:w="655" w:type="dxa"/>
+            <w:vAlign w:val="center"/>
+          </w:tcPr>
+          <w:p>
+            <w:pPr>
+              <w:autoSpaceDE w:val="0"/>
+              <w:autoSpaceDN w:val="0"/>
+              <w:adjustRightInd w:val="0"/>
+              <w:jc w:val="center"/>
+              <w:rPr>
+                <w:rFonts w:ascii="Arial Narrow" w:hAnsi="Arial Narrow"/>
+                <w:b/>
+                <w:sz w:val="24"/>
+                <w:szCs w:val="24"/>
+              </w:rPr>
+            </w:pPr>
+            <w:r>
+              <w:rPr>
+                <w:rFonts w:ascii="Arial Narrow" w:hAnsi="Arial Narrow"/>
+                <w:b/>
+                <w:sz w:val="24"/>
+                <w:szCs w:val="24"/>
+              </w:rPr>
+              <w:t>{{X}}</w:t>
+            </w:r>
+          </w:p>
+        </w:tc>
+        <w:tc>
+          <w:tcPr>
+            <w:tcW w:w="864" w:type="dxa"/>
+            <w:vAlign w:val="center"/>
+          </w:tcPr>
+          <w:p>
+            <w:pPr>
+              <w:autoSpaceDE w:val="0"/>
+              <w:autoSpaceDN w:val="0"/>
+              <w:adjustRightInd w:val="0"/>
+              <w:jc w:val="center"/>
+              <w:rPr>
+                <w:rFonts w:ascii="Arial Narrow" w:hAnsi="Arial Narrow"/>
+                <w:b/>
+                <w:sz w:val="24"/>
+                <w:szCs w:val="24"/>
+              </w:rPr>
+            </w:pPr>
+            <w:r>
+              <w:rPr>
+                <w:rFonts w:ascii="Arial Narrow" w:hAnsi="Arial Narrow"/>
+                <w:b/>
+                <w:sz w:val="24"/>
+                <w:szCs w:val="24"/>
+              </w:rPr>
+              <w:t>{{X}}</w:t>
+            </w:r>
+          </w:p>
+        </w:tc>
+      </w:tr>
+      <w:tr>
+        <w:trPr>
+          <w:trHeight w:val="468"/>
+          <w:jc w:val="center"/>
+        </w:trPr>
+        <w:tc>
+          <w:tcPr>
+            <w:tcW w:w="1491" w:type="dxa"/>
+          </w:tcPr>
+          <w:p>
+            <w:pPr>
+              <w:autoSpaceDE w:val="0"/>
+              <w:autoSpaceDN w:val="0"/>
+              <w:adjustRightInd w:val="0"/>
+              <w:jc w:val="both"/>
+              <w:rPr>
+                <w:rFonts w:ascii="Arial Narrow" w:hAnsi="Arial Narrow"/>
+                <w:b/>
+                <w:sz w:val="20"/>
+                <w:szCs w:val="20"/>
+              </w:rPr>
+            </w:pPr>
+            <w:r>
+              <w:rPr>
+                <w:rFonts w:ascii="Arial Narrow" w:hAnsi="Arial Narrow"/>
+                <w:b/>
+                <w:sz w:val="20"/>
+                <w:szCs w:val="20"/>
+              </w:rPr>
+              <w:t>ANTI -AMARÍLICA</w:t>
+            </w:r>
+          </w:p>
+        </w:tc>
+        <w:tc>
+          <w:tcPr>
+            <w:tcW w:w="815" w:type="dxa"/>
+            <w:vAlign w:val="center"/>
+          </w:tcPr>
+          <w:p>
+            <w:pPr>
+              <w:autoSpaceDE w:val="0"/>
+              <w:autoSpaceDN w:val="0"/>
+              <w:adjustRightInd w:val="0"/>
+              <w:jc w:val="center"/>
+              <w:rPr>
+                <w:rFonts w:ascii="Arial Narrow" w:hAnsi="Arial Narrow"/>
+                <w:b/>
+                <w:sz w:val="24"/>
+                <w:szCs w:val="24"/>
+              </w:rPr>
+            </w:pPr>
+            <w:r>
+              <w:rPr>
+                <w:rFonts w:ascii="Arial Narrow" w:hAnsi="Arial Narrow"/>
+                <w:b/>
+                <w:sz w:val="24"/>
+                <w:szCs w:val="24"/>
+              </w:rPr>
+              <w:t>{{X}}</w:t>
+            </w:r>
+          </w:p>
+        </w:tc>
+        <w:tc>
+          <w:tcPr>
+            <w:tcW w:w="628" w:type="dxa"/>
+            <w:vAlign w:val="center"/>
+          </w:tcPr>
+          <w:p>
+            <w:pPr>
+              <w:autoSpaceDE w:val="0"/>
+              <w:autoSpaceDN w:val="0"/>
+              <w:adjustRightInd w:val="0"/>
+              <w:jc w:val="center"/>
+              <w:rPr>
+                <w:rFonts w:ascii="Arial Narrow" w:hAnsi="Arial Narrow"/>
+                <w:b/>
+                <w:sz w:val="24"/>
+                <w:szCs w:val="24"/>
+              </w:rPr>
+            </w:pPr>
+            <w:r>
+              <w:rPr>
+                <w:rFonts w:ascii="Arial Narrow" w:hAnsi="Arial Narrow"/>
+                <w:b/>
+                <w:sz w:val="24"/>
+                <w:szCs w:val="24"/>
+              </w:rPr>
+              <w:t>{{X}}</w:t>
+            </w:r>
+          </w:p>
+        </w:tc>
+        <w:tc>
+          <w:tcPr>
+            <w:tcW w:w="655" w:type="dxa"/>
+            <w:vAlign w:val="center"/>
+          </w:tcPr>
+          <w:p>
+            <w:pPr>
+              <w:autoSpaceDE w:val="0"/>
+              <w:autoSpaceDN w:val="0"/>
+              <w:adjustRightInd w:val="0"/>
+              <w:jc w:val="center"/>
+              <w:rPr>
+                <w:rFonts w:ascii="Arial Narrow" w:hAnsi="Arial Narrow"/>
+                <w:b/>
+                <w:sz w:val="24"/>
+                <w:szCs w:val="24"/>
+              </w:rPr>
+            </w:pPr>
+            <w:r>
+              <w:rPr>
+                <w:rFonts w:ascii="Arial Narrow" w:hAnsi="Arial Narrow"/>
+                <w:b/>
+                <w:sz w:val="24"/>
+                <w:szCs w:val="24"/>
+              </w:rPr>
+              <w:t>{{X}}</w:t>
+            </w:r>
+          </w:p>
+        </w:tc>
+        <w:tc>
+          <w:tcPr>
+            <w:tcW w:w="655" w:type="dxa"/>
+            <w:vAlign w:val="center"/>
+          </w:tcPr>
+          <w:p>
+            <w:pPr>
+              <w:autoSpaceDE w:val="0"/>
+              <w:autoSpaceDN w:val="0"/>
+              <w:adjustRightInd w:val="0"/>
+              <w:jc w:val="center"/>
+              <w:rPr>
+                <w:rFonts w:ascii="Arial Narrow" w:hAnsi="Arial Narrow"/>
+                <w:b/>
+                <w:sz w:val="24"/>
+                <w:szCs w:val="24"/>
+              </w:rPr>
+            </w:pPr>
+            <w:r>
+              <w:rPr>
+                <w:rFonts w:ascii="Arial Narrow" w:hAnsi="Arial Narrow"/>
+                <w:b/>
+                <w:sz w:val="24"/>
+                <w:szCs w:val="24"/>
+              </w:rPr>
+              <w:t>{{X}}</w:t>
+            </w:r>
+          </w:p>
+        </w:tc>
+        <w:tc>
+          <w:tcPr>
+            <w:tcW w:w="655" w:type="dxa"/>
+            <w:vAlign w:val="center"/>
+          </w:tcPr>
+          <w:p>
+            <w:pPr>
+              <w:autoSpaceDE w:val="0"/>
+              <w:autoSpaceDN w:val="0"/>
+              <w:adjustRightInd w:val="0"/>
+              <w:jc w:val="center"/>
+              <w:rPr>
+                <w:rFonts w:ascii="Arial Narrow" w:hAnsi="Arial Narrow"/>
+                <w:b/>
+                <w:sz w:val="24"/>
+                <w:szCs w:val="24"/>
+              </w:rPr>
+            </w:pPr>
+            <w:r>
+              <w:rPr>
+                <w:rFonts w:ascii="Arial Narrow" w:hAnsi="Arial Narrow"/>
+                <w:b/>
+                <w:sz w:val="24"/>
+                <w:szCs w:val="24"/>
+              </w:rPr>
+              <w:t>{{X}}</w:t>
+            </w:r>
+          </w:p>
+        </w:tc>
+        <w:tc>
+          <w:tcPr>
+            <w:tcW w:w="655" w:type="dxa"/>
+            <w:vAlign w:val="center"/>
+          </w:tcPr>
+          <w:p>
+            <w:pPr>
+              <w:autoSpaceDE w:val="0"/>
+              <w:autoSpaceDN w:val="0"/>
+              <w:adjustRightInd w:val="0"/>
+              <w:jc w:val="center"/>
+              <w:rPr>
+                <w:rFonts w:ascii="Arial Narrow" w:hAnsi="Arial Narrow"/>
+                <w:b/>
+                <w:sz w:val="24"/>
+                <w:szCs w:val="24"/>
+              </w:rPr>
+            </w:pPr>
+            <w:r>
+              <w:rPr>
+                <w:rFonts w:ascii="Arial Narrow" w:hAnsi="Arial Narrow"/>
+                <w:b/>
+                <w:sz w:val="24"/>
+                <w:szCs w:val="24"/>
+              </w:rPr>
+              <w:t>{{X}}</w:t>
+            </w:r>
+          </w:p>
+        </w:tc>
+        <w:tc>
+          <w:tcPr>
+            <w:tcW w:w="626" w:type="dxa"/>
+            <w:vAlign w:val="center"/>
+          </w:tcPr>
+          <w:p>
+            <w:pPr>
+              <w:autoSpaceDE w:val="0"/>
+              <w:autoSpaceDN w:val="0"/>
+              <w:adjustRightInd w:val="0"/>
+              <w:jc w:val="center"/>
+              <w:rPr>
+                <w:rFonts w:ascii="Arial Narrow" w:hAnsi="Arial Narrow"/>
+                <w:b/>
+                <w:sz w:val="24"/>
+                <w:szCs w:val="24"/>
+              </w:rPr>
+            </w:pPr>
+            <w:r>
+              <w:rPr>
+                <w:rFonts w:ascii="Arial Narrow" w:hAnsi="Arial Narrow"/>
+                <w:b/>
+                <w:sz w:val="24"/>
+                <w:szCs w:val="24"/>
+              </w:rPr>
+              <w:t>{{X}}</w:t>
+            </w:r>
+          </w:p>
+        </w:tc>
+        <w:tc>
+          <w:tcPr>
+            <w:tcW w:w="626" w:type="dxa"/>
+            <w:vAlign w:val="center"/>
+          </w:tcPr>
+          <w:p>
+            <w:pPr>
+              <w:autoSpaceDE w:val="0"/>
+              <w:autoSpaceDN w:val="0"/>
+              <w:adjustRightInd w:val="0"/>
+              <w:jc w:val="center"/>
+              <w:rPr>
+                <w:rFonts w:ascii="Arial Narrow" w:hAnsi="Arial Narrow"/>
+                <w:b/>
+                <w:sz w:val="24"/>
+                <w:szCs w:val="24"/>
+              </w:rPr>
+            </w:pPr>
+            <w:r>
+              <w:rPr>
+                <w:rFonts w:ascii="Arial Narrow" w:hAnsi="Arial Narrow"/>
+                <w:b/>
+                <w:sz w:val="24"/>
+                <w:szCs w:val="24"/>
+              </w:rPr>
+              <w:t>{{X}}</w:t>
+            </w:r>
+          </w:p>
+        </w:tc>
+        <w:tc>
+          <w:tcPr>
+            <w:tcW w:w="626" w:type="dxa"/>
+            <w:vAlign w:val="center"/>
+          </w:tcPr>
+          <w:p>
+            <w:pPr>
+              <w:autoSpaceDE w:val="0"/>
+              <w:autoSpaceDN w:val="0"/>
+              <w:adjustRightInd w:val="0"/>
+              <w:jc w:val="center"/>
+              <w:rPr>
+                <w:rFonts w:ascii="Arial Narrow" w:hAnsi="Arial Narrow"/>
+                <w:b/>
+                <w:sz w:val="24"/>
+                <w:szCs w:val="24"/>
+              </w:rPr>
+            </w:pPr>
+            <w:r>
+              <w:rPr>
+                <w:rFonts w:ascii="Arial Narrow" w:hAnsi="Arial Narrow"/>
+                <w:b/>
+                <w:sz w:val="24"/>
+                <w:szCs w:val="24"/>
+              </w:rPr>
+              <w:t>{{X}}</w:t>
+            </w:r>
+          </w:p>
+        </w:tc>
+        <w:tc>
+          <w:tcPr>
+            <w:tcW w:w="655" w:type="dxa"/>
+            <w:vAlign w:val="center"/>
+          </w:tcPr>
+          <w:p>
+            <w:pPr>
+              <w:autoSpaceDE w:val="0"/>
+              <w:autoSpaceDN w:val="0"/>
+              <w:adjustRightInd w:val="0"/>
+              <w:jc w:val="center"/>
+              <w:rPr>
+                <w:rFonts w:ascii="Arial Narrow" w:hAnsi="Arial Narrow"/>
+                <w:b/>
+                <w:sz w:val="24"/>
+                <w:szCs w:val="24"/>
+              </w:rPr>
+            </w:pPr>
+            <w:r>
+              <w:rPr>
+                <w:rFonts w:ascii="Arial Narrow" w:hAnsi="Arial Narrow"/>
+                <w:b/>
+                <w:sz w:val="24"/>
+                <w:szCs w:val="24"/>
+              </w:rPr>
+              <w:t>{{X}}</w:t>
+            </w:r>
+          </w:p>
+        </w:tc>
+        <w:tc>
+          <w:tcPr>
+            <w:tcW w:w="655" w:type="dxa"/>
+            <w:vAlign w:val="center"/>
+          </w:tcPr>
+          <w:p>
+            <w:pPr>
+              <w:autoSpaceDE w:val="0"/>
+              <w:autoSpaceDN w:val="0"/>
+              <w:adjustRightInd w:val="0"/>
+              <w:jc w:val="center"/>
+              <w:rPr>
+                <w:rFonts w:ascii="Arial Narrow" w:hAnsi="Arial Narrow"/>
+                <w:b/>
+                <w:sz w:val="24"/>
+                <w:szCs w:val="24"/>
+              </w:rPr>
+            </w:pPr>
+            <w:r>
+              <w:rPr>
+                <w:rFonts w:ascii="Arial Narrow" w:hAnsi="Arial Narrow"/>
+                <w:b/>
+                <w:sz w:val="24"/>
+                <w:szCs w:val="24"/>
+              </w:rPr>
+              <w:t>{{X}}</w:t>
+            </w:r>
+          </w:p>
+        </w:tc>
+        <w:tc>
+          <w:tcPr>
+            <w:tcW w:w="864" w:type="dxa"/>
+            <w:vAlign w:val="center"/>
+          </w:tcPr>
+          <w:p>
+            <w:pPr>
+              <w:autoSpaceDE w:val="0"/>
+              <w:autoSpaceDN w:val="0"/>
+              <w:adjustRightInd w:val="0"/>
+              <w:jc w:val="center"/>
+              <w:rPr>
+                <w:rFonts w:ascii="Arial Narrow" w:hAnsi="Arial Narrow"/>
+                <w:b/>
+                <w:sz w:val="24"/>
+                <w:szCs w:val="24"/>
+              </w:rPr>
+            </w:pPr>
+            <w:r>
+              <w:rPr>
+                <w:rFonts w:ascii="Arial Narrow" w:hAnsi="Arial Narrow"/>
+                <w:b/>
+                <w:sz w:val="24"/>
+                <w:szCs w:val="24"/>
+              </w:rPr>
+              <w:t>{{X}}</w:t>
+            </w:r>
+          </w:p>
+        </w:tc>
+      </w:tr>
+      <w:tr>
+        <w:trPr>
+          <w:trHeight w:val="273"/>
+          <w:jc w:val="center"/>
+        </w:trPr>
+        <w:tc>
+          <w:tcPr>
+            <w:tcW w:w="1491" w:type="dxa"/>
+          </w:tcPr>
+          <w:p>
+            <w:pPr>
+              <w:autoSpaceDE w:val="0"/>
+              <w:autoSpaceDN w:val="0"/>
+              <w:adjustRightInd w:val="0"/>
+              <w:jc w:val="both"/>
+              <w:rPr>
+                <w:rFonts w:ascii="Arial Narrow" w:hAnsi="Arial Narrow"/>
+                <w:b/>
+                <w:sz w:val="20"/>
+                <w:szCs w:val="20"/>
+              </w:rPr>
+            </w:pPr>
+            <w:r>
+              <w:rPr>
+                <w:rFonts w:ascii="Arial Narrow" w:hAnsi="Arial Narrow"/>
+                <w:b/>
+                <w:sz w:val="20"/>
+                <w:szCs w:val="20"/>
+              </w:rPr>
+              <w:t>ANTI – RUBÉOLA</w:t>
+            </w:r>
+          </w:p>
+        </w:tc>
+        <w:tc>
+          <w:tcPr>
+            <w:tcW w:w="815" w:type="dxa"/>
+            <w:vAlign w:val="center"/>
+          </w:tcPr>
+          <w:p>
+            <w:pPr>
+              <w:autoSpaceDE w:val="0"/>
+              <w:autoSpaceDN w:val="0"/>
+              <w:adjustRightInd w:val="0"/>
+              <w:jc w:val="center"/>
+              <w:rPr>
+                <w:rFonts w:ascii="Arial Narrow" w:hAnsi="Arial Narrow"/>
+                <w:b/>
+                <w:sz w:val="24"/>
+                <w:szCs w:val="24"/>
+              </w:rPr>
+            </w:pPr>
+            <w:r>
+              <w:rPr>
+                <w:rFonts w:ascii="Arial Narrow" w:hAnsi="Arial Narrow"/>
+                <w:b/>
+                <w:sz w:val="24"/>
+                <w:szCs w:val="24"/>
+              </w:rPr>
+              <w:t>{{X}}</w:t>
+            </w:r>
+          </w:p>
+        </w:tc>
+        <w:tc>
+          <w:tcPr>
+            <w:tcW w:w="628" w:type="dxa"/>
+            <w:vAlign w:val="center"/>
+          </w:tcPr>
+          <w:p>
+            <w:pPr>
+              <w:autoSpaceDE w:val="0"/>
+              <w:autoSpaceDN w:val="0"/>
+              <w:adjustRightInd w:val="0"/>
+              <w:jc w:val="center"/>
+              <w:rPr>
+                <w:rFonts w:ascii="Arial Narrow" w:hAnsi="Arial Narrow"/>
+                <w:b/>
+                <w:sz w:val="24"/>
+                <w:szCs w:val="24"/>
+              </w:rPr>
+            </w:pPr>
+            <w:r>
+              <w:rPr>
+                <w:rFonts w:ascii="Arial Narrow" w:hAnsi="Arial Narrow"/>
+                <w:b/>
+                <w:sz w:val="24"/>
+                <w:szCs w:val="24"/>
+              </w:rPr>
+              <w:t>{{X}}</w:t>
+            </w:r>
+          </w:p>
+        </w:tc>
+        <w:tc>
+          <w:tcPr>
+            <w:tcW w:w="655" w:type="dxa"/>
+            <w:vAlign w:val="center"/>
+          </w:tcPr>
+          <w:p>
+            <w:pPr>
+              <w:autoSpaceDE w:val="0"/>
+              <w:autoSpaceDN w:val="0"/>
+              <w:adjustRightInd w:val="0"/>
+              <w:jc w:val="center"/>
+              <w:rPr>
+                <w:rFonts w:ascii="Arial Narrow" w:hAnsi="Arial Narrow"/>
+                <w:b/>
+                <w:sz w:val="24"/>
+                <w:szCs w:val="24"/>
+              </w:rPr>
+            </w:pPr>
+            <w:r>
+              <w:rPr>
+                <w:rFonts w:ascii="Arial Narrow" w:hAnsi="Arial Narrow"/>
+                <w:b/>
+                <w:sz w:val="24"/>
+                <w:szCs w:val="24"/>
+              </w:rPr>
+              <w:t>{{X}}</w:t>
+            </w:r>
+          </w:p>
+        </w:tc>
+        <w:tc>
+          <w:tcPr>
+            <w:tcW w:w="655" w:type="dxa"/>
+            <w:vAlign w:val="center"/>
+          </w:tcPr>
+          <w:p>
+            <w:pPr>
+              <w:autoSpaceDE w:val="0"/>
+              <w:autoSpaceDN w:val="0"/>
+              <w:adjustRightInd w:val="0"/>
+              <w:jc w:val="center"/>
+              <w:rPr>
+                <w:rFonts w:ascii="Arial Narrow" w:hAnsi="Arial Narrow"/>
+                <w:b/>
+                <w:sz w:val="24"/>
+                <w:szCs w:val="24"/>
+              </w:rPr>
+            </w:pPr>
+            <w:r>
+              <w:rPr>
+                <w:rFonts w:ascii="Arial Narrow" w:hAnsi="Arial Narrow"/>
+                <w:b/>
+                <w:sz w:val="24"/>
+                <w:szCs w:val="24"/>
+              </w:rPr>
+              <w:t>{{X}}</w:t>
+            </w:r>
+          </w:p>
+        </w:tc>
+        <w:tc>
+          <w:tcPr>
+            <w:tcW w:w="655" w:type="dxa"/>
+            <w:vAlign w:val="center"/>
+          </w:tcPr>
+          <w:p>
+            <w:pPr>
+              <w:autoSpaceDE w:val="0"/>
+              <w:autoSpaceDN w:val="0"/>
+              <w:adjustRightInd w:val="0"/>
+              <w:jc w:val="center"/>
+              <w:rPr>
+                <w:rFonts w:ascii="Arial Narrow" w:hAnsi="Arial Narrow"/>
+                <w:b/>
+                <w:sz w:val="24"/>
+                <w:szCs w:val="24"/>
+              </w:rPr>
+            </w:pPr>
+            <w:r>
+              <w:rPr>
+                <w:rFonts w:ascii="Arial Narrow" w:hAnsi="Arial Narrow"/>
+                <w:b/>
+                <w:sz w:val="24"/>
+                <w:szCs w:val="24"/>
+              </w:rPr>
+              <w:t>{{X}}</w:t>
+            </w:r>
+          </w:p>
+        </w:tc>
+        <w:tc>
+          <w:tcPr>
+            <w:tcW w:w="655" w:type="dxa"/>
+            <w:vAlign w:val="center"/>
+          </w:tcPr>
+          <w:p>
+            <w:pPr>
+              <w:autoSpaceDE w:val="0"/>
+              <w:autoSpaceDN w:val="0"/>
+              <w:adjustRightInd w:val="0"/>
+              <w:jc w:val="center"/>
+              <w:rPr>
+                <w:rFonts w:ascii="Arial Narrow" w:hAnsi="Arial Narrow"/>
+                <w:b/>
+                <w:sz w:val="24"/>
+                <w:szCs w:val="24"/>
+              </w:rPr>
+            </w:pPr>
+            <w:r>
+              <w:rPr>
+                <w:rFonts w:ascii="Arial Narrow" w:hAnsi="Arial Narrow"/>
+                <w:b/>
+                <w:sz w:val="24"/>
+                <w:szCs w:val="24"/>
+              </w:rPr>
+              <w:t>{{X}}</w:t>
+            </w:r>
+          </w:p>
+        </w:tc>
+        <w:tc>
+          <w:tcPr>
+            <w:tcW w:w="626" w:type="dxa"/>
+            <w:vAlign w:val="center"/>
+          </w:tcPr>
+          <w:p>
+            <w:pPr>
+              <w:autoSpaceDE w:val="0"/>
+              <w:autoSpaceDN w:val="0"/>
+              <w:adjustRightInd w:val="0"/>
+              <w:jc w:val="center"/>
+              <w:rPr>
+                <w:rFonts w:ascii="Arial Narrow" w:hAnsi="Arial Narrow"/>
+                <w:b/>
+                <w:sz w:val="24"/>
+                <w:szCs w:val="24"/>
+              </w:rPr>
+            </w:pPr>
+            <w:r>
+              <w:rPr>
+                <w:rFonts w:ascii="Arial Narrow" w:hAnsi="Arial Narrow"/>
+                <w:b/>
+                <w:sz w:val="24"/>
+                <w:szCs w:val="24"/>
+              </w:rPr>
+              <w:t>{{X}}</w:t>
+            </w:r>
+          </w:p>
+        </w:tc>
+        <w:tc>
+          <w:tcPr>
+            <w:tcW w:w="626" w:type="dxa"/>
+            <w:vAlign w:val="center"/>
+          </w:tcPr>
+          <w:p>
+            <w:pPr>
+              <w:autoSpaceDE w:val="0"/>
+              <w:autoSpaceDN w:val="0"/>
+              <w:adjustRightInd w:val="0"/>
+              <w:jc w:val="center"/>
+              <w:rPr>
+                <w:rFonts w:ascii="Arial Narrow" w:hAnsi="Arial Narrow"/>
+                <w:b/>
+                <w:sz w:val="24"/>
+                <w:szCs w:val="24"/>
+              </w:rPr>
+            </w:pPr>
+            <w:r>
+              <w:rPr>
+                <w:rFonts w:ascii="Arial Narrow" w:hAnsi="Arial Narrow"/>
+                <w:b/>
+                <w:sz w:val="24"/>
+                <w:szCs w:val="24"/>
+              </w:rPr>
+              <w:t>{{X}}</w:t>
+            </w:r>
+          </w:p>
+        </w:tc>
+        <w:tc>
+          <w:tcPr>
+            <w:tcW w:w="626" w:type="dxa"/>
+            <w:vAlign w:val="center"/>
+          </w:tcPr>
+          <w:p>
+            <w:pPr>
+              <w:autoSpaceDE w:val="0"/>
+              <w:autoSpaceDN w:val="0"/>
+              <w:adjustRightInd w:val="0"/>
+              <w:jc w:val="center"/>
+              <w:rPr>
+                <w:rFonts w:ascii="Arial Narrow" w:hAnsi="Arial Narrow"/>
+                <w:b/>
+                <w:sz w:val="24"/>
+                <w:szCs w:val="24"/>
+              </w:rPr>
+            </w:pPr>
+            <w:r>
+              <w:rPr>
+                <w:rFonts w:ascii="Arial Narrow" w:hAnsi="Arial Narrow"/>
+                <w:b/>
+                <w:sz w:val="24"/>
+                <w:szCs w:val="24"/>
+              </w:rPr>
+              <w:t>{{X}}</w:t>
+            </w:r>
+          </w:p>
+        </w:tc>
+        <w:tc>
+          <w:tcPr>
+            <w:tcW w:w="655" w:type="dxa"/>
+            <w:vAlign w:val="center"/>
+          </w:tcPr>
+          <w:p>
+            <w:pPr>
+              <w:autoSpaceDE w:val="0"/>
+              <w:autoSpaceDN w:val="0"/>
+              <w:adjustRightInd w:val="0"/>
+              <w:jc w:val="center"/>
+              <w:rPr>
+                <w:rFonts w:ascii="Arial Narrow" w:hAnsi="Arial Narrow"/>
+                <w:b/>
+                <w:sz w:val="24"/>
+                <w:szCs w:val="24"/>
+              </w:rPr>
+            </w:pPr>
+            <w:r>
+              <w:rPr>
+                <w:rFonts w:ascii="Arial Narrow" w:hAnsi="Arial Narrow"/>
+                <w:b/>
+                <w:sz w:val="24"/>
+                <w:szCs w:val="24"/>
+              </w:rPr>
+              <w:t>{{X}}</w:t>
+            </w:r>
+          </w:p>
+        </w:tc>
+        <w:tc>
+          <w:tcPr>
+            <w:tcW w:w="655" w:type="dxa"/>
+            <w:vAlign w:val="center"/>
+          </w:tcPr>
+          <w:p>
+            <w:pPr>
+              <w:autoSpaceDE w:val="0"/>
+              <w:autoSpaceDN w:val="0"/>
+              <w:adjustRightInd w:val="0"/>
+              <w:jc w:val="center"/>
+              <w:rPr>
+                <w:rFonts w:ascii="Arial Narrow" w:hAnsi="Arial Narrow"/>
+                <w:b/>
+                <w:sz w:val="24"/>
+                <w:szCs w:val="24"/>
+              </w:rPr>
+            </w:pPr>
+            <w:r>
+              <w:rPr>
+                <w:rFonts w:ascii="Arial Narrow" w:hAnsi="Arial Narrow"/>
+                <w:b/>
+                <w:sz w:val="24"/>
+                <w:szCs w:val="24"/>
+              </w:rPr>
+              <w:t>{{X}}</w:t>
+            </w:r>
+          </w:p>
+        </w:tc>
+        <w:tc>
+          <w:tcPr>
+            <w:tcW w:w="864" w:type="dxa"/>
+            <w:vAlign w:val="center"/>
+          </w:tcPr>
+          <w:p>
+            <w:pPr>
+              <w:autoSpaceDE w:val="0"/>
+              <w:autoSpaceDN w:val="0"/>
+              <w:adjustRightInd w:val="0"/>
+              <w:jc w:val="center"/>
+              <w:rPr>
+                <w:rFonts w:ascii="Arial Narrow" w:hAnsi="Arial Narrow"/>
+                <w:b/>
+                <w:sz w:val="24"/>
+                <w:szCs w:val="24"/>
+              </w:rPr>
+            </w:pPr>
+            <w:r>
+              <w:rPr>
+                <w:rFonts w:ascii="Arial Narrow" w:hAnsi="Arial Narrow"/>
+                <w:b/>
+                <w:sz w:val="24"/>
+                <w:szCs w:val="24"/>
+              </w:rPr>
+              <w:t>{{X}}</w:t>
+            </w:r>
+          </w:p>
+        </w:tc>
+      </w:tr>
+      <w:tr>
+        <w:trPr>
+          <w:trHeight w:val="468"/>
+          <w:jc w:val="center"/>
+        </w:trPr>
+        <w:tc>
+          <w:tcPr>
+            <w:tcW w:w="1491" w:type="dxa"/>
+          </w:tcPr>
+          <w:p>
+            <w:pPr>
+              <w:autoSpaceDE w:val="0"/>
+              <w:autoSpaceDN w:val="0"/>
+              <w:adjustRightInd w:val="0"/>
+              <w:jc w:val="both"/>
+              <w:rPr>
+                <w:rFonts w:ascii="Arial Narrow" w:hAnsi="Arial Narrow"/>
+                <w:b/>
+                <w:sz w:val="20"/>
+                <w:szCs w:val="20"/>
+              </w:rPr>
+            </w:pPr>
+            <w:r>
+              <w:rPr>
+                <w:rFonts w:ascii="Arial Narrow" w:hAnsi="Arial Narrow"/>
+                <w:b/>
+                <w:sz w:val="20"/>
+                <w:szCs w:val="20"/>
+              </w:rPr>
+              <w:t>ANTI – HEPATITE B</w:t>
+            </w:r>
+          </w:p>
+        </w:tc>
+        <w:tc>
+          <w:tcPr>
+            <w:tcW w:w="815" w:type="dxa"/>
+            <w:vAlign w:val="center"/>
+          </w:tcPr>
+          <w:p>
+            <w:pPr>
+              <w:autoSpaceDE w:val="0"/>
+              <w:autoSpaceDN w:val="0"/>
+              <w:adjustRightInd w:val="0"/>
+              <w:jc w:val="center"/>
+              <w:rPr>
+                <w:rFonts w:ascii="Arial Narrow" w:hAnsi="Arial Narrow"/>
+                <w:b/>
+                <w:sz w:val="24"/>
+                <w:szCs w:val="24"/>
+              </w:rPr>
+            </w:pPr>
+            <w:r>
+              <w:rPr>
+                <w:rFonts w:ascii="Arial Narrow" w:hAnsi="Arial Narrow"/>
+                <w:b/>
+                <w:sz w:val="24"/>
+                <w:szCs w:val="24"/>
+              </w:rPr>
+              <w:t>{{X}}</w:t>
+            </w:r>
+          </w:p>
+        </w:tc>
+        <w:tc>
+          <w:tcPr>
+            <w:tcW w:w="628" w:type="dxa"/>
+            <w:vAlign w:val="center"/>
+          </w:tcPr>
+          <w:p>
+            <w:pPr>
+              <w:autoSpaceDE w:val="0"/>
+              <w:autoSpaceDN w:val="0"/>
+              <w:adjustRightInd w:val="0"/>
+              <w:jc w:val="center"/>
+              <w:rPr>
+                <w:rFonts w:ascii="Arial Narrow" w:hAnsi="Arial Narrow"/>
+                <w:b/>
+                <w:sz w:val="24"/>
+                <w:szCs w:val="24"/>
+              </w:rPr>
+            </w:pPr>
+            <w:r>
+              <w:rPr>
+                <w:rFonts w:ascii="Arial Narrow" w:hAnsi="Arial Narrow"/>
+                <w:b/>
+                <w:sz w:val="24"/>
+                <w:szCs w:val="24"/>
+              </w:rPr>
+              <w:t>{{X}}</w:t>
+            </w:r>
+          </w:p>
+        </w:tc>
+        <w:tc>
+          <w:tcPr>
+            <w:tcW w:w="655" w:type="dxa"/>
+            <w:vAlign w:val="center"/>
+          </w:tcPr>
+          <w:p>
+            <w:pPr>
+              <w:autoSpaceDE w:val="0"/>
+              <w:autoSpaceDN w:val="0"/>
+              <w:adjustRightInd w:val="0"/>
+              <w:jc w:val="center"/>
+              <w:rPr>
+                <w:rFonts w:ascii="Arial Narrow" w:hAnsi="Arial Narrow"/>
+                <w:b/>
+                <w:sz w:val="24"/>
+                <w:szCs w:val="24"/>
+              </w:rPr>
+            </w:pPr>
+            <w:r>
+              <w:rPr>
+                <w:rFonts w:ascii="Arial Narrow" w:hAnsi="Arial Narrow"/>
+                <w:b/>
+                <w:sz w:val="24"/>
+                <w:szCs w:val="24"/>
+              </w:rPr>
+              <w:t>{{X}}</w:t>
+            </w:r>
+          </w:p>
+        </w:tc>
+        <w:tc>
+          <w:tcPr>
+            <w:tcW w:w="655" w:type="dxa"/>
+            <w:vAlign w:val="center"/>
+          </w:tcPr>
+          <w:p>
+            <w:pPr>
+              <w:autoSpaceDE w:val="0"/>
+              <w:autoSpaceDN w:val="0"/>
+              <w:adjustRightInd w:val="0"/>
+              <w:jc w:val="center"/>
+              <w:rPr>
+                <w:rFonts w:ascii="Arial Narrow" w:hAnsi="Arial Narrow"/>
+                <w:b/>
+                <w:sz w:val="24"/>
+                <w:szCs w:val="24"/>
+              </w:rPr>
+            </w:pPr>
+            <w:r>
+              <w:rPr>
+                <w:rFonts w:ascii="Arial Narrow" w:hAnsi="Arial Narrow"/>
+                <w:b/>
+                <w:sz w:val="24"/>
+                <w:szCs w:val="24"/>
+              </w:rPr>
+              <w:t>{{X}}</w:t>
+            </w:r>
+          </w:p>
+        </w:tc>
+        <w:tc>
+          <w:tcPr>
+            <w:tcW w:w="655" w:type="dxa"/>
+            <w:vAlign w:val="center"/>
+          </w:tcPr>
+          <w:p>
+            <w:pPr>
+              <w:autoSpaceDE w:val="0"/>
+              <w:autoSpaceDN w:val="0"/>
+              <w:adjustRightInd w:val="0"/>
+              <w:jc w:val="center"/>
+              <w:rPr>
+                <w:rFonts w:ascii="Arial Narrow" w:hAnsi="Arial Narrow"/>
+                <w:b/>
+                <w:sz w:val="24"/>
+                <w:szCs w:val="24"/>
+              </w:rPr>
+            </w:pPr>
+            <w:r>
+              <w:rPr>
+                <w:rFonts w:ascii="Arial Narrow" w:hAnsi="Arial Narrow"/>
+                <w:b/>
+                <w:sz w:val="24"/>
+                <w:szCs w:val="24"/>
+              </w:rPr>
+              <w:t>{{X}}</w:t>
+            </w:r>
+          </w:p>
+        </w:tc>
+        <w:tc>
+          <w:tcPr>
+            <w:tcW w:w="655" w:type="dxa"/>
+            <w:vAlign w:val="center"/>
+          </w:tcPr>
+          <w:p>
+            <w:pPr>
+              <w:autoSpaceDE w:val="0"/>
+              <w:autoSpaceDN w:val="0"/>
+              <w:adjustRightInd w:val="0"/>
+              <w:jc w:val="center"/>
+              <w:rPr>
+                <w:rFonts w:ascii="Arial Narrow" w:hAnsi="Arial Narrow"/>
+                <w:b/>
+                <w:sz w:val="24"/>
+                <w:szCs w:val="24"/>
+              </w:rPr>
+            </w:pPr>
+            <w:r>
+              <w:rPr>
+                <w:rFonts w:ascii="Arial Narrow" w:hAnsi="Arial Narrow"/>
+                <w:b/>
+                <w:sz w:val="24"/>
+                <w:szCs w:val="24"/>
+              </w:rPr>
+              <w:t>{{X}}</w:t>
+            </w:r>
+          </w:p>
+        </w:tc>
+        <w:tc>
+          <w:tcPr>
+            <w:tcW w:w="626" w:type="dxa"/>
+            <w:vAlign w:val="center"/>
+          </w:tcPr>
+          <w:p>
+            <w:pPr>
+              <w:autoSpaceDE w:val="0"/>
+              <w:autoSpaceDN w:val="0"/>
+              <w:adjustRightInd w:val="0"/>
+              <w:jc w:val="center"/>
+              <w:rPr>
+                <w:rFonts w:ascii="Arial Narrow" w:hAnsi="Arial Narrow"/>
+                <w:b/>
+                <w:sz w:val="24"/>
+                <w:szCs w:val="24"/>
+              </w:rPr>
+            </w:pPr>
+            <w:r>
+              <w:rPr>
+                <w:rFonts w:ascii="Arial Narrow" w:hAnsi="Arial Narrow"/>
+                <w:b/>
+                <w:sz w:val="24"/>
+                <w:szCs w:val="24"/>
+              </w:rPr>
+              <w:t>{{X}}</w:t>
+            </w:r>
+          </w:p>
+        </w:tc>
+        <w:tc>
+          <w:tcPr>
+            <w:tcW w:w="626" w:type="dxa"/>
+            <w:vAlign w:val="center"/>
+          </w:tcPr>
+          <w:p>
+            <w:pPr>
+              <w:autoSpaceDE w:val="0"/>
+              <w:autoSpaceDN w:val="0"/>
+              <w:adjustRightInd w:val="0"/>
+              <w:jc w:val="center"/>
+              <w:rPr>
+                <w:rFonts w:ascii="Arial Narrow" w:hAnsi="Arial Narrow"/>
+                <w:b/>
+                <w:sz w:val="24"/>
+                <w:szCs w:val="24"/>
+              </w:rPr>
+            </w:pPr>
+            <w:r>
+              <w:rPr>
+                <w:rFonts w:ascii="Arial Narrow" w:hAnsi="Arial Narrow"/>
+                <w:b/>
+                <w:sz w:val="24"/>
+                <w:szCs w:val="24"/>
+              </w:rPr>
+              <w:t>{{X}}</w:t>
+            </w:r>
+          </w:p>
+        </w:tc>
+        <w:tc>
+          <w:tcPr>
+            <w:tcW w:w="626" w:type="dxa"/>
+            <w:vAlign w:val="center"/>
+          </w:tcPr>
+          <w:p>
+            <w:pPr>
+              <w:autoSpaceDE w:val="0"/>
+              <w:autoSpaceDN w:val="0"/>
+              <w:adjustRightInd w:val="0"/>
+              <w:jc w:val="center"/>
+              <w:rPr>
+                <w:rFonts w:ascii="Arial Narrow" w:hAnsi="Arial Narrow"/>
+                <w:b/>
+                <w:sz w:val="24"/>
+                <w:szCs w:val="24"/>
+              </w:rPr>
+            </w:pPr>
+            <w:r>
+              <w:rPr>
+                <w:rFonts w:ascii="Arial Narrow" w:hAnsi="Arial Narrow"/>
+                <w:b/>
+                <w:sz w:val="24"/>
+                <w:szCs w:val="24"/>
+              </w:rPr>
+              <w:t>{{X}}</w:t>
+            </w:r>
+          </w:p>
+        </w:tc>
+        <w:tc>
+          <w:tcPr>
+            <w:tcW w:w="655" w:type="dxa"/>
+            <w:vAlign w:val="center"/>
+          </w:tcPr>
+          <w:p>
+            <w:pPr>
+              <w:autoSpaceDE w:val="0"/>
+              <w:autoSpaceDN w:val="0"/>
+              <w:adjustRightInd w:val="0"/>
+              <w:jc w:val="center"/>
+              <w:rPr>
+                <w:rFonts w:ascii="Arial Narrow" w:hAnsi="Arial Narrow"/>
+                <w:b/>
+                <w:sz w:val="24"/>
+                <w:szCs w:val="24"/>
+              </w:rPr>
+            </w:pPr>
+            <w:r>
+              <w:rPr>
+                <w:rFonts w:ascii="Arial Narrow" w:hAnsi="Arial Narrow"/>
+                <w:b/>
+                <w:sz w:val="24"/>
+                <w:szCs w:val="24"/>
+              </w:rPr>
+              <w:t>{{X}}</w:t>
+            </w:r>
+          </w:p>
+        </w:tc>
+        <w:tc>
+          <w:tcPr>
+            <w:tcW w:w="655" w:type="dxa"/>
+            <w:vAlign w:val="center"/>
+          </w:tcPr>
+          <w:p>
+            <w:pPr>
+              <w:autoSpaceDE w:val="0"/>
+              <w:autoSpaceDN w:val="0"/>
+              <w:adjustRightInd w:val="0"/>
+              <w:jc w:val="center"/>
+              <w:rPr>
+                <w:rFonts w:ascii="Arial Narrow" w:hAnsi="Arial Narrow"/>
+                <w:b/>
+                <w:sz w:val="24"/>
+                <w:szCs w:val="24"/>
+              </w:rPr>
+            </w:pPr>
+            <w:r>
+              <w:rPr>
+                <w:rFonts w:ascii="Arial Narrow" w:hAnsi="Arial Narrow"/>
+                <w:b/>
+                <w:sz w:val="24"/>
+                <w:szCs w:val="24"/>
+              </w:rPr>
+              <w:t>{{X}}</w:t>
+            </w:r>
+          </w:p>
+        </w:tc>
+        <w:tc>
+          <w:tcPr>
+            <w:tcW w:w="864" w:type="dxa"/>
+            <w:vAlign w:val="center"/>
+          </w:tcPr>
+          <w:p>
+            <w:pPr>
+              <w:autoSpaceDE w:val="0"/>
+              <w:autoSpaceDN w:val="0"/>
+              <w:adjustRightInd w:val="0"/>
+              <w:jc w:val="center"/>
+              <w:rPr>
+                <w:rFonts w:ascii="Arial Narrow" w:hAnsi="Arial Narrow"/>
+                <w:b/>
+                <w:sz w:val="24"/>
+                <w:szCs w:val="24"/>
+              </w:rPr>
+            </w:pPr>
+            <w:r>
+              <w:rPr>
+                <w:rFonts w:ascii="Arial Narrow" w:hAnsi="Arial Narrow"/>
+                <w:b/>
+                <w:sz w:val="24"/>
+                <w:szCs w:val="24"/>
+              </w:rPr>
+              <w:t>{{X}}</w:t>
+            </w:r>
+          </w:p>
+        </w:tc>
+      </w:tr>
+      <w:tr>
+        <w:trPr>
+          <w:trHeight w:val="722"/>
+          <w:jc w:val="center"/>
+        </w:trPr>
+        <w:tc>
+          <w:tcPr>
+            <w:tcW w:w="1491" w:type="dxa"/>
+          </w:tcPr>
+          <w:p>
+            <w:pPr>
+              <w:autoSpaceDE w:val="0"/>
+              <w:autoSpaceDN w:val="0"/>
+              <w:adjustRightInd w:val="0"/>
+              <w:jc w:val="both"/>
+              <w:rPr>
+                <w:rFonts w:ascii="Arial Narrow" w:hAnsi="Arial Narrow"/>
+                <w:b/>
+                <w:sz w:val="20"/>
+                <w:szCs w:val="20"/>
+              </w:rPr>
+            </w:pPr>
+            <w:r>
+              <w:rPr>
+                <w:rFonts w:ascii="Arial Narrow" w:hAnsi="Arial Narrow"/>
+                <w:b/>
+                <w:bCs/>
+                <w:sz w:val="20"/>
+                <w:szCs w:val="20"/>
+              </w:rPr>
+              <w:t>ANTI – GRIPAL E ANTI -PNEUMOCOCO</w:t>
+            </w:r>
+          </w:p>
+        </w:tc>
+        <w:tc>
+          <w:tcPr>
+            <w:tcW w:w="815" w:type="dxa"/>
+            <w:vAlign w:val="center"/>
+          </w:tcPr>
+          <w:p>
+            <w:pPr>
+              <w:autoSpaceDE w:val="0"/>
+              <w:autoSpaceDN w:val="0"/>
+              <w:adjustRightInd w:val="0"/>
+              <w:jc w:val="center"/>
+              <w:rPr>
+                <w:rFonts w:ascii="Arial Narrow" w:hAnsi="Arial Narrow"/>
+                <w:b/>
+                <w:sz w:val="24"/>
+                <w:szCs w:val="24"/>
+              </w:rPr>
+            </w:pPr>
+            <w:r>
+              <w:rPr>
+                <w:rFonts w:ascii="Arial Narrow" w:hAnsi="Arial Narrow"/>
+                <w:b/>
+                <w:sz w:val="24"/>
+                <w:szCs w:val="24"/>
+              </w:rPr>
+              <w:t>{{X}}</w:t>
+            </w:r>
+          </w:p>
+        </w:tc>
+        <w:tc>
+          <w:tcPr>
+            <w:tcW w:w="628" w:type="dxa"/>
+            <w:vAlign w:val="center"/>
+          </w:tcPr>
+          <w:p>
+            <w:pPr>
+              <w:autoSpaceDE w:val="0"/>
+              <w:autoSpaceDN w:val="0"/>
+              <w:adjustRightInd w:val="0"/>
+              <w:jc w:val="center"/>
+              <w:rPr>
+                <w:rFonts w:ascii="Arial Narrow" w:hAnsi="Arial Narrow"/>
+                <w:b/>
+                <w:sz w:val="24"/>
+                <w:szCs w:val="24"/>
+              </w:rPr>
+            </w:pPr>
+            <w:r>
+              <w:rPr>
+                <w:rFonts w:ascii="Arial Narrow" w:hAnsi="Arial Narrow"/>
+                <w:b/>
+                <w:sz w:val="24"/>
+                <w:szCs w:val="24"/>
+              </w:rPr>
+              <w:t>{{X}}</w:t>
+            </w:r>
+          </w:p>
+        </w:tc>
+        <w:tc>
+          <w:tcPr>
+            <w:tcW w:w="655" w:type="dxa"/>
+            <w:vAlign w:val="center"/>
+          </w:tcPr>
+          <w:p>
+            <w:pPr>
+              <w:autoSpaceDE w:val="0"/>
+              <w:autoSpaceDN w:val="0"/>
+              <w:adjustRightInd w:val="0"/>
+              <w:jc w:val="center"/>
+              <w:rPr>
+                <w:rFonts w:ascii="Arial Narrow" w:hAnsi="Arial Narrow"/>
+                <w:b/>
+                <w:sz w:val="24"/>
+                <w:szCs w:val="24"/>
+              </w:rPr>
+            </w:pPr>
+            <w:r>
+              <w:rPr>
+                <w:rFonts w:ascii="Arial Narrow" w:hAnsi="Arial Narrow"/>
+                <w:b/>
+                <w:sz w:val="24"/>
+                <w:szCs w:val="24"/>
+              </w:rPr>
+              <w:t>{{X}}</w:t>
+            </w:r>
+          </w:p>
+        </w:tc>
+        <w:tc>
+          <w:tcPr>
+            <w:tcW w:w="655" w:type="dxa"/>
+            <w:vAlign w:val="center"/>
+          </w:tcPr>
+          <w:p>
+            <w:pPr>
+              <w:autoSpaceDE w:val="0"/>
+              <w:autoSpaceDN w:val="0"/>
+              <w:adjustRightInd w:val="0"/>
+              <w:jc w:val="center"/>
+              <w:rPr>
+                <w:rFonts w:ascii="Arial Narrow" w:hAnsi="Arial Narrow"/>
+                <w:b/>
+                <w:sz w:val="24"/>
+                <w:szCs w:val="24"/>
+              </w:rPr>
+            </w:pPr>
+            <w:r>
+              <w:rPr>
+                <w:rFonts w:ascii="Arial Narrow" w:hAnsi="Arial Narrow"/>
+                <w:b/>
+                <w:sz w:val="24"/>
+                <w:szCs w:val="24"/>
+              </w:rPr>
+              <w:t>{{X}}</w:t>
+            </w:r>
+          </w:p>
+        </w:tc>
+        <w:tc>
+          <w:tcPr>
+            <w:tcW w:w="655" w:type="dxa"/>
+            <w:vAlign w:val="center"/>
+          </w:tcPr>
+          <w:p>
+            <w:pPr>
+              <w:autoSpaceDE w:val="0"/>
+              <w:autoSpaceDN w:val="0"/>
+              <w:adjustRightInd w:val="0"/>
+              <w:jc w:val="center"/>
+              <w:rPr>
+                <w:rFonts w:ascii="Arial Narrow" w:hAnsi="Arial Narrow"/>
+                <w:b/>
+                <w:sz w:val="24"/>
+                <w:szCs w:val="24"/>
+              </w:rPr>
+            </w:pPr>
+            <w:r>
+              <w:rPr>
+                <w:rFonts w:ascii="Arial Narrow" w:hAnsi="Arial Narrow"/>
+                <w:b/>
+                <w:sz w:val="24"/>
+                <w:szCs w:val="24"/>
+              </w:rPr>
+              <w:t>{{X}}</w:t>
+            </w:r>
+          </w:p>
+        </w:tc>
+        <w:tc>
+          <w:tcPr>
+            <w:tcW w:w="655" w:type="dxa"/>
+            <w:vAlign w:val="center"/>
+          </w:tcPr>
+          <w:p>
+            <w:pPr>
+              <w:autoSpaceDE w:val="0"/>
+              <w:autoSpaceDN w:val="0"/>
+              <w:adjustRightInd w:val="0"/>
+              <w:jc w:val="center"/>
+              <w:rPr>
+                <w:rFonts w:ascii="Arial Narrow" w:hAnsi="Arial Narrow"/>
+                <w:b/>
+                <w:sz w:val="24"/>
+                <w:szCs w:val="24"/>
+              </w:rPr>
+            </w:pPr>
+            <w:r>
+              <w:rPr>
+                <w:rFonts w:ascii="Arial Narrow" w:hAnsi="Arial Narrow"/>
+                <w:b/>
+                <w:sz w:val="24"/>
+                <w:szCs w:val="24"/>
+              </w:rPr>
+              <w:t>{{X}}</w:t>
+            </w:r>
+          </w:p>
+        </w:tc>
+        <w:tc>
+          <w:tcPr>
+            <w:tcW w:w="626" w:type="dxa"/>
+            <w:vAlign w:val="center"/>
+          </w:tcPr>
+          <w:p>
+            <w:pPr>
+              <w:autoSpaceDE w:val="0"/>
+              <w:autoSpaceDN w:val="0"/>
+              <w:adjustRightInd w:val="0"/>
+              <w:jc w:val="center"/>
+              <w:rPr>
+                <w:rFonts w:ascii="Arial Narrow" w:hAnsi="Arial Narrow"/>
+                <w:b/>
+                <w:sz w:val="24"/>
+                <w:szCs w:val="24"/>
+              </w:rPr>
+            </w:pPr>
+            <w:r>
+              <w:rPr>
+                <w:rFonts w:ascii="Arial Narrow" w:hAnsi="Arial Narrow"/>
+                <w:b/>
+                <w:sz w:val="24"/>
+                <w:szCs w:val="24"/>
+              </w:rPr>
+              <w:t>{{X}}</w:t>
+            </w:r>
+          </w:p>
+        </w:tc>
+        <w:tc>
+          <w:tcPr>
+            <w:tcW w:w="626" w:type="dxa"/>
+            <w:vAlign w:val="center"/>
+          </w:tcPr>
+          <w:p>
+            <w:pPr>
+              <w:autoSpaceDE w:val="0"/>
+              <w:autoSpaceDN w:val="0"/>
+              <w:adjustRightInd w:val="0"/>
+              <w:jc w:val="center"/>
+              <w:rPr>
+                <w:rFonts w:ascii="Arial Narrow" w:hAnsi="Arial Narrow"/>
+                <w:b/>
+                <w:sz w:val="24"/>
+                <w:szCs w:val="24"/>
+              </w:rPr>
+            </w:pPr>
+            <w:r>
+              <w:rPr>
+                <w:rFonts w:ascii="Arial Narrow" w:hAnsi="Arial Narrow"/>
+                <w:b/>
+                <w:sz w:val="24"/>
+                <w:szCs w:val="24"/>
+              </w:rPr>
+              <w:t>{{X}}</w:t>
+            </w:r>
+          </w:p>
+        </w:tc>
+        <w:tc>
+          <w:tcPr>
+            <w:tcW w:w="626" w:type="dxa"/>
+            <w:vAlign w:val="center"/>
+          </w:tcPr>
+          <w:p>
+            <w:pPr>
+              <w:autoSpaceDE w:val="0"/>
+              <w:autoSpaceDN w:val="0"/>
+              <w:adjustRightInd w:val="0"/>
+              <w:jc w:val="center"/>
+              <w:rPr>
+                <w:rFonts w:ascii="Arial Narrow" w:hAnsi="Arial Narrow"/>
+                <w:b/>
+                <w:sz w:val="24"/>
+                <w:szCs w:val="24"/>
+              </w:rPr>
+            </w:pPr>
+            <w:r>
+              <w:rPr>
+                <w:rFonts w:ascii="Arial Narrow" w:hAnsi="Arial Narrow"/>
+                <w:b/>
+                <w:sz w:val="24"/>
+                <w:szCs w:val="24"/>
+              </w:rPr>
+              <w:t>{{X}}</w:t>
+            </w:r>
+          </w:p>
+        </w:tc>
+        <w:tc>
+          <w:tcPr>
+            <w:tcW w:w="655" w:type="dxa"/>
+            <w:vAlign w:val="center"/>
+          </w:tcPr>
+          <w:p>
+            <w:pPr>
+              <w:autoSpaceDE w:val="0"/>
+              <w:autoSpaceDN w:val="0"/>
+              <w:adjustRightInd w:val="0"/>
+              <w:jc w:val="center"/>
+              <w:rPr>
+                <w:rFonts w:ascii="Arial Narrow" w:hAnsi="Arial Narrow"/>
+                <w:b/>
+                <w:sz w:val="24"/>
+                <w:szCs w:val="24"/>
+              </w:rPr>
+            </w:pPr>
+            <w:r>
+              <w:rPr>
+                <w:rFonts w:ascii="Arial Narrow" w:hAnsi="Arial Narrow"/>
+                <w:b/>
+                <w:sz w:val="24"/>
+                <w:szCs w:val="24"/>
+              </w:rPr>
+              <w:t>{{X}}</w:t>
+            </w:r>
+          </w:p>
+        </w:tc>
+        <w:tc>
+          <w:tcPr>
+            <w:tcW w:w="655" w:type="dxa"/>
+            <w:vAlign w:val="center"/>
+          </w:tcPr>
+          <w:p>
+            <w:pPr>
+              <w:autoSpaceDE w:val="0"/>
+              <w:autoSpaceDN w:val="0"/>
+              <w:adjustRightInd w:val="0"/>
+              <w:jc w:val="center"/>
+              <w:rPr>
+                <w:rFonts w:ascii="Arial Narrow" w:hAnsi="Arial Narrow"/>
+                <w:b/>
+                <w:sz w:val="24"/>
+                <w:szCs w:val="24"/>
+              </w:rPr>
+            </w:pPr>
+            <w:r>
+              <w:rPr>
+                <w:rFonts w:ascii="Arial Narrow" w:hAnsi="Arial Narrow"/>
+                <w:b/>
+                <w:sz w:val="24"/>
+                <w:szCs w:val="24"/>
+              </w:rPr>
+              <w:t>{{X}}</w:t>
+            </w:r>
+          </w:p>
+        </w:tc>
+        <w:tc>
+          <w:tcPr>
+            <w:tcW w:w="864" w:type="dxa"/>
+            <w:vAlign w:val="center"/>
+          </w:tcPr>
+          <w:p>
+            <w:pPr>
+              <w:autoSpaceDE w:val="0"/>
+              <w:autoSpaceDN w:val="0"/>
+              <w:adjustRightInd w:val="0"/>
+              <w:jc w:val="center"/>
+              <w:rPr>
+                <w:rFonts w:ascii="Arial Narrow" w:hAnsi="Arial Narrow"/>
+                <w:b/>
+                <w:sz w:val="24"/>
+                <w:szCs w:val="24"/>
+              </w:rPr>
+            </w:pPr>
+            <w:r>
+              <w:rPr>
+                <w:rFonts w:ascii="Arial Narrow" w:hAnsi="Arial Narrow"/>
+                <w:b/>
+                <w:sz w:val="24"/>
+                <w:szCs w:val="24"/>
+              </w:rPr>
+              <w:t>{{X}}</w:t>
+            </w:r>
+          </w:p>
+        </w:tc>
+      </w:tr>
+      <w:tr>
+        <w:trPr>
+          <w:trHeight w:val="683"/>
+          <w:jc w:val="center"/>
+        </w:trPr>
+        <w:tc>
+          <w:tcPr>
+            <w:tcW w:w="1491" w:type="dxa"/>
+          </w:tcPr>
+          <w:p>
+            <w:pPr>
+              <w:autoSpaceDE w:val="0"/>
+              <w:autoSpaceDN w:val="0"/>
+              <w:adjustRightInd w:val="0"/>
+              <w:jc w:val="both"/>
+              <w:rPr>
+                <w:rFonts w:ascii="Arial Narrow" w:hAnsi="Arial Narrow"/>
+                <w:b/>
+                <w:bCs/>
+                <w:sz w:val="20"/>
+                <w:szCs w:val="20"/>
+              </w:rPr>
+            </w:pPr>
+            <w:r>
+              <w:rPr>
+                <w:rFonts w:ascii="Arial Narrow" w:hAnsi="Arial Narrow"/>
+                <w:b/>
+                <w:bCs/>
+                <w:sz w:val="20"/>
+                <w:szCs w:val="20"/>
+              </w:rPr>
+              <w:t>ANTI-GRIPAL- CONTRA O VÍRUS H1N1</w:t>
+            </w:r>
+          </w:p>
+        </w:tc>
+        <w:tc>
+          <w:tcPr>
+            <w:tcW w:w="815" w:type="dxa"/>
+            <w:vAlign w:val="center"/>
+          </w:tcPr>
+          <w:p>
+            <w:pPr>
+              <w:autoSpaceDE w:val="0"/>
+              <w:autoSpaceDN w:val="0"/>
+              <w:adjustRightInd w:val="0"/>
+              <w:jc w:val="center"/>
+              <w:rPr>
+                <w:rFonts w:ascii="Arial Narrow" w:hAnsi="Arial Narrow"/>
+                <w:b/>
+                <w:sz w:val="24"/>
+                <w:szCs w:val="24"/>
+              </w:rPr>
+            </w:pPr>
+            <w:r>
+              <w:rPr>
+                <w:rFonts w:ascii="Arial Narrow" w:hAnsi="Arial Narrow"/>
+                <w:b/>
+                <w:sz w:val="24"/>
+                <w:szCs w:val="24"/>
+              </w:rPr>
+              <w:t>{{X}}</w:t>
+            </w:r>
+          </w:p>
+        </w:tc>
+        <w:tc>
+          <w:tcPr>
+            <w:tcW w:w="628" w:type="dxa"/>
+            <w:vAlign w:val="center"/>
+          </w:tcPr>
+          <w:p>
+            <w:pPr>
+              <w:autoSpaceDE w:val="0"/>
+              <w:autoSpaceDN w:val="0"/>
+              <w:adjustRightInd w:val="0"/>
+              <w:jc w:val="center"/>
+              <w:rPr>
+                <w:rFonts w:ascii="Arial Narrow" w:hAnsi="Arial Narrow"/>
+                <w:b/>
+                <w:sz w:val="24"/>
+                <w:szCs w:val="24"/>
+              </w:rPr>
+            </w:pPr>
+            <w:r>
+              <w:rPr>
+                <w:rFonts w:ascii="Arial Narrow" w:hAnsi="Arial Narrow"/>
+                <w:b/>
+                <w:sz w:val="24"/>
+                <w:szCs w:val="24"/>
+              </w:rPr>
+              <w:t>{{X}}</w:t>
+            </w:r>
+          </w:p>
+        </w:tc>
+        <w:tc>
+          <w:tcPr>
+            <w:tcW w:w="655" w:type="dxa"/>
+            <w:vAlign w:val="center"/>
+          </w:tcPr>
+          <w:p>
+            <w:pPr>
+              <w:autoSpaceDE w:val="0"/>
+              <w:autoSpaceDN w:val="0"/>
+              <w:adjustRightInd w:val="0"/>
+              <w:jc w:val="center"/>
+              <w:rPr>
+                <w:rFonts w:ascii="Arial Narrow" w:hAnsi="Arial Narrow"/>
+                <w:b/>
+                <w:sz w:val="24"/>
+                <w:szCs w:val="24"/>
+              </w:rPr>
+            </w:pPr>
+            <w:r>
+              <w:rPr>
+                <w:rFonts w:ascii="Arial Narrow" w:hAnsi="Arial Narrow"/>
+                <w:b/>
+                <w:sz w:val="24"/>
+                <w:szCs w:val="24"/>
+              </w:rPr>
+              <w:t>{{X}}</w:t>
+            </w:r>
+          </w:p>
+        </w:tc>
+        <w:tc>
+          <w:tcPr>
+            <w:tcW w:w="655" w:type="dxa"/>
+            <w:vAlign w:val="center"/>
+          </w:tcPr>
+          <w:p>
+            <w:pPr>
+              <w:autoSpaceDE w:val="0"/>
+              <w:autoSpaceDN w:val="0"/>
+              <w:adjustRightInd w:val="0"/>
+              <w:jc w:val="center"/>
+              <w:rPr>
+                <w:rFonts w:ascii="Arial Narrow" w:hAnsi="Arial Narrow"/>
+                <w:b/>
+                <w:sz w:val="24"/>
+                <w:szCs w:val="24"/>
+              </w:rPr>
+            </w:pPr>
+            <w:r>
+              <w:rPr>
+                <w:rFonts w:ascii="Arial Narrow" w:hAnsi="Arial Narrow"/>
+                <w:b/>
+                <w:sz w:val="24"/>
+                <w:szCs w:val="24"/>
+              </w:rPr>
+              <w:t>{{X}}</w:t>
+            </w:r>
+          </w:p>
+        </w:tc>
+        <w:tc>
+          <w:tcPr>
+            <w:tcW w:w="655" w:type="dxa"/>
+            <w:vAlign w:val="center"/>
+          </w:tcPr>
+          <w:p>
+            <w:pPr>
+              <w:autoSpaceDE w:val="0"/>
+              <w:autoSpaceDN w:val="0"/>
+              <w:adjustRightInd w:val="0"/>
+              <w:jc w:val="center"/>
+              <w:rPr>
+                <w:rFonts w:ascii="Arial Narrow" w:hAnsi="Arial Narrow"/>
+                <w:b/>
+                <w:sz w:val="24"/>
+                <w:szCs w:val="24"/>
+              </w:rPr>
+            </w:pPr>
+            <w:r>
+              <w:rPr>
+                <w:rFonts w:ascii="Arial Narrow" w:hAnsi="Arial Narrow"/>
+                <w:b/>
+                <w:sz w:val="24"/>
+                <w:szCs w:val="24"/>
+              </w:rPr>
+              <w:t>{{X}}</w:t>
+            </w:r>
+          </w:p>
+        </w:tc>
+        <w:tc>
+          <w:tcPr>
+            <w:tcW w:w="655" w:type="dxa"/>
+            <w:vAlign w:val="center"/>
+          </w:tcPr>
+          <w:p>
+            <w:pPr>
+              <w:autoSpaceDE w:val="0"/>
+              <w:autoSpaceDN w:val="0"/>
+              <w:adjustRightInd w:val="0"/>
+              <w:jc w:val="center"/>
+              <w:rPr>
+                <w:rFonts w:ascii="Arial Narrow" w:hAnsi="Arial Narrow"/>
+                <w:b/>
+                <w:sz w:val="24"/>
+                <w:szCs w:val="24"/>
+              </w:rPr>
+            </w:pPr>
+            <w:r>
+              <w:rPr>
+                <w:rFonts w:ascii="Arial Narrow" w:hAnsi="Arial Narrow"/>
+                <w:b/>
+                <w:sz w:val="24"/>
+                <w:szCs w:val="24"/>
+              </w:rPr>
+              <w:t>{{X}}</w:t>
+            </w:r>
+          </w:p>
+        </w:tc>
+        <w:tc>
+          <w:tcPr>
+            <w:tcW w:w="626" w:type="dxa"/>
+            <w:vAlign w:val="center"/>
+          </w:tcPr>
+          <w:p>
+            <w:pPr>
+              <w:autoSpaceDE w:val="0"/>
+              <w:autoSpaceDN w:val="0"/>
+              <w:adjustRightInd w:val="0"/>
+              <w:jc w:val="center"/>
+              <w:rPr>
+                <w:rFonts w:ascii="Arial Narrow" w:hAnsi="Arial Narrow"/>
+                <w:b/>
+                <w:sz w:val="24"/>
+                <w:szCs w:val="24"/>
+              </w:rPr>
+            </w:pPr>
+            <w:r>
+              <w:rPr>
+                <w:rFonts w:ascii="Arial Narrow" w:hAnsi="Arial Narrow"/>
+                <w:b/>
+                <w:sz w:val="24"/>
+                <w:szCs w:val="24"/>
+              </w:rPr>
+              <w:t>{{X}}</w:t>
+            </w:r>
+          </w:p>
+        </w:tc>
+        <w:tc>
+          <w:tcPr>
+            <w:tcW w:w="626" w:type="dxa"/>
+            <w:vAlign w:val="center"/>
+          </w:tcPr>
+          <w:p>
+            <w:pPr>
+              <w:autoSpaceDE w:val="0"/>
+              <w:autoSpaceDN w:val="0"/>
+              <w:adjustRightInd w:val="0"/>
+              <w:jc w:val="center"/>
+              <w:rPr>
+                <w:rFonts w:ascii="Arial Narrow" w:hAnsi="Arial Narrow"/>
+                <w:b/>
+                <w:sz w:val="24"/>
+                <w:szCs w:val="24"/>
+              </w:rPr>
+            </w:pPr>
+            <w:r>
+              <w:rPr>
+                <w:rFonts w:ascii="Arial Narrow" w:hAnsi="Arial Narrow"/>
+                <w:b/>
+                <w:sz w:val="24"/>
+                <w:szCs w:val="24"/>
+              </w:rPr>
+              <w:t>{{X}}</w:t>
+            </w:r>
+          </w:p>
+        </w:tc>
+        <w:tc>
+          <w:tcPr>
+            <w:tcW w:w="626" w:type="dxa"/>
+            <w:vAlign w:val="center"/>
+          </w:tcPr>
+          <w:p>
+            <w:pPr>
+              <w:autoSpaceDE w:val="0"/>
+              <w:autoSpaceDN w:val="0"/>
+              <w:adjustRightInd w:val="0"/>
+              <w:jc w:val="center"/>
+              <w:rPr>
+                <w:rFonts w:ascii="Arial Narrow" w:hAnsi="Arial Narrow"/>
+                <w:b/>
+                <w:sz w:val="24"/>
+                <w:szCs w:val="24"/>
+              </w:rPr>
+            </w:pPr>
+            <w:r>
+              <w:rPr>
+                <w:rFonts w:ascii="Arial Narrow" w:hAnsi="Arial Narrow"/>
+                <w:b/>
+                <w:sz w:val="24"/>
+                <w:szCs w:val="24"/>
+              </w:rPr>
+              <w:t>{{X}}</w:t>
+            </w:r>
+          </w:p>
+        </w:tc>
+        <w:tc>
+          <w:tcPr>
+            <w:tcW w:w="655" w:type="dxa"/>
+            <w:vAlign w:val="center"/>
+          </w:tcPr>
+          <w:p>
+            <w:pPr>
+              <w:autoSpaceDE w:val="0"/>
+              <w:autoSpaceDN w:val="0"/>
+              <w:adjustRightInd w:val="0"/>
+              <w:jc w:val="center"/>
+              <w:rPr>
+                <w:rFonts w:ascii="Arial Narrow" w:hAnsi="Arial Narrow"/>
+                <w:b/>
+                <w:sz w:val="24"/>
+                <w:szCs w:val="24"/>
+              </w:rPr>
+            </w:pPr>
+            <w:r>
+              <w:rPr>
+                <w:rFonts w:ascii="Arial Narrow" w:hAnsi="Arial Narrow"/>
+                <w:b/>
+                <w:sz w:val="24"/>
+                <w:szCs w:val="24"/>
+              </w:rPr>
+              <w:t>{{X}}</w:t>
+            </w:r>
+          </w:p>
+        </w:tc>
+        <w:tc>
+          <w:tcPr>
+            <w:tcW w:w="655" w:type="dxa"/>
+            <w:vAlign w:val="center"/>
+          </w:tcPr>
+          <w:p>
+            <w:pPr>
+              <w:autoSpaceDE w:val="0"/>
+              <w:autoSpaceDN w:val="0"/>
+              <w:adjustRightInd w:val="0"/>
+              <w:jc w:val="center"/>
+              <w:rPr>
+                <w:rFonts w:ascii="Arial Narrow" w:hAnsi="Arial Narrow"/>
+                <w:b/>
+                <w:sz w:val="24"/>
+                <w:szCs w:val="24"/>
+              </w:rPr>
+            </w:pPr>
+            <w:r>
+              <w:rPr>
+                <w:rFonts w:ascii="Arial Narrow" w:hAnsi="Arial Narrow"/>
+                <w:b/>
+                <w:sz w:val="24"/>
+                <w:szCs w:val="24"/>
+              </w:rPr>
+              <w:t>{{X}}</w:t>
+            </w:r>
+          </w:p>
+        </w:tc>
+        <w:tc>
+          <w:tcPr>
+            <w:tcW w:w="864" w:type="dxa"/>
+            <w:vAlign w:val="center"/>
+          </w:tcPr>
+          <w:p>
+            <w:pPr>
+              <w:autoSpaceDE w:val="0"/>
+              <w:autoSpaceDN w:val="0"/>
+              <w:adjustRightInd w:val="0"/>
+              <w:jc w:val="center"/>
+              <w:rPr>
+                <w:rFonts w:ascii="Arial Narrow" w:hAnsi="Arial Narrow"/>
+                <w:b/>
+                <w:sz w:val="24"/>
+                <w:szCs w:val="24"/>
+              </w:rPr>
+            </w:pPr>
+            <w:r>
+              <w:rPr>
+                <w:rFonts w:ascii="Arial Narrow" w:hAnsi="Arial Narrow"/>
+                <w:b/>
+                <w:sz w:val="24"/>
+                <w:szCs w:val="24"/>
+              </w:rPr>
+              <w:t>{{X}}</w:t>
+            </w:r>
+          </w:p>
+        </w:tc>
+      </w:tr>
+      <w:tr>
+        <w:trPr>
+          <w:trHeight w:val="331"/>
+          <w:jc w:val="center"/>
+        </w:trPr>
+        <w:tc>
+          <w:tcPr>
+            <w:tcW w:w="1491" w:type="dxa"/>
+          </w:tcPr>
+          <w:p>
+            <w:pPr>
+              <w:adjustRightInd w:val="0"/>
+              <w:jc w:val="both"/>
+              <w:rPr>
+                <w:rFonts w:ascii="Arial Narrow" w:hAnsi="Arial Narrow"/>
+                <w:b/>
+                <w:bCs/>
+                <w:sz w:val="20"/>
+                <w:szCs w:val="20"/>
+              </w:rPr>
+            </w:pPr>
+            <w:r>
+              <w:rPr>
+                <w:rFonts w:ascii="Arial Narrow" w:hAnsi="Arial Narrow"/>
+                <w:b/>
+                <w:bCs/>
+                <w:sz w:val="20"/>
+                <w:szCs w:val="20"/>
+              </w:rPr>
+              <w:t>COVID-19</w:t>
+            </w:r>
+          </w:p>
+        </w:tc>
+        <w:tc>
+          <w:tcPr>
+            <w:tcW w:w="815" w:type="dxa"/>
+            <w:vAlign w:val="center"/>
+          </w:tcPr>
+          <w:p>
+            <w:pPr>
+              <w:adjustRightInd w:val="0"/>
+              <w:jc w:val="center"/>
+              <w:rPr>
+                <w:rFonts w:ascii="Arial Narrow" w:hAnsi="Arial Narrow"/>
+                <w:b/>
+                <w:sz w:val="24"/>
+                <w:szCs w:val="24"/>
+              </w:rPr>
+            </w:pPr>
+            <w:r>
+              <w:rPr>
+                <w:rFonts w:ascii="Arial Narrow" w:hAnsi="Arial Narrow"/>
+                <w:b/>
+                <w:sz w:val="24"/>
+                <w:szCs w:val="24"/>
+              </w:rPr>
+              <w:t>{{X}}</w:t>
+            </w:r>
+          </w:p>
+        </w:tc>
+        <w:tc>
+          <w:tcPr>
+            <w:tcW w:w="628" w:type="dxa"/>
+            <w:vAlign w:val="center"/>
+          </w:tcPr>
+          <w:p>
+            <w:pPr>
+              <w:adjustRightInd w:val="0"/>
+              <w:jc w:val="center"/>
+              <w:rPr>
+                <w:rFonts w:ascii="Arial Narrow" w:hAnsi="Arial Narrow"/>
+                <w:b/>
+                <w:sz w:val="24"/>
+                <w:szCs w:val="24"/>
+              </w:rPr>
+            </w:pPr>
+            <w:r>
+              <w:rPr>
+                <w:rFonts w:ascii="Arial Narrow" w:hAnsi="Arial Narrow"/>
+                <w:b/>
+                <w:sz w:val="24"/>
+                <w:szCs w:val="24"/>
+              </w:rPr>
+              <w:t>{{X}}</w:t>
+            </w:r>
+          </w:p>
+        </w:tc>
+        <w:tc>
+          <w:tcPr>
+            <w:tcW w:w="655" w:type="dxa"/>
+            <w:vAlign w:val="center"/>
+          </w:tcPr>
+          <w:p>
+            <w:pPr>
+              <w:adjustRightInd w:val="0"/>
+              <w:jc w:val="center"/>
+              <w:rPr>
+                <w:rFonts w:ascii="Arial Narrow" w:hAnsi="Arial Narrow"/>
+                <w:b/>
+                <w:sz w:val="24"/>
+                <w:szCs w:val="24"/>
+              </w:rPr>
+            </w:pPr>
+            <w:r>
+              <w:rPr>
+                <w:rFonts w:ascii="Arial Narrow" w:hAnsi="Arial Narrow"/>
+                <w:b/>
+                <w:sz w:val="24"/>
+                <w:szCs w:val="24"/>
+              </w:rPr>
+              <w:t>{{X}}</w:t>
+            </w:r>
+          </w:p>
+        </w:tc>
+        <w:tc>
+          <w:tcPr>
+            <w:tcW w:w="655" w:type="dxa"/>
+            <w:vAlign w:val="center"/>
+          </w:tcPr>
+          <w:p>
+            <w:pPr>
+              <w:adjustRightInd w:val="0"/>
+              <w:jc w:val="center"/>
+              <w:rPr>
+                <w:rFonts w:ascii="Arial Narrow" w:hAnsi="Arial Narrow"/>
+                <w:b/>
+                <w:sz w:val="24"/>
+                <w:szCs w:val="24"/>
+              </w:rPr>
+            </w:pPr>
+            <w:r>
+              <w:rPr>
+                <w:rFonts w:ascii="Arial Narrow" w:hAnsi="Arial Narrow"/>
+                <w:b/>
+                <w:sz w:val="24"/>
+                <w:szCs w:val="24"/>
+              </w:rPr>
+              <w:t>{{X}}</w:t>
+            </w:r>
+          </w:p>
+        </w:tc>
+        <w:tc>
+          <w:tcPr>
+            <w:tcW w:w="655" w:type="dxa"/>
+            <w:vAlign w:val="center"/>
+          </w:tcPr>
+          <w:p>
+            <w:pPr>
+              <w:adjustRightInd w:val="0"/>
+              <w:jc w:val="center"/>
+              <w:rPr>
+                <w:rFonts w:ascii="Arial Narrow" w:hAnsi="Arial Narrow"/>
+                <w:b/>
+                <w:sz w:val="24"/>
+                <w:szCs w:val="24"/>
+              </w:rPr>
+            </w:pPr>
+            <w:r>
+              <w:rPr>
+                <w:rFonts w:ascii="Arial Narrow" w:hAnsi="Arial Narrow"/>
+                <w:b/>
+                <w:sz w:val="24"/>
+                <w:szCs w:val="24"/>
+              </w:rPr>
+              <w:t>{{X}}</w:t>
+            </w:r>
+          </w:p>
+        </w:tc>
+        <w:tc>
+          <w:tcPr>
+            <w:tcW w:w="655" w:type="dxa"/>
+            <w:vAlign w:val="center"/>
+          </w:tcPr>
+          <w:p>
+            <w:pPr>
+              <w:adjustRightInd w:val="0"/>
+              <w:jc w:val="center"/>
+              <w:rPr>
+                <w:rFonts w:ascii="Arial Narrow" w:hAnsi="Arial Narrow"/>
+                <w:b/>
+                <w:sz w:val="24"/>
+                <w:szCs w:val="24"/>
+              </w:rPr>
+            </w:pPr>
+            <w:r>
+              <w:rPr>
+                <w:rFonts w:ascii="Arial Narrow" w:hAnsi="Arial Narrow"/>
+                <w:b/>
+                <w:sz w:val="24"/>
+                <w:szCs w:val="24"/>
+              </w:rPr>
+              <w:t>{{X}}</w:t>
+            </w:r>
+          </w:p>
+        </w:tc>
+        <w:tc>
+          <w:tcPr>
+            <w:tcW w:w="626" w:type="dxa"/>
+            <w:vAlign w:val="center"/>
+          </w:tcPr>
+          <w:p>
+            <w:pPr>
+              <w:adjustRightInd w:val="0"/>
+              <w:jc w:val="center"/>
+              <w:rPr>
+                <w:rFonts w:ascii="Arial Narrow" w:hAnsi="Arial Narrow"/>
+                <w:b/>
+                <w:sz w:val="24"/>
+                <w:szCs w:val="24"/>
+              </w:rPr>
+            </w:pPr>
+            <w:r>
+              <w:rPr>
+                <w:rFonts w:ascii="Arial Narrow" w:hAnsi="Arial Narrow"/>
+                <w:b/>
+                <w:sz w:val="24"/>
+                <w:szCs w:val="24"/>
+              </w:rPr>
+              <w:t>{{X}}</w:t>
+            </w:r>
+          </w:p>
+        </w:tc>
+        <w:tc>
+          <w:tcPr>
+            <w:tcW w:w="626" w:type="dxa"/>
+            <w:vAlign w:val="center"/>
+          </w:tcPr>
+          <w:p>
+            <w:pPr>
+              <w:adjustRightInd w:val="0"/>
+              <w:jc w:val="center"/>
+              <w:rPr>
+                <w:rFonts w:ascii="Arial Narrow" w:hAnsi="Arial Narrow"/>
+                <w:b/>
+                <w:sz w:val="24"/>
+                <w:szCs w:val="24"/>
+              </w:rPr>
+            </w:pPr>
+            <w:r>
+              <w:rPr>
+                <w:rFonts w:ascii="Arial Narrow" w:hAnsi="Arial Narrow"/>
+                <w:b/>
+                <w:sz w:val="24"/>
+                <w:szCs w:val="24"/>
+              </w:rPr>
+              <w:t>{{X}}</w:t>
+            </w:r>
+          </w:p>
+        </w:tc>
+        <w:tc>
+          <w:tcPr>
+            <w:tcW w:w="626" w:type="dxa"/>
+            <w:vAlign w:val="center"/>
+          </w:tcPr>
+          <w:p>
+            <w:pPr>
+              <w:adjustRightInd w:val="0"/>
+              <w:jc w:val="center"/>
+              <w:rPr>
+                <w:rFonts w:ascii="Arial Narrow" w:hAnsi="Arial Narrow"/>
+                <w:b/>
+                <w:sz w:val="24"/>
+                <w:szCs w:val="24"/>
+              </w:rPr>
+            </w:pPr>
+            <w:r>
+              <w:rPr>
+                <w:rFonts w:ascii="Arial Narrow" w:hAnsi="Arial Narrow"/>
+                <w:b/>
+                <w:sz w:val="24"/>
+                <w:szCs w:val="24"/>
+              </w:rPr>
+              <w:t>{{X}}</w:t>
+            </w:r>
+          </w:p>
+        </w:tc>
+        <w:tc>
+          <w:tcPr>
+            <w:tcW w:w="655" w:type="dxa"/>
+            <w:vAlign w:val="center"/>
+          </w:tcPr>
+          <w:p>
+            <w:pPr>
+              <w:adjustRightInd w:val="0"/>
+              <w:jc w:val="center"/>
+              <w:rPr>
+                <w:rFonts w:ascii="Arial Narrow" w:hAnsi="Arial Narrow"/>
+                <w:b/>
+                <w:sz w:val="24"/>
+                <w:szCs w:val="24"/>
+              </w:rPr>
+            </w:pPr>
+            <w:r>
+              <w:rPr>
+                <w:rFonts w:ascii="Arial Narrow" w:hAnsi="Arial Narrow"/>
+                <w:b/>
+                <w:sz w:val="24"/>
+                <w:szCs w:val="24"/>
+              </w:rPr>
+              <w:t>{{X}}</w:t>
+            </w:r>
+          </w:p>
+        </w:tc>
+        <w:tc>
+          <w:tcPr>
+            <w:tcW w:w="655" w:type="dxa"/>
+            <w:vAlign w:val="center"/>
+          </w:tcPr>
+          <w:p>
+            <w:pPr>
+              <w:adjustRightInd w:val="0"/>
+              <w:jc w:val="center"/>
+              <w:rPr>
+                <w:rFonts w:ascii="Arial Narrow" w:hAnsi="Arial Narrow"/>
+                <w:b/>
+                <w:sz w:val="24"/>
+                <w:szCs w:val="24"/>
+              </w:rPr>
+            </w:pPr>
+            <w:r>
+              <w:rPr>
+                <w:rFonts w:ascii="Arial Narrow" w:hAnsi="Arial Narrow"/>
+                <w:b/>
+                <w:sz w:val="24"/>
+                <w:szCs w:val="24"/>
+              </w:rPr>
+              <w:t>{{X}}</w:t>
+            </w:r>
+          </w:p>
+        </w:tc>
+        <w:tc>
+          <w:tcPr>
+            <w:tcW w:w="864" w:type="dxa"/>
+            <w:vAlign w:val="center"/>
+          </w:tcPr>
+          <w:p>
+            <w:pPr>
+              <w:adjustRightInd w:val="0"/>
+              <w:jc w:val="center"/>
+              <w:rPr>
+                <w:rFonts w:ascii="Arial Narrow" w:hAnsi="Arial Narrow"/>
+                <w:b/>
+                <w:sz w:val="24"/>
+                <w:szCs w:val="24"/>
+              </w:rPr>
+            </w:pPr>
+            <w:r>
+              <w:rPr>
+                <w:rFonts w:ascii="Arial Narrow" w:hAnsi="Arial Narrow"/>
+                <w:b/>
+                <w:sz w:val="24"/>
+                <w:szCs w:val="24"/>
+              </w:rPr>
+              <w:t>{{X}}</w:t>
+            </w:r>
+          </w:p>
+        </w:tc>
+      </w:tr>
+    </w:tbl>
     <w:p>
       <w:pPr>
         <w:pStyle w:val="Corpodetexto"/>
@@ -17168,6 +20418,7 @@
         <w:rPr>
           <w:rFonts w:ascii="Arial Narrow" w:hAnsi="Arial Narrow"/>
         </w:rPr>
+        <w:lastRenderedPageBreak/>
         <w:t>PROGRAMAS</w:t>
       </w:r>
       <w:r>
@@ -22131,14 +25382,1668 @@
     </w:p>
     <w:p>
       <w:pPr>
+        <w:spacing w:before="70"/>
+        <w:ind w:right="119"/>
         <w:jc w:val="center"/>
         <w:rPr>
+          <w:rFonts w:ascii="Arial Narrow" w:eastAsia="Arial Narrow" w:hAnsi="Arial Narrow" w:cs="Arial Narrow"/>
+          <w:b/>
+          <w:sz w:val="21"/>
+        </w:rPr>
+      </w:pPr>
+      <w:r>
+        <w:rPr>
+          <w:rFonts w:ascii="Arial Narrow" w:hAnsi="Arial Narrow"/>
           <w:b/>
           <w:bCs/>
         </w:rPr>
-      </w:pPr>
-      <w:r>
-        <w:rPr>
+        <w:br w:type="page"/>
+      </w:r>
+      <w:r>
+        <w:rPr>
+          <w:rFonts w:ascii="Arial Narrow" w:eastAsia="Arial Narrow" w:hAnsi="Arial Narrow" w:cs="Arial Narrow"/>
+          <w:b/>
+          <w:sz w:val="21"/>
+        </w:rPr>
+        <w:lastRenderedPageBreak/>
+        <w:t>CRONOGRAMA DE AÇÕES</w:t>
+      </w:r>
+    </w:p>
+    <w:p>
+      <w:pPr>
+        <w:spacing w:before="70"/>
+        <w:ind w:right="119"/>
+        <w:jc w:val="center"/>
+        <w:rPr>
+          <w:rFonts w:ascii="Arial Narrow" w:eastAsia="Arial Narrow" w:hAnsi="Arial Narrow" w:cs="Arial Narrow"/>
+          <w:b/>
+          <w:sz w:val="21"/>
+        </w:rPr>
+      </w:pPr>
+    </w:p>
+    <w:tbl>
+      <w:tblPr>
+        <w:tblStyle w:val="Tabelacomgrade"/>
+        <w:tblW w:w="0" w:type="auto"/>
+        <w:jc w:val="center"/>
+        <w:tblLayout w:type="fixed"/>
+        <w:tblLook w:val="04A0" w:firstRow="1" w:lastRow="0" w:firstColumn="1" w:lastColumn="0" w:noHBand="0" w:noVBand="1"/>
+      </w:tblPr>
+      <w:tblGrid>
+        <w:gridCol w:w="1191"/>
+        <w:gridCol w:w="2381"/>
+        <w:gridCol w:w="2438"/>
+        <w:gridCol w:w="2172"/>
+        <w:gridCol w:w="2268"/>
+      </w:tblGrid>
+      <w:tr>
+        <w:trPr>
+          <w:tblHeader/>
+          <w:jc w:val="center"/>
+        </w:trPr>
+        <w:tc>
+          <w:tcPr>
+            <w:tcW w:w="1191" w:type="dxa"/>
+            <w:shd w:val="clear" w:color="auto" w:fill="D9EAF7"/>
+            <w:vAlign w:val="center"/>
+          </w:tcPr>
+          <w:p>
+            <w:pPr>
+              <w:jc w:val="center"/>
+              <w:rPr>
+                <w:rFonts w:ascii="Arial Narrow" w:hAnsi="Arial Narrow"/>
+                <w:sz w:val="20"/>
+                <w:szCs w:val="20"/>
+              </w:rPr>
+            </w:pPr>
+            <w:bookmarkStart w:id="4" w:name="_Hlk235110625"/>
+            <w:r>
+              <w:rPr>
+                <w:rFonts w:ascii="Arial Narrow" w:hAnsi="Arial Narrow"/>
+                <w:b/>
+                <w:sz w:val="20"/>
+                <w:szCs w:val="20"/>
+              </w:rPr>
+              <w:t>Mês</w:t>
+            </w:r>
+          </w:p>
+        </w:tc>
+        <w:tc>
+          <w:tcPr>
+            <w:tcW w:w="2381" w:type="dxa"/>
+            <w:shd w:val="clear" w:color="auto" w:fill="D9EAF7"/>
+            <w:vAlign w:val="center"/>
+          </w:tcPr>
+          <w:p>
+            <w:pPr>
+              <w:jc w:val="center"/>
+              <w:rPr>
+                <w:rFonts w:ascii="Arial Narrow" w:hAnsi="Arial Narrow"/>
+                <w:sz w:val="20"/>
+                <w:szCs w:val="20"/>
+              </w:rPr>
+            </w:pPr>
+            <w:r>
+              <w:rPr>
+                <w:rFonts w:ascii="Arial Narrow" w:hAnsi="Arial Narrow"/>
+                <w:b/>
+                <w:sz w:val="20"/>
+                <w:szCs w:val="20"/>
+              </w:rPr>
+              <w:t>Tema principal</w:t>
+            </w:r>
+          </w:p>
+        </w:tc>
+        <w:tc>
+          <w:tcPr>
+            <w:tcW w:w="2438" w:type="dxa"/>
+            <w:shd w:val="clear" w:color="auto" w:fill="D9EAF7"/>
+            <w:vAlign w:val="center"/>
+          </w:tcPr>
+          <w:p>
+            <w:pPr>
+              <w:jc w:val="center"/>
+              <w:rPr>
+                <w:rFonts w:ascii="Arial Narrow" w:hAnsi="Arial Narrow"/>
+                <w:sz w:val="20"/>
+                <w:szCs w:val="20"/>
+              </w:rPr>
+            </w:pPr>
+            <w:r>
+              <w:rPr>
+                <w:rFonts w:ascii="Arial Narrow" w:hAnsi="Arial Narrow"/>
+                <w:b/>
+                <w:sz w:val="20"/>
+                <w:szCs w:val="20"/>
+              </w:rPr>
+              <w:t>Público-alvo</w:t>
+            </w:r>
+          </w:p>
+        </w:tc>
+        <w:tc>
+          <w:tcPr>
+            <w:tcW w:w="2172" w:type="dxa"/>
+            <w:shd w:val="clear" w:color="auto" w:fill="D9EAF7"/>
+            <w:vAlign w:val="center"/>
+          </w:tcPr>
+          <w:p>
+            <w:pPr>
+              <w:jc w:val="center"/>
+              <w:rPr>
+                <w:rFonts w:ascii="Arial Narrow" w:hAnsi="Arial Narrow"/>
+                <w:sz w:val="20"/>
+                <w:szCs w:val="20"/>
+              </w:rPr>
+            </w:pPr>
+            <w:r>
+              <w:rPr>
+                <w:rFonts w:ascii="Arial Narrow" w:hAnsi="Arial Narrow"/>
+                <w:b/>
+                <w:sz w:val="20"/>
+                <w:szCs w:val="20"/>
+              </w:rPr>
+              <w:t>Responsável</w:t>
+            </w:r>
+          </w:p>
+        </w:tc>
+        <w:tc>
+          <w:tcPr>
+            <w:tcW w:w="2268" w:type="dxa"/>
+            <w:shd w:val="clear" w:color="auto" w:fill="D9EAF7"/>
+            <w:vAlign w:val="center"/>
+          </w:tcPr>
+          <w:p>
+            <w:pPr>
+              <w:jc w:val="center"/>
+              <w:rPr>
+                <w:rFonts w:ascii="Arial Narrow" w:hAnsi="Arial Narrow"/>
+                <w:sz w:val="20"/>
+                <w:szCs w:val="20"/>
+              </w:rPr>
+            </w:pPr>
+            <w:r>
+              <w:rPr>
+                <w:rFonts w:ascii="Arial Narrow" w:hAnsi="Arial Narrow"/>
+                <w:b/>
+                <w:sz w:val="20"/>
+                <w:szCs w:val="20"/>
+              </w:rPr>
+              <w:t>Evidência</w:t>
+            </w:r>
+          </w:p>
+        </w:tc>
+      </w:tr>
+      <w:tr>
+        <w:trPr>
+          <w:jc w:val="center"/>
+        </w:trPr>
+        <w:tc>
+          <w:tcPr>
+            <w:tcW w:w="1191" w:type="dxa"/>
+            <w:vAlign w:val="center"/>
+          </w:tcPr>
+          <w:p>
+            <w:pPr>
+              <w:rPr>
+                <w:rFonts w:ascii="Arial Narrow" w:hAnsi="Arial Narrow"/>
+                <w:sz w:val="20"/>
+                <w:szCs w:val="20"/>
+              </w:rPr>
+            </w:pPr>
+            <w:r>
+              <w:rPr>
+                <w:rFonts w:ascii="Arial Narrow" w:hAnsi="Arial Narrow"/>
+                <w:sz w:val="20"/>
+                <w:szCs w:val="20"/>
+              </w:rPr>
+              <w:t>Junho</w:t>
+            </w:r>
+          </w:p>
+        </w:tc>
+        <w:tc>
+          <w:tcPr>
+            <w:tcW w:w="2381" w:type="dxa"/>
+            <w:vAlign w:val="center"/>
+          </w:tcPr>
+          <w:p>
+            <w:pPr>
+              <w:rPr>
+                <w:rFonts w:ascii="Arial Narrow" w:hAnsi="Arial Narrow"/>
+                <w:sz w:val="20"/>
+                <w:szCs w:val="20"/>
+              </w:rPr>
+            </w:pPr>
+            <w:r>
+              <w:rPr>
+                <w:rFonts w:ascii="Arial Narrow" w:hAnsi="Arial Narrow"/>
+                <w:sz w:val="20"/>
+                <w:szCs w:val="20"/>
+              </w:rPr>
+              <w:t>Primeiros socorros</w:t>
+            </w:r>
+          </w:p>
+        </w:tc>
+        <w:tc>
+          <w:tcPr>
+            <w:tcW w:w="2438" w:type="dxa"/>
+            <w:vAlign w:val="center"/>
+          </w:tcPr>
+          <w:p>
+            <w:pPr>
+              <w:rPr>
+                <w:rFonts w:ascii="Arial Narrow" w:hAnsi="Arial Narrow"/>
+                <w:sz w:val="20"/>
+                <w:szCs w:val="20"/>
+              </w:rPr>
+            </w:pPr>
+            <w:r>
+              <w:rPr>
+                <w:rFonts w:ascii="Arial Narrow" w:hAnsi="Arial Narrow"/>
+                <w:sz w:val="20"/>
+                <w:szCs w:val="20"/>
+              </w:rPr>
+              <w:t>Trabalhadores indicados</w:t>
+            </w:r>
+          </w:p>
+        </w:tc>
+        <w:tc>
+          <w:tcPr>
+            <w:tcW w:w="2172" w:type="dxa"/>
+          </w:tcPr>
+          <w:p>
+            <w:pPr>
+              <w:rPr>
+                <w:rFonts w:ascii="Arial Narrow" w:hAnsi="Arial Narrow"/>
+                <w:sz w:val="20"/>
+                <w:szCs w:val="20"/>
+              </w:rPr>
+            </w:pPr>
+            <w:r>
+              <w:rPr>
+                <w:rFonts w:ascii="Arial Narrow" w:hAnsi="Arial Narrow"/>
+                <w:sz w:val="20"/>
+                <w:szCs w:val="20"/>
+              </w:rPr>
+              <w:t xml:space="preserve">Administração da empresa </w:t>
+            </w:r>
+          </w:p>
+        </w:tc>
+        <w:tc>
+          <w:tcPr>
+            <w:tcW w:w="2268" w:type="dxa"/>
+            <w:vAlign w:val="center"/>
+          </w:tcPr>
+          <w:p>
+            <w:pPr>
+              <w:rPr>
+                <w:rFonts w:ascii="Arial Narrow" w:hAnsi="Arial Narrow"/>
+                <w:sz w:val="20"/>
+                <w:szCs w:val="20"/>
+              </w:rPr>
+            </w:pPr>
+            <w:r>
+              <w:rPr>
+                <w:rFonts w:ascii="Arial Narrow" w:hAnsi="Arial Narrow"/>
+                <w:sz w:val="20"/>
+                <w:szCs w:val="20"/>
+              </w:rPr>
+              <w:t>Lista de presença e certificados</w:t>
+            </w:r>
+          </w:p>
+        </w:tc>
+      </w:tr>
+      <w:tr>
+        <w:trPr>
+          <w:jc w:val="center"/>
+        </w:trPr>
+        <w:tc>
+          <w:tcPr>
+            <w:tcW w:w="1191" w:type="dxa"/>
+            <w:vAlign w:val="center"/>
+          </w:tcPr>
+          <w:p>
+            <w:pPr>
+              <w:rPr>
+                <w:rFonts w:ascii="Arial Narrow" w:hAnsi="Arial Narrow"/>
+                <w:sz w:val="20"/>
+                <w:szCs w:val="20"/>
+              </w:rPr>
+            </w:pPr>
+            <w:r>
+              <w:rPr>
+                <w:rFonts w:ascii="Arial Narrow" w:hAnsi="Arial Narrow"/>
+                <w:sz w:val="20"/>
+                <w:szCs w:val="20"/>
+              </w:rPr>
+              <w:t>Julho</w:t>
+            </w:r>
+          </w:p>
+        </w:tc>
+        <w:tc>
+          <w:tcPr>
+            <w:tcW w:w="2381" w:type="dxa"/>
+            <w:vAlign w:val="center"/>
+          </w:tcPr>
+          <w:p>
+            <w:pPr>
+              <w:rPr>
+                <w:rFonts w:ascii="Arial Narrow" w:hAnsi="Arial Narrow"/>
+                <w:sz w:val="20"/>
+                <w:szCs w:val="20"/>
+              </w:rPr>
+            </w:pPr>
+            <w:r>
+              <w:rPr>
+                <w:rFonts w:ascii="Arial Narrow" w:hAnsi="Arial Narrow"/>
+                <w:sz w:val="20"/>
+                <w:szCs w:val="20"/>
+              </w:rPr>
+              <w:t>Saúde da mulher</w:t>
+            </w:r>
+          </w:p>
+        </w:tc>
+        <w:tc>
+          <w:tcPr>
+            <w:tcW w:w="2438" w:type="dxa"/>
+            <w:vAlign w:val="center"/>
+          </w:tcPr>
+          <w:p>
+            <w:pPr>
+              <w:rPr>
+                <w:rFonts w:ascii="Arial Narrow" w:hAnsi="Arial Narrow"/>
+                <w:sz w:val="20"/>
+                <w:szCs w:val="20"/>
+              </w:rPr>
+            </w:pPr>
+            <w:r>
+              <w:rPr>
+                <w:rFonts w:ascii="Arial Narrow" w:hAnsi="Arial Narrow"/>
+                <w:sz w:val="20"/>
+                <w:szCs w:val="20"/>
+              </w:rPr>
+              <w:t>Trabalhadoras</w:t>
+            </w:r>
+          </w:p>
+        </w:tc>
+        <w:tc>
+          <w:tcPr>
+            <w:tcW w:w="2172" w:type="dxa"/>
+          </w:tcPr>
+          <w:p>
+            <w:pPr>
+              <w:rPr>
+                <w:rFonts w:ascii="Arial Narrow" w:hAnsi="Arial Narrow"/>
+                <w:sz w:val="20"/>
+                <w:szCs w:val="20"/>
+              </w:rPr>
+            </w:pPr>
+            <w:r>
+              <w:rPr>
+                <w:rFonts w:ascii="Arial Narrow" w:hAnsi="Arial Narrow"/>
+                <w:sz w:val="20"/>
+                <w:szCs w:val="20"/>
+              </w:rPr>
+              <w:t xml:space="preserve">Administração da empresa </w:t>
+            </w:r>
+          </w:p>
+        </w:tc>
+        <w:tc>
+          <w:tcPr>
+            <w:tcW w:w="2268" w:type="dxa"/>
+            <w:vAlign w:val="center"/>
+          </w:tcPr>
+          <w:p>
+            <w:pPr>
+              <w:rPr>
+                <w:rFonts w:ascii="Arial Narrow" w:hAnsi="Arial Narrow"/>
+                <w:sz w:val="20"/>
+                <w:szCs w:val="20"/>
+              </w:rPr>
+            </w:pPr>
+            <w:r>
+              <w:rPr>
+                <w:rFonts w:ascii="Arial Narrow" w:hAnsi="Arial Narrow"/>
+                <w:sz w:val="20"/>
+                <w:szCs w:val="20"/>
+              </w:rPr>
+              <w:t>Lista de presença e certificados</w:t>
+            </w:r>
+          </w:p>
+        </w:tc>
+      </w:tr>
+      <w:tr>
+        <w:trPr>
+          <w:jc w:val="center"/>
+        </w:trPr>
+        <w:tc>
+          <w:tcPr>
+            <w:tcW w:w="1191" w:type="dxa"/>
+            <w:vAlign w:val="center"/>
+          </w:tcPr>
+          <w:p>
+            <w:pPr>
+              <w:rPr>
+                <w:rFonts w:ascii="Arial Narrow" w:hAnsi="Arial Narrow"/>
+                <w:sz w:val="20"/>
+                <w:szCs w:val="20"/>
+              </w:rPr>
+            </w:pPr>
+            <w:r>
+              <w:rPr>
+                <w:rFonts w:ascii="Arial Narrow" w:hAnsi="Arial Narrow"/>
+                <w:sz w:val="20"/>
+                <w:szCs w:val="20"/>
+              </w:rPr>
+              <w:t>Agosto</w:t>
+            </w:r>
+          </w:p>
+        </w:tc>
+        <w:tc>
+          <w:tcPr>
+            <w:tcW w:w="2381" w:type="dxa"/>
+            <w:vAlign w:val="center"/>
+          </w:tcPr>
+          <w:p>
+            <w:pPr>
+              <w:rPr>
+                <w:rFonts w:ascii="Arial Narrow" w:hAnsi="Arial Narrow"/>
+                <w:sz w:val="20"/>
+                <w:szCs w:val="20"/>
+              </w:rPr>
+            </w:pPr>
+            <w:r>
+              <w:rPr>
+                <w:rFonts w:ascii="Arial Narrow" w:hAnsi="Arial Narrow"/>
+                <w:sz w:val="20"/>
+                <w:szCs w:val="20"/>
+              </w:rPr>
+              <w:t>Prevenção do câncer</w:t>
+            </w:r>
+          </w:p>
+        </w:tc>
+        <w:tc>
+          <w:tcPr>
+            <w:tcW w:w="2438" w:type="dxa"/>
+            <w:vAlign w:val="center"/>
+          </w:tcPr>
+          <w:p>
+            <w:pPr>
+              <w:rPr>
+                <w:rFonts w:ascii="Arial Narrow" w:hAnsi="Arial Narrow"/>
+                <w:sz w:val="20"/>
+                <w:szCs w:val="20"/>
+              </w:rPr>
+            </w:pPr>
+            <w:r>
+              <w:rPr>
+                <w:rFonts w:ascii="Arial Narrow" w:hAnsi="Arial Narrow"/>
+                <w:sz w:val="20"/>
+                <w:szCs w:val="20"/>
+              </w:rPr>
+              <w:t>Todos os trabalhadores</w:t>
+            </w:r>
+          </w:p>
+        </w:tc>
+        <w:tc>
+          <w:tcPr>
+            <w:tcW w:w="2172" w:type="dxa"/>
+          </w:tcPr>
+          <w:p>
+            <w:pPr>
+              <w:rPr>
+                <w:rFonts w:ascii="Arial Narrow" w:hAnsi="Arial Narrow"/>
+                <w:sz w:val="20"/>
+                <w:szCs w:val="20"/>
+              </w:rPr>
+            </w:pPr>
+            <w:r>
+              <w:rPr>
+                <w:rFonts w:ascii="Arial Narrow" w:hAnsi="Arial Narrow"/>
+                <w:sz w:val="20"/>
+                <w:szCs w:val="20"/>
+              </w:rPr>
+              <w:t xml:space="preserve">Administração da empresa </w:t>
+            </w:r>
+          </w:p>
+        </w:tc>
+        <w:tc>
+          <w:tcPr>
+            <w:tcW w:w="2268" w:type="dxa"/>
+            <w:vAlign w:val="center"/>
+          </w:tcPr>
+          <w:p>
+            <w:pPr>
+              <w:rPr>
+                <w:rFonts w:ascii="Arial Narrow" w:hAnsi="Arial Narrow"/>
+                <w:sz w:val="20"/>
+                <w:szCs w:val="20"/>
+              </w:rPr>
+            </w:pPr>
+            <w:r>
+              <w:rPr>
+                <w:rFonts w:ascii="Arial Narrow" w:hAnsi="Arial Narrow"/>
+                <w:sz w:val="20"/>
+                <w:szCs w:val="20"/>
+              </w:rPr>
+              <w:t>Lista de presença e certificados</w:t>
+            </w:r>
+          </w:p>
+        </w:tc>
+      </w:tr>
+      <w:tr>
+        <w:trPr>
+          <w:jc w:val="center"/>
+        </w:trPr>
+        <w:tc>
+          <w:tcPr>
+            <w:tcW w:w="1191" w:type="dxa"/>
+            <w:vAlign w:val="center"/>
+          </w:tcPr>
+          <w:p>
+            <w:pPr>
+              <w:rPr>
+                <w:rFonts w:ascii="Arial Narrow" w:hAnsi="Arial Narrow"/>
+                <w:sz w:val="20"/>
+                <w:szCs w:val="20"/>
+              </w:rPr>
+            </w:pPr>
+            <w:r>
+              <w:rPr>
+                <w:rFonts w:ascii="Arial Narrow" w:hAnsi="Arial Narrow"/>
+                <w:sz w:val="20"/>
+                <w:szCs w:val="20"/>
+              </w:rPr>
+              <w:t>Setembro</w:t>
+            </w:r>
+          </w:p>
+        </w:tc>
+        <w:tc>
+          <w:tcPr>
+            <w:tcW w:w="2381" w:type="dxa"/>
+            <w:vAlign w:val="center"/>
+          </w:tcPr>
+          <w:p>
+            <w:pPr>
+              <w:rPr>
+                <w:rFonts w:ascii="Arial Narrow" w:hAnsi="Arial Narrow"/>
+                <w:sz w:val="20"/>
+                <w:szCs w:val="20"/>
+              </w:rPr>
+            </w:pPr>
+            <w:r>
+              <w:rPr>
+                <w:rFonts w:ascii="Arial Narrow" w:hAnsi="Arial Narrow"/>
+                <w:sz w:val="20"/>
+                <w:szCs w:val="20"/>
+              </w:rPr>
+              <w:t>Tabagismo, álcool e outras drogas</w:t>
+            </w:r>
+          </w:p>
+        </w:tc>
+        <w:tc>
+          <w:tcPr>
+            <w:tcW w:w="2438" w:type="dxa"/>
+            <w:vAlign w:val="center"/>
+          </w:tcPr>
+          <w:p>
+            <w:pPr>
+              <w:rPr>
+                <w:rFonts w:ascii="Arial Narrow" w:hAnsi="Arial Narrow"/>
+                <w:sz w:val="20"/>
+                <w:szCs w:val="20"/>
+              </w:rPr>
+            </w:pPr>
+            <w:r>
+              <w:rPr>
+                <w:rFonts w:ascii="Arial Narrow" w:hAnsi="Arial Narrow"/>
+                <w:sz w:val="20"/>
+                <w:szCs w:val="20"/>
+              </w:rPr>
+              <w:t>Todos os trabalhadores</w:t>
+            </w:r>
+          </w:p>
+        </w:tc>
+        <w:tc>
+          <w:tcPr>
+            <w:tcW w:w="2172" w:type="dxa"/>
+          </w:tcPr>
+          <w:p>
+            <w:pPr>
+              <w:rPr>
+                <w:rFonts w:ascii="Arial Narrow" w:hAnsi="Arial Narrow"/>
+                <w:sz w:val="20"/>
+                <w:szCs w:val="20"/>
+              </w:rPr>
+            </w:pPr>
+            <w:r>
+              <w:rPr>
+                <w:rFonts w:ascii="Arial Narrow" w:hAnsi="Arial Narrow"/>
+                <w:sz w:val="20"/>
+                <w:szCs w:val="20"/>
+              </w:rPr>
+              <w:t xml:space="preserve">Administração da empresa </w:t>
+            </w:r>
+          </w:p>
+        </w:tc>
+        <w:tc>
+          <w:tcPr>
+            <w:tcW w:w="2268" w:type="dxa"/>
+            <w:vAlign w:val="center"/>
+          </w:tcPr>
+          <w:p>
+            <w:pPr>
+              <w:rPr>
+                <w:rFonts w:ascii="Arial Narrow" w:hAnsi="Arial Narrow"/>
+                <w:sz w:val="20"/>
+                <w:szCs w:val="20"/>
+              </w:rPr>
+            </w:pPr>
+            <w:r>
+              <w:rPr>
+                <w:rFonts w:ascii="Arial Narrow" w:hAnsi="Arial Narrow"/>
+                <w:sz w:val="20"/>
+                <w:szCs w:val="20"/>
+              </w:rPr>
+              <w:t>Lista de presença e certificados</w:t>
+            </w:r>
+          </w:p>
+        </w:tc>
+      </w:tr>
+      <w:tr>
+        <w:trPr>
+          <w:jc w:val="center"/>
+        </w:trPr>
+        <w:tc>
+          <w:tcPr>
+            <w:tcW w:w="1191" w:type="dxa"/>
+            <w:vAlign w:val="center"/>
+          </w:tcPr>
+          <w:p>
+            <w:pPr>
+              <w:rPr>
+                <w:rFonts w:ascii="Arial Narrow" w:hAnsi="Arial Narrow"/>
+                <w:sz w:val="20"/>
+                <w:szCs w:val="20"/>
+              </w:rPr>
+            </w:pPr>
+            <w:r>
+              <w:rPr>
+                <w:rFonts w:ascii="Arial Narrow" w:hAnsi="Arial Narrow"/>
+                <w:sz w:val="20"/>
+                <w:szCs w:val="20"/>
+              </w:rPr>
+              <w:t>Outubro</w:t>
+            </w:r>
+          </w:p>
+        </w:tc>
+        <w:tc>
+          <w:tcPr>
+            <w:tcW w:w="2381" w:type="dxa"/>
+          </w:tcPr>
+          <w:p>
+            <w:pPr>
+              <w:rPr>
+                <w:rFonts w:ascii="Arial Narrow" w:hAnsi="Arial Narrow"/>
+                <w:sz w:val="20"/>
+                <w:szCs w:val="20"/>
+              </w:rPr>
+            </w:pPr>
+            <w:r>
+              <w:rPr>
+                <w:rFonts w:ascii="Arial Narrow" w:hAnsi="Arial Narrow"/>
+                <w:bCs/>
+                <w:sz w:val="20"/>
+                <w:szCs w:val="20"/>
+              </w:rPr>
+              <w:t>Palestra sobre hipertensão arterial</w:t>
+            </w:r>
+          </w:p>
+        </w:tc>
+        <w:tc>
+          <w:tcPr>
+            <w:tcW w:w="2438" w:type="dxa"/>
+            <w:vAlign w:val="center"/>
+          </w:tcPr>
+          <w:p>
+            <w:pPr>
+              <w:rPr>
+                <w:rFonts w:ascii="Arial Narrow" w:hAnsi="Arial Narrow"/>
+                <w:sz w:val="20"/>
+                <w:szCs w:val="20"/>
+              </w:rPr>
+            </w:pPr>
+            <w:r>
+              <w:rPr>
+                <w:rFonts w:ascii="Arial Narrow" w:hAnsi="Arial Narrow"/>
+                <w:sz w:val="20"/>
+                <w:szCs w:val="20"/>
+              </w:rPr>
+              <w:t>Todos os trabalhadores</w:t>
+            </w:r>
+          </w:p>
+        </w:tc>
+        <w:tc>
+          <w:tcPr>
+            <w:tcW w:w="2172" w:type="dxa"/>
+          </w:tcPr>
+          <w:p>
+            <w:pPr>
+              <w:rPr>
+                <w:rFonts w:ascii="Arial Narrow" w:hAnsi="Arial Narrow"/>
+                <w:sz w:val="20"/>
+                <w:szCs w:val="20"/>
+              </w:rPr>
+            </w:pPr>
+            <w:r>
+              <w:rPr>
+                <w:rFonts w:ascii="Arial Narrow" w:hAnsi="Arial Narrow"/>
+                <w:sz w:val="20"/>
+                <w:szCs w:val="20"/>
+              </w:rPr>
+              <w:t xml:space="preserve">Administração da empresa </w:t>
+            </w:r>
+          </w:p>
+        </w:tc>
+        <w:tc>
+          <w:tcPr>
+            <w:tcW w:w="2268" w:type="dxa"/>
+            <w:vAlign w:val="center"/>
+          </w:tcPr>
+          <w:p>
+            <w:pPr>
+              <w:rPr>
+                <w:rFonts w:ascii="Arial Narrow" w:hAnsi="Arial Narrow"/>
+                <w:sz w:val="20"/>
+                <w:szCs w:val="20"/>
+              </w:rPr>
+            </w:pPr>
+            <w:r>
+              <w:rPr>
+                <w:rFonts w:ascii="Arial Narrow" w:hAnsi="Arial Narrow"/>
+                <w:sz w:val="20"/>
+                <w:szCs w:val="20"/>
+              </w:rPr>
+              <w:t>Lista de presença e certificados</w:t>
+            </w:r>
+          </w:p>
+        </w:tc>
+      </w:tr>
+      <w:tr>
+        <w:trPr>
+          <w:jc w:val="center"/>
+        </w:trPr>
+        <w:tc>
+          <w:tcPr>
+            <w:tcW w:w="1191" w:type="dxa"/>
+            <w:vAlign w:val="center"/>
+          </w:tcPr>
+          <w:p>
+            <w:pPr>
+              <w:rPr>
+                <w:rFonts w:ascii="Arial Narrow" w:hAnsi="Arial Narrow"/>
+                <w:sz w:val="20"/>
+                <w:szCs w:val="20"/>
+              </w:rPr>
+            </w:pPr>
+            <w:r>
+              <w:rPr>
+                <w:rFonts w:ascii="Arial Narrow" w:hAnsi="Arial Narrow"/>
+                <w:sz w:val="20"/>
+                <w:szCs w:val="20"/>
+              </w:rPr>
+              <w:t>Novembro</w:t>
+            </w:r>
+          </w:p>
+        </w:tc>
+        <w:tc>
+          <w:tcPr>
+            <w:tcW w:w="2381" w:type="dxa"/>
+            <w:vAlign w:val="center"/>
+          </w:tcPr>
+          <w:p>
+            <w:pPr>
+              <w:rPr>
+                <w:rFonts w:ascii="Arial Narrow" w:hAnsi="Arial Narrow"/>
+                <w:sz w:val="20"/>
+                <w:szCs w:val="20"/>
+              </w:rPr>
+            </w:pPr>
+            <w:r>
+              <w:rPr>
+                <w:rFonts w:ascii="Arial Narrow" w:hAnsi="Arial Narrow"/>
+                <w:sz w:val="20"/>
+                <w:szCs w:val="20"/>
+              </w:rPr>
+              <w:t>Saúde auditiva</w:t>
+            </w:r>
+          </w:p>
+        </w:tc>
+        <w:tc>
+          <w:tcPr>
+            <w:tcW w:w="2438" w:type="dxa"/>
+            <w:vAlign w:val="center"/>
+          </w:tcPr>
+          <w:p>
+            <w:pPr>
+              <w:rPr>
+                <w:rFonts w:ascii="Arial Narrow" w:hAnsi="Arial Narrow"/>
+                <w:sz w:val="20"/>
+                <w:szCs w:val="20"/>
+              </w:rPr>
+            </w:pPr>
+            <w:r>
+              <w:rPr>
+                <w:rFonts w:ascii="Arial Narrow" w:hAnsi="Arial Narrow"/>
+                <w:sz w:val="20"/>
+                <w:szCs w:val="20"/>
+              </w:rPr>
+              <w:t>Trabalhadores expostos a ruído</w:t>
+            </w:r>
+          </w:p>
+        </w:tc>
+        <w:tc>
+          <w:tcPr>
+            <w:tcW w:w="2172" w:type="dxa"/>
+          </w:tcPr>
+          <w:p>
+            <w:pPr>
+              <w:rPr>
+                <w:rFonts w:ascii="Arial Narrow" w:hAnsi="Arial Narrow"/>
+                <w:sz w:val="20"/>
+                <w:szCs w:val="20"/>
+              </w:rPr>
+            </w:pPr>
+            <w:r>
+              <w:rPr>
+                <w:rFonts w:ascii="Arial Narrow" w:hAnsi="Arial Narrow"/>
+                <w:sz w:val="20"/>
+                <w:szCs w:val="20"/>
+              </w:rPr>
+              <w:t xml:space="preserve">Administração da empresa </w:t>
+            </w:r>
+          </w:p>
+        </w:tc>
+        <w:tc>
+          <w:tcPr>
+            <w:tcW w:w="2268" w:type="dxa"/>
+            <w:vAlign w:val="center"/>
+          </w:tcPr>
+          <w:p>
+            <w:pPr>
+              <w:rPr>
+                <w:rFonts w:ascii="Arial Narrow" w:hAnsi="Arial Narrow"/>
+                <w:sz w:val="20"/>
+                <w:szCs w:val="20"/>
+              </w:rPr>
+            </w:pPr>
+            <w:r>
+              <w:rPr>
+                <w:rFonts w:ascii="Arial Narrow" w:hAnsi="Arial Narrow"/>
+                <w:sz w:val="20"/>
+                <w:szCs w:val="20"/>
+              </w:rPr>
+              <w:t>Lista de presença e certificados</w:t>
+            </w:r>
+          </w:p>
+        </w:tc>
+      </w:tr>
+      <w:tr>
+        <w:trPr>
+          <w:jc w:val="center"/>
+        </w:trPr>
+        <w:tc>
+          <w:tcPr>
+            <w:tcW w:w="1191" w:type="dxa"/>
+            <w:vAlign w:val="center"/>
+          </w:tcPr>
+          <w:p>
+            <w:pPr>
+              <w:rPr>
+                <w:rFonts w:ascii="Arial Narrow" w:hAnsi="Arial Narrow"/>
+                <w:sz w:val="20"/>
+                <w:szCs w:val="20"/>
+              </w:rPr>
+            </w:pPr>
+            <w:r>
+              <w:rPr>
+                <w:rFonts w:ascii="Arial Narrow" w:hAnsi="Arial Narrow"/>
+                <w:sz w:val="20"/>
+                <w:szCs w:val="20"/>
+              </w:rPr>
+              <w:t>Dezembro</w:t>
+            </w:r>
+          </w:p>
+        </w:tc>
+        <w:tc>
+          <w:tcPr>
+            <w:tcW w:w="2381" w:type="dxa"/>
+            <w:vAlign w:val="center"/>
+          </w:tcPr>
+          <w:p>
+            <w:pPr>
+              <w:rPr>
+                <w:rFonts w:ascii="Arial Narrow" w:hAnsi="Arial Narrow"/>
+                <w:sz w:val="20"/>
+                <w:szCs w:val="20"/>
+              </w:rPr>
+            </w:pPr>
+            <w:r>
+              <w:rPr>
+                <w:rFonts w:ascii="Arial Narrow" w:hAnsi="Arial Narrow"/>
+                <w:bCs/>
+                <w:sz w:val="20"/>
+                <w:szCs w:val="20"/>
+              </w:rPr>
+              <w:t>Palestra sobre DST/AIDS</w:t>
+            </w:r>
+          </w:p>
+        </w:tc>
+        <w:tc>
+          <w:tcPr>
+            <w:tcW w:w="2438" w:type="dxa"/>
+            <w:vAlign w:val="center"/>
+          </w:tcPr>
+          <w:p>
+            <w:pPr>
+              <w:rPr>
+                <w:rFonts w:ascii="Arial Narrow" w:hAnsi="Arial Narrow"/>
+                <w:sz w:val="20"/>
+                <w:szCs w:val="20"/>
+              </w:rPr>
+            </w:pPr>
+            <w:r>
+              <w:rPr>
+                <w:rFonts w:ascii="Arial Narrow" w:hAnsi="Arial Narrow"/>
+                <w:sz w:val="20"/>
+                <w:szCs w:val="20"/>
+              </w:rPr>
+              <w:t>Todos os trabalhadores ou grupos indicados</w:t>
+            </w:r>
+          </w:p>
+        </w:tc>
+        <w:tc>
+          <w:tcPr>
+            <w:tcW w:w="2172" w:type="dxa"/>
+          </w:tcPr>
+          <w:p>
+            <w:pPr>
+              <w:rPr>
+                <w:rFonts w:ascii="Arial Narrow" w:hAnsi="Arial Narrow"/>
+                <w:sz w:val="20"/>
+                <w:szCs w:val="20"/>
+              </w:rPr>
+            </w:pPr>
+            <w:r>
+              <w:rPr>
+                <w:rFonts w:ascii="Arial Narrow" w:hAnsi="Arial Narrow"/>
+                <w:sz w:val="20"/>
+                <w:szCs w:val="20"/>
+              </w:rPr>
+              <w:t xml:space="preserve">Administração da empresa </w:t>
+            </w:r>
+          </w:p>
+        </w:tc>
+        <w:tc>
+          <w:tcPr>
+            <w:tcW w:w="2268" w:type="dxa"/>
+            <w:vAlign w:val="center"/>
+          </w:tcPr>
+          <w:p>
+            <w:pPr>
+              <w:rPr>
+                <w:rFonts w:ascii="Arial Narrow" w:hAnsi="Arial Narrow"/>
+                <w:sz w:val="20"/>
+                <w:szCs w:val="20"/>
+              </w:rPr>
+            </w:pPr>
+            <w:r>
+              <w:rPr>
+                <w:rFonts w:ascii="Arial Narrow" w:hAnsi="Arial Narrow"/>
+                <w:sz w:val="20"/>
+                <w:szCs w:val="20"/>
+              </w:rPr>
+              <w:t>Lista de presença e certificados</w:t>
+            </w:r>
+          </w:p>
+        </w:tc>
+      </w:tr>
+      <w:tr>
+        <w:trPr>
+          <w:jc w:val="center"/>
+        </w:trPr>
+        <w:tc>
+          <w:tcPr>
+            <w:tcW w:w="1191" w:type="dxa"/>
+            <w:vAlign w:val="center"/>
+          </w:tcPr>
+          <w:p>
+            <w:pPr>
+              <w:rPr>
+                <w:rFonts w:ascii="Arial Narrow" w:hAnsi="Arial Narrow"/>
+                <w:sz w:val="20"/>
+                <w:szCs w:val="20"/>
+              </w:rPr>
+            </w:pPr>
+            <w:r>
+              <w:rPr>
+                <w:rFonts w:ascii="Arial Narrow" w:hAnsi="Arial Narrow"/>
+                <w:sz w:val="20"/>
+                <w:szCs w:val="20"/>
+              </w:rPr>
+              <w:t>Janeiro</w:t>
+            </w:r>
+          </w:p>
+        </w:tc>
+        <w:tc>
+          <w:tcPr>
+            <w:tcW w:w="2381" w:type="dxa"/>
+            <w:vAlign w:val="center"/>
+          </w:tcPr>
+          <w:p>
+            <w:pPr>
+              <w:rPr>
+                <w:rFonts w:ascii="Arial Narrow" w:hAnsi="Arial Narrow"/>
+                <w:bCs/>
+                <w:sz w:val="20"/>
+                <w:szCs w:val="20"/>
+              </w:rPr>
+            </w:pPr>
+            <w:r>
+              <w:rPr>
+                <w:rFonts w:ascii="Arial Narrow" w:hAnsi="Arial Narrow"/>
+                <w:sz w:val="20"/>
+                <w:szCs w:val="20"/>
+              </w:rPr>
+              <w:t>Saúde mental</w:t>
+            </w:r>
+          </w:p>
+        </w:tc>
+        <w:tc>
+          <w:tcPr>
+            <w:tcW w:w="2438" w:type="dxa"/>
+            <w:vAlign w:val="center"/>
+          </w:tcPr>
+          <w:p>
+            <w:pPr>
+              <w:rPr>
+                <w:rFonts w:ascii="Arial Narrow" w:hAnsi="Arial Narrow"/>
+                <w:sz w:val="20"/>
+                <w:szCs w:val="20"/>
+              </w:rPr>
+            </w:pPr>
+            <w:r>
+              <w:rPr>
+                <w:rFonts w:ascii="Arial Narrow" w:hAnsi="Arial Narrow"/>
+                <w:sz w:val="20"/>
+                <w:szCs w:val="20"/>
+              </w:rPr>
+              <w:t>Todos os trabalhadores</w:t>
+            </w:r>
+          </w:p>
+        </w:tc>
+        <w:tc>
+          <w:tcPr>
+            <w:tcW w:w="2172" w:type="dxa"/>
+          </w:tcPr>
+          <w:p>
+            <w:pPr>
+              <w:rPr>
+                <w:rFonts w:ascii="Arial Narrow" w:hAnsi="Arial Narrow"/>
+                <w:sz w:val="20"/>
+                <w:szCs w:val="20"/>
+              </w:rPr>
+            </w:pPr>
+            <w:r>
+              <w:rPr>
+                <w:rFonts w:ascii="Arial Narrow" w:hAnsi="Arial Narrow"/>
+                <w:sz w:val="20"/>
+                <w:szCs w:val="20"/>
+              </w:rPr>
+              <w:t xml:space="preserve">Administração da empresa </w:t>
+            </w:r>
+          </w:p>
+        </w:tc>
+        <w:tc>
+          <w:tcPr>
+            <w:tcW w:w="2268" w:type="dxa"/>
+            <w:vAlign w:val="center"/>
+          </w:tcPr>
+          <w:p>
+            <w:pPr>
+              <w:rPr>
+                <w:rFonts w:ascii="Arial Narrow" w:hAnsi="Arial Narrow"/>
+                <w:sz w:val="20"/>
+                <w:szCs w:val="20"/>
+              </w:rPr>
+            </w:pPr>
+            <w:r>
+              <w:rPr>
+                <w:rFonts w:ascii="Arial Narrow" w:hAnsi="Arial Narrow"/>
+                <w:sz w:val="20"/>
+                <w:szCs w:val="20"/>
+              </w:rPr>
+              <w:t>Lista de presença e certificados</w:t>
+            </w:r>
+          </w:p>
+        </w:tc>
+      </w:tr>
+      <w:tr>
+        <w:trPr>
+          <w:jc w:val="center"/>
+        </w:trPr>
+        <w:tc>
+          <w:tcPr>
+            <w:tcW w:w="1191" w:type="dxa"/>
+            <w:vAlign w:val="center"/>
+          </w:tcPr>
+          <w:p>
+            <w:pPr>
+              <w:rPr>
+                <w:rFonts w:ascii="Arial Narrow" w:hAnsi="Arial Narrow"/>
+                <w:sz w:val="20"/>
+                <w:szCs w:val="20"/>
+              </w:rPr>
+            </w:pPr>
+            <w:r>
+              <w:rPr>
+                <w:rFonts w:ascii="Arial Narrow" w:hAnsi="Arial Narrow"/>
+                <w:sz w:val="20"/>
+                <w:szCs w:val="20"/>
+              </w:rPr>
+              <w:t xml:space="preserve">Fevereiro </w:t>
+            </w:r>
+          </w:p>
+        </w:tc>
+        <w:tc>
+          <w:tcPr>
+            <w:tcW w:w="2381" w:type="dxa"/>
+          </w:tcPr>
+          <w:p>
+            <w:pPr>
+              <w:rPr>
+                <w:rFonts w:ascii="Arial Narrow" w:hAnsi="Arial Narrow"/>
+                <w:sz w:val="20"/>
+                <w:szCs w:val="20"/>
+              </w:rPr>
+            </w:pPr>
+            <w:r>
+              <w:rPr>
+                <w:rFonts w:ascii="Arial Narrow" w:hAnsi="Arial Narrow"/>
+                <w:bCs/>
+                <w:sz w:val="20"/>
+                <w:szCs w:val="20"/>
+              </w:rPr>
+              <w:t xml:space="preserve">Ergonomia </w:t>
+            </w:r>
+          </w:p>
+        </w:tc>
+        <w:tc>
+          <w:tcPr>
+            <w:tcW w:w="2438" w:type="dxa"/>
+            <w:vAlign w:val="center"/>
+          </w:tcPr>
+          <w:p>
+            <w:pPr>
+              <w:rPr>
+                <w:rFonts w:ascii="Arial Narrow" w:hAnsi="Arial Narrow"/>
+                <w:sz w:val="20"/>
+                <w:szCs w:val="20"/>
+              </w:rPr>
+            </w:pPr>
+            <w:r>
+              <w:rPr>
+                <w:rFonts w:ascii="Arial Narrow" w:hAnsi="Arial Narrow"/>
+                <w:sz w:val="20"/>
+                <w:szCs w:val="20"/>
+              </w:rPr>
+              <w:t>Todos os trabalhadores</w:t>
+            </w:r>
+          </w:p>
+        </w:tc>
+        <w:tc>
+          <w:tcPr>
+            <w:tcW w:w="2172" w:type="dxa"/>
+          </w:tcPr>
+          <w:p>
+            <w:pPr>
+              <w:rPr>
+                <w:rFonts w:ascii="Arial Narrow" w:hAnsi="Arial Narrow"/>
+                <w:sz w:val="20"/>
+                <w:szCs w:val="20"/>
+              </w:rPr>
+            </w:pPr>
+            <w:r>
+              <w:rPr>
+                <w:rFonts w:ascii="Arial Narrow" w:hAnsi="Arial Narrow"/>
+                <w:sz w:val="20"/>
+                <w:szCs w:val="20"/>
+              </w:rPr>
+              <w:t xml:space="preserve">Administração da empresa </w:t>
+            </w:r>
+          </w:p>
+        </w:tc>
+        <w:tc>
+          <w:tcPr>
+            <w:tcW w:w="2268" w:type="dxa"/>
+            <w:vAlign w:val="center"/>
+          </w:tcPr>
+          <w:p>
+            <w:pPr>
+              <w:rPr>
+                <w:rFonts w:ascii="Arial Narrow" w:hAnsi="Arial Narrow"/>
+                <w:sz w:val="20"/>
+                <w:szCs w:val="20"/>
+              </w:rPr>
+            </w:pPr>
+            <w:r>
+              <w:rPr>
+                <w:rFonts w:ascii="Arial Narrow" w:hAnsi="Arial Narrow"/>
+                <w:sz w:val="20"/>
+                <w:szCs w:val="20"/>
+              </w:rPr>
+              <w:t>Lista de presença e certificados</w:t>
+            </w:r>
+          </w:p>
+        </w:tc>
+      </w:tr>
+      <w:tr>
+        <w:trPr>
+          <w:jc w:val="center"/>
+        </w:trPr>
+        <w:tc>
+          <w:tcPr>
+            <w:tcW w:w="1191" w:type="dxa"/>
+            <w:vAlign w:val="center"/>
+          </w:tcPr>
+          <w:p>
+            <w:pPr>
+              <w:rPr>
+                <w:rFonts w:ascii="Arial Narrow" w:hAnsi="Arial Narrow"/>
+                <w:sz w:val="20"/>
+                <w:szCs w:val="20"/>
+              </w:rPr>
+            </w:pPr>
+            <w:r>
+              <w:rPr>
+                <w:rFonts w:ascii="Arial Narrow" w:hAnsi="Arial Narrow"/>
+                <w:sz w:val="20"/>
+                <w:szCs w:val="20"/>
+              </w:rPr>
+              <w:t xml:space="preserve">Março </w:t>
+            </w:r>
+          </w:p>
+        </w:tc>
+        <w:tc>
+          <w:tcPr>
+            <w:tcW w:w="2381" w:type="dxa"/>
+            <w:vAlign w:val="center"/>
+          </w:tcPr>
+          <w:p>
+            <w:pPr>
+              <w:rPr>
+                <w:rFonts w:ascii="Arial Narrow" w:hAnsi="Arial Narrow"/>
+                <w:bCs/>
+                <w:sz w:val="20"/>
+                <w:szCs w:val="20"/>
+              </w:rPr>
+            </w:pPr>
+            <w:r>
+              <w:rPr>
+                <w:rFonts w:ascii="Arial Narrow" w:hAnsi="Arial Narrow"/>
+                <w:sz w:val="20"/>
+                <w:szCs w:val="20"/>
+              </w:rPr>
+              <w:t>Saúde do homem</w:t>
+            </w:r>
+          </w:p>
+        </w:tc>
+        <w:tc>
+          <w:tcPr>
+            <w:tcW w:w="2438" w:type="dxa"/>
+            <w:vAlign w:val="center"/>
+          </w:tcPr>
+          <w:p>
+            <w:pPr>
+              <w:rPr>
+                <w:rFonts w:ascii="Arial Narrow" w:hAnsi="Arial Narrow"/>
+                <w:sz w:val="20"/>
+                <w:szCs w:val="20"/>
+              </w:rPr>
+            </w:pPr>
+            <w:r>
+              <w:rPr>
+                <w:rFonts w:ascii="Arial Narrow" w:hAnsi="Arial Narrow"/>
+                <w:sz w:val="20"/>
+                <w:szCs w:val="20"/>
+              </w:rPr>
+              <w:t>Trabalhadores</w:t>
+            </w:r>
+          </w:p>
+        </w:tc>
+        <w:tc>
+          <w:tcPr>
+            <w:tcW w:w="2172" w:type="dxa"/>
+          </w:tcPr>
+          <w:p>
+            <w:pPr>
+              <w:rPr>
+                <w:rFonts w:ascii="Arial Narrow" w:hAnsi="Arial Narrow"/>
+                <w:sz w:val="20"/>
+                <w:szCs w:val="20"/>
+              </w:rPr>
+            </w:pPr>
+            <w:r>
+              <w:rPr>
+                <w:rFonts w:ascii="Arial Narrow" w:hAnsi="Arial Narrow"/>
+                <w:sz w:val="20"/>
+                <w:szCs w:val="20"/>
+              </w:rPr>
+              <w:t xml:space="preserve">Administração da empresa </w:t>
+            </w:r>
+          </w:p>
+        </w:tc>
+        <w:tc>
+          <w:tcPr>
+            <w:tcW w:w="2268" w:type="dxa"/>
+            <w:vAlign w:val="center"/>
+          </w:tcPr>
+          <w:p>
+            <w:pPr>
+              <w:rPr>
+                <w:rFonts w:ascii="Arial Narrow" w:hAnsi="Arial Narrow"/>
+                <w:sz w:val="20"/>
+                <w:szCs w:val="20"/>
+              </w:rPr>
+            </w:pPr>
+            <w:r>
+              <w:rPr>
+                <w:rFonts w:ascii="Arial Narrow" w:hAnsi="Arial Narrow"/>
+                <w:sz w:val="20"/>
+                <w:szCs w:val="20"/>
+              </w:rPr>
+              <w:t>Lista de presença e certificados</w:t>
+            </w:r>
+          </w:p>
+        </w:tc>
+      </w:tr>
+      <w:tr>
+        <w:trPr>
+          <w:jc w:val="center"/>
+        </w:trPr>
+        <w:tc>
+          <w:tcPr>
+            <w:tcW w:w="1191" w:type="dxa"/>
+            <w:vAlign w:val="center"/>
+          </w:tcPr>
+          <w:p>
+            <w:pPr>
+              <w:rPr>
+                <w:rFonts w:ascii="Arial Narrow" w:hAnsi="Arial Narrow"/>
+                <w:sz w:val="20"/>
+                <w:szCs w:val="20"/>
+              </w:rPr>
+            </w:pPr>
+            <w:r>
+              <w:rPr>
+                <w:rFonts w:ascii="Arial Narrow" w:hAnsi="Arial Narrow"/>
+                <w:sz w:val="20"/>
+                <w:szCs w:val="20"/>
+              </w:rPr>
+              <w:t xml:space="preserve">Abril </w:t>
+            </w:r>
+          </w:p>
+        </w:tc>
+        <w:tc>
+          <w:tcPr>
+            <w:tcW w:w="2381" w:type="dxa"/>
+            <w:vAlign w:val="center"/>
+          </w:tcPr>
+          <w:p>
+            <w:pPr>
+              <w:rPr>
+                <w:rFonts w:ascii="Arial Narrow" w:hAnsi="Arial Narrow"/>
+                <w:sz w:val="20"/>
+                <w:szCs w:val="20"/>
+              </w:rPr>
+            </w:pPr>
+            <w:r>
+              <w:rPr>
+                <w:rFonts w:ascii="Arial Narrow" w:hAnsi="Arial Narrow"/>
+                <w:sz w:val="20"/>
+                <w:szCs w:val="20"/>
+              </w:rPr>
+              <w:t>Vacinação</w:t>
+            </w:r>
+          </w:p>
+        </w:tc>
+        <w:tc>
+          <w:tcPr>
+            <w:tcW w:w="2438" w:type="dxa"/>
+            <w:vAlign w:val="center"/>
+          </w:tcPr>
+          <w:p>
+            <w:pPr>
+              <w:rPr>
+                <w:rFonts w:ascii="Arial Narrow" w:hAnsi="Arial Narrow"/>
+                <w:sz w:val="20"/>
+                <w:szCs w:val="20"/>
+              </w:rPr>
+            </w:pPr>
+            <w:r>
+              <w:rPr>
+                <w:rFonts w:ascii="Arial Narrow" w:hAnsi="Arial Narrow"/>
+                <w:sz w:val="20"/>
+                <w:szCs w:val="20"/>
+              </w:rPr>
+              <w:t>Gestão e responsáveis</w:t>
+            </w:r>
+          </w:p>
+        </w:tc>
+        <w:tc>
+          <w:tcPr>
+            <w:tcW w:w="2172" w:type="dxa"/>
+          </w:tcPr>
+          <w:p>
+            <w:pPr>
+              <w:rPr>
+                <w:rFonts w:ascii="Arial Narrow" w:hAnsi="Arial Narrow"/>
+                <w:sz w:val="20"/>
+                <w:szCs w:val="20"/>
+              </w:rPr>
+            </w:pPr>
+            <w:r>
+              <w:rPr>
+                <w:rFonts w:ascii="Arial Narrow" w:hAnsi="Arial Narrow"/>
+                <w:sz w:val="20"/>
+                <w:szCs w:val="20"/>
+              </w:rPr>
+              <w:t xml:space="preserve">Administração da empresa </w:t>
+            </w:r>
+          </w:p>
+        </w:tc>
+        <w:tc>
+          <w:tcPr>
+            <w:tcW w:w="2268" w:type="dxa"/>
+            <w:vAlign w:val="center"/>
+          </w:tcPr>
+          <w:p>
+            <w:pPr>
+              <w:rPr>
+                <w:rFonts w:ascii="Arial Narrow" w:hAnsi="Arial Narrow"/>
+                <w:sz w:val="20"/>
+                <w:szCs w:val="20"/>
+              </w:rPr>
+            </w:pPr>
+            <w:r>
+              <w:rPr>
+                <w:rFonts w:ascii="Arial Narrow" w:hAnsi="Arial Narrow"/>
+                <w:sz w:val="20"/>
+                <w:szCs w:val="20"/>
+              </w:rPr>
+              <w:t>Lista de presença e cartões de vacina</w:t>
+            </w:r>
+          </w:p>
+        </w:tc>
+      </w:tr>
+      <w:tr>
+        <w:trPr>
+          <w:jc w:val="center"/>
+        </w:trPr>
+        <w:tc>
+          <w:tcPr>
+            <w:tcW w:w="1191" w:type="dxa"/>
+            <w:vAlign w:val="center"/>
+          </w:tcPr>
+          <w:p>
+            <w:pPr>
+              <w:rPr>
+                <w:rFonts w:ascii="Arial Narrow" w:hAnsi="Arial Narrow"/>
+                <w:sz w:val="20"/>
+                <w:szCs w:val="20"/>
+              </w:rPr>
+            </w:pPr>
+            <w:r>
+              <w:rPr>
+                <w:rFonts w:ascii="Arial Narrow" w:hAnsi="Arial Narrow"/>
+                <w:sz w:val="20"/>
+                <w:szCs w:val="20"/>
+              </w:rPr>
+              <w:t xml:space="preserve">Maio </w:t>
+            </w:r>
+          </w:p>
+        </w:tc>
+        <w:tc>
+          <w:tcPr>
+            <w:tcW w:w="2381" w:type="dxa"/>
+            <w:vAlign w:val="center"/>
+          </w:tcPr>
+          <w:p>
+            <w:pPr>
+              <w:rPr>
+                <w:rFonts w:ascii="Arial Narrow" w:hAnsi="Arial Narrow"/>
+                <w:sz w:val="20"/>
+                <w:szCs w:val="20"/>
+              </w:rPr>
+            </w:pPr>
+            <w:r>
+              <w:rPr>
+                <w:rFonts w:ascii="Arial Narrow" w:hAnsi="Arial Narrow"/>
+                <w:sz w:val="20"/>
+                <w:szCs w:val="20"/>
+              </w:rPr>
+              <w:t>Relatório anual do PCMSO</w:t>
+            </w:r>
+          </w:p>
+        </w:tc>
+        <w:tc>
+          <w:tcPr>
+            <w:tcW w:w="2438" w:type="dxa"/>
+            <w:vAlign w:val="center"/>
+          </w:tcPr>
+          <w:p>
+            <w:pPr>
+              <w:rPr>
+                <w:rFonts w:ascii="Arial Narrow" w:hAnsi="Arial Narrow"/>
+                <w:sz w:val="20"/>
+                <w:szCs w:val="20"/>
+              </w:rPr>
+            </w:pPr>
+            <w:r>
+              <w:rPr>
+                <w:rFonts w:ascii="Arial Narrow" w:hAnsi="Arial Narrow"/>
+                <w:sz w:val="20"/>
+                <w:szCs w:val="20"/>
+              </w:rPr>
+              <w:t>Gestão e responsáveis</w:t>
+            </w:r>
+          </w:p>
+        </w:tc>
+        <w:tc>
+          <w:tcPr>
+            <w:tcW w:w="2172" w:type="dxa"/>
+          </w:tcPr>
+          <w:p>
+            <w:pPr>
+              <w:rPr>
+                <w:rFonts w:ascii="Arial Narrow" w:hAnsi="Arial Narrow"/>
+                <w:sz w:val="20"/>
+                <w:szCs w:val="20"/>
+              </w:rPr>
+            </w:pPr>
+            <w:r>
+              <w:rPr>
+                <w:rFonts w:ascii="Arial Narrow" w:hAnsi="Arial Narrow"/>
+                <w:sz w:val="20"/>
+                <w:szCs w:val="20"/>
+              </w:rPr>
+              <w:t xml:space="preserve">Administração da empresa </w:t>
+            </w:r>
+          </w:p>
+        </w:tc>
+        <w:tc>
+          <w:tcPr>
+            <w:tcW w:w="2268" w:type="dxa"/>
+            <w:vAlign w:val="center"/>
+          </w:tcPr>
+          <w:p>
+            <w:pPr>
+              <w:rPr>
+                <w:rFonts w:ascii="Arial Narrow" w:hAnsi="Arial Narrow"/>
+                <w:sz w:val="20"/>
+                <w:szCs w:val="20"/>
+              </w:rPr>
+            </w:pPr>
+            <w:r>
+              <w:rPr>
+                <w:rFonts w:ascii="Arial Narrow" w:hAnsi="Arial Narrow"/>
+                <w:sz w:val="20"/>
+                <w:szCs w:val="20"/>
+              </w:rPr>
+              <w:t>Relatório anual</w:t>
+            </w:r>
+          </w:p>
+        </w:tc>
+      </w:tr>
+      <w:bookmarkEnd w:id="4"/>
+    </w:tbl>
+    <w:p>
+      <w:pPr>
+        <w:rPr>
+          <w:rFonts w:ascii="Arial Narrow" w:hAnsi="Arial Narrow"/>
+          <w:b/>
+          <w:bCs/>
+        </w:rPr>
+      </w:pPr>
+    </w:p>
+    <w:p>
+      <w:pPr>
+        <w:rPr>
+          <w:rFonts w:ascii="Arial Narrow" w:hAnsi="Arial Narrow"/>
+          <w:b/>
+          <w:bCs/>
+        </w:rPr>
+      </w:pPr>
+      <w:r>
+        <w:rPr>
+          <w:rFonts w:ascii="Arial Narrow" w:hAnsi="Arial Narrow"/>
+          <w:b/>
+          <w:bCs/>
+        </w:rPr>
+        <w:br w:type="page"/>
+      </w:r>
+    </w:p>
+    <w:p>
+      <w:pPr>
+        <w:jc w:val="center"/>
+        <w:rPr>
+          <w:rFonts w:ascii="Arial Narrow" w:hAnsi="Arial Narrow"/>
+          <w:b/>
+          <w:bCs/>
+        </w:rPr>
+      </w:pPr>
+      <w:r>
+        <w:rPr>
+          <w:rFonts w:ascii="Arial Narrow" w:hAnsi="Arial Narrow"/>
           <w:b/>
           <w:bCs/>
         </w:rPr>
@@ -24077,7 +28982,7 @@
           </mc:Choice>
           <mc:Fallback>
             <w:pict>
-              <v:group w14:anchorId="6CC3C4EE" id="Group 63" o:spid="_x0000_s1026" style="position:absolute;margin-left:30.4pt;margin-top:6.55pt;width:534.75pt;height:1pt;z-index:-251656192;mso-wrap-distance-left:0;mso-wrap-distance-right:0;mso-position-horizontal-relative:page" coordsize="67913,127" o:gfxdata="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">
+              <v:group w14:anchorId="5EF2DB79" id="Group 63" o:spid="_x0000_s1026" style="position:absolute;margin-left:30.4pt;margin-top:6.55pt;width:534.75pt;height:1pt;z-index:-251656192;mso-wrap-distance-left:0;mso-wrap-distance-right:0;mso-position-horizontal-relative:page" coordsize="67913,127" o:gfxdata="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">
                 <v:shape id="Graphic 64" o:spid="_x0000_s1027" style="position:absolute;width:67913;height:63;visibility:visible;mso-wrap-style:square;v-text-anchor:top" coordsize="6791325,6350" o:gfxdata="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" path="m6790943,6095l,6095,,,6790943,r,6095xe" fillcolor="#999" stroked="f">
                   <v:path arrowok="t"/>
                 </v:shape>
@@ -24390,7 +29295,7 @@
           </mc:Choice>
           <mc:Fallback>
             <w:pict>
-              <v:group w14:anchorId="2D84B792" id="Group 67" o:spid="_x0000_s1026" style="position:absolute;margin-left:30.4pt;margin-top:6.85pt;width:534.75pt;height:1pt;z-index:-251655168;mso-wrap-distance-left:0;mso-wrap-distance-right:0;mso-position-horizontal-relative:page" coordsize="67913,127" o:gfxdata="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">
+              <v:group w14:anchorId="32F4867D" id="Group 67" o:spid="_x0000_s1026" style="position:absolute;margin-left:30.4pt;margin-top:6.85pt;width:534.75pt;height:1pt;z-index:-251655168;mso-wrap-distance-left:0;mso-wrap-distance-right:0;mso-position-horizontal-relative:page" coordsize="67913,127" o:gfxdata="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">
                 <v:shape id="Graphic 68" o:spid="_x0000_s1027" style="position:absolute;width:67913;height:63;visibility:visible;mso-wrap-style:square;v-text-anchor:top" coordsize="6791325,6350" o:gfxdata="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" path="m6790943,6095l,6095,,,6790943,r,6095xe" fillcolor="#999" stroked="f">
                   <v:path arrowok="t"/>
                 </v:shape>
@@ -26539,7 +31444,7 @@
     <w:lsdException w:name="Table Web 2" w:semiHidden="1" w:unhideWhenUsed="1"/>
     <w:lsdException w:name="Table Web 3" w:semiHidden="1" w:unhideWhenUsed="1"/>
     <w:lsdException w:name="Balloon Text" w:semiHidden="1" w:unhideWhenUsed="1"/>
-    <w:lsdException w:name="Table Grid" w:uiPriority="39"/>
+    <w:lsdException w:name="Table Grid" w:uiPriority="59"/>
     <w:lsdException w:name="Table Theme" w:semiHidden="1" w:unhideWhenUsed="1"/>
     <w:lsdException w:name="Placeholder Text" w:semiHidden="1"/>
     <w:lsdException w:name="No Spacing" w:uiPriority="1" w:qFormat="1"/>
@@ -27010,6 +31915,31 @@
       </w:tblCellMar>
     </w:tblPr>
   </w:style>
+  <w:style w:type="table" w:styleId="Tabelacomgrade">
+    <w:name w:val="Table Grid"/>
+    <w:basedOn w:val="Tabelanormal"/>
+    <w:uiPriority w:val="59"/>
+    <w:rsid w:val="00002DB3"/>
+    <w:pPr>
+      <w:widowControl/>
+      <w:autoSpaceDE/>
+      <w:autoSpaceDN/>
+    </w:pPr>
+    <w:rPr>
+      <w:rFonts w:eastAsiaTheme="minorEastAsia"/>
+      <w:lang w:val="pt-BR" w:eastAsia="pt-BR"/>
+    </w:rPr>
+    <w:tblPr>
+      <w:tblBorders>
+        <w:top w:val="single" w:sz="4" w:space="0" w:color="000000" w:themeColor="text1"/>
+        <w:left w:val="single" w:sz="4" w:space="0" w:color="000000" w:themeColor="text1"/>
+        <w:bottom w:val="single" w:sz="4" w:space="0" w:color="000000" w:themeColor="text1"/>
+        <w:right w:val="single" w:sz="4" w:space="0" w:color="000000" w:themeColor="text1"/>
+        <w:insideH w:val="single" w:sz="4" w:space="0" w:color="000000" w:themeColor="text1"/>
+        <w:insideV w:val="single" w:sz="4" w:space="0" w:color="000000" w:themeColor="text1"/>
+      </w:tblBorders>
+    </w:tblPr>
+  </w:style>
 </w:styles>
 </file>
 

--- a/pgr_app/modelos/modelo_pcmso_completo.docx
+++ b/pgr_app/modelos/modelo_pcmso_completo.docx
@@ -23420,7 +23420,7 @@
                 <w:color w:val="000000"/>
                 <w:lang w:val="pt-BR"/>
               </w:rPr>
-              <w:t>Nome do setor:</w:t>
+              <w:t>Nome do GES:</w:t>
             </w:r>
           </w:p>
         </w:tc>
@@ -23573,7 +23573,7 @@
                 <w:color w:val="000000"/>
                 <w:lang w:val="pt-BR"/>
               </w:rPr>
-              <w:t>Funções no Setor</w:t>
+              <w:t>Funções no GES</w:t>
             </w:r>
           </w:p>
         </w:tc>
@@ -27791,7 +27791,7 @@
                 <w:sz w:val="20"/>
                 <w:szCs w:val="20"/>
               </w:rPr>
-              <w:t>SETOR</w:t>
+              <w:t>GES</w:t>
             </w:r>
           </w:p>
         </w:tc>
